--- a/06_merge_sort/mergeSort.docx
+++ b/06_merge_sort/mergeSort.docx
@@ -176,61 +176,7 @@
           <w:sz w:val="32"/>
           <w:szCs w:val="32"/>
         </w:rPr>
-        <w:t>midpoint = (</w:t>
-      </w:r>
-      <w:r>
-        <w:rPr>
-          <w:b/>
-          <w:bCs/>
-          <w:sz w:val="32"/>
-          <w:szCs w:val="32"/>
-        </w:rPr>
-        <w:t>end</w:t>
-      </w:r>
-      <w:r>
-        <w:rPr>
-          <w:b/>
-          <w:bCs/>
-          <w:sz w:val="32"/>
-          <w:szCs w:val="32"/>
-        </w:rPr>
-        <w:t xml:space="preserve"> </w:t>
-      </w:r>
-      <w:r>
-        <w:rPr>
-          <w:b/>
-          <w:bCs/>
-          <w:sz w:val="32"/>
-          <w:szCs w:val="32"/>
-        </w:rPr>
-        <w:t>-</w:t>
-      </w:r>
-      <w:r>
-        <w:rPr>
-          <w:b/>
-          <w:bCs/>
-          <w:sz w:val="32"/>
-          <w:szCs w:val="32"/>
-        </w:rPr>
-        <w:t xml:space="preserve"> </w:t>
-      </w:r>
-      <w:r>
-        <w:rPr>
-          <w:b/>
-          <w:bCs/>
-          <w:sz w:val="32"/>
-          <w:szCs w:val="32"/>
-        </w:rPr>
-        <w:t>start</w:t>
-      </w:r>
-      <w:r>
-        <w:rPr>
-          <w:b/>
-          <w:bCs/>
-          <w:sz w:val="32"/>
-          <w:szCs w:val="32"/>
-        </w:rPr>
-        <w:t>) / 2</w:t>
+        <w:t>midpoint = (end - start) / 2</w:t>
       </w:r>
       <w:r>
         <w:rPr>
@@ -298,25 +244,7 @@
           <w:sz w:val="32"/>
           <w:szCs w:val="32"/>
         </w:rPr>
-        <w:t xml:space="preserve">- call yourself twice, one for the left </w:t>
-      </w:r>
-      <w:r>
-        <w:rPr>
-          <w:b/>
-          <w:bCs/>
-          <w:sz w:val="32"/>
-          <w:szCs w:val="32"/>
-        </w:rPr>
-        <w:t>portion</w:t>
-      </w:r>
-      <w:r>
-        <w:rPr>
-          <w:b/>
-          <w:bCs/>
-          <w:sz w:val="32"/>
-          <w:szCs w:val="32"/>
-        </w:rPr>
-        <w:t xml:space="preserve"> the other for the right portion</w:t>
+        <w:t>- call yourself twice, one for the left portion the other for the right portion</w:t>
       </w:r>
     </w:p>
     <w:p>
@@ -370,16 +298,7 @@
           <w:sz w:val="32"/>
           <w:szCs w:val="32"/>
         </w:rPr>
-        <w:t xml:space="preserve">- </w:t>
-      </w:r>
-      <w:r>
-        <w:rPr>
-          <w:b/>
-          <w:bCs/>
-          <w:sz w:val="32"/>
-          <w:szCs w:val="32"/>
-        </w:rPr>
-        <w:t>print x</w:t>
+        <w:t>- print x</w:t>
       </w:r>
     </w:p>
     <w:p>
@@ -543,13 +462,7 @@
         <w:ind w:left="720"/>
       </w:pPr>
       <w:r>
-        <w:t>MERGE</w:t>
-      </w:r>
-      <w:r>
-        <w:t xml:space="preserve"> </w:t>
-      </w:r>
-      <w:r>
-        <w:t xml:space="preserve">(A, </w:t>
+        <w:t xml:space="preserve">MERGE (A, </w:t>
       </w:r>
       <w:proofErr w:type="spellStart"/>
       <w:proofErr w:type="gramStart"/>
@@ -719,7 +632,6 @@
         <w:bidi/>
         <w:spacing w:after="0"/>
         <w:rPr>
-          <w:rFonts w:hint="cs"/>
           <w:b/>
           <w:bCs/>
           <w:sz w:val="32"/>
@@ -860,6 +772,7 @@
         <w:rPr>
           <w:b/>
           <w:bCs/>
+          <w:color w:val="002060"/>
           <w:sz w:val="32"/>
           <w:szCs w:val="32"/>
           <w:u w:val="single"/>
@@ -895,24 +808,35 @@
           <w:szCs w:val="32"/>
           <w:u w:val="single"/>
         </w:rPr>
-        <w:t xml:space="preserve"> 3 repeated steps divide - </w:t>
-      </w:r>
-      <w:proofErr w:type="spellStart"/>
-      <w:r>
-        <w:rPr>
-          <w:b/>
-          <w:bCs/>
+        <w:t xml:space="preserve"> 3 repeated steps </w:t>
+      </w:r>
+      <w:r>
+        <w:rPr>
+          <w:b/>
+          <w:bCs/>
+          <w:color w:val="002060"/>
           <w:sz w:val="32"/>
           <w:szCs w:val="32"/>
           <w:u w:val="single"/>
         </w:rPr>
-        <w:t>conqor</w:t>
-      </w:r>
-      <w:proofErr w:type="spellEnd"/>
-      <w:r>
-        <w:rPr>
-          <w:b/>
-          <w:bCs/>
+        <w:t xml:space="preserve">divide - </w:t>
+      </w:r>
+      <w:r>
+        <w:rPr>
+          <w:b/>
+          <w:bCs/>
+          <w:color w:val="002060"/>
+          <w:sz w:val="32"/>
+          <w:szCs w:val="32"/>
+          <w:u w:val="single"/>
+        </w:rPr>
+        <w:t>conquer</w:t>
+      </w:r>
+      <w:r>
+        <w:rPr>
+          <w:b/>
+          <w:bCs/>
+          <w:color w:val="002060"/>
           <w:sz w:val="32"/>
           <w:szCs w:val="32"/>
           <w:u w:val="single"/>
@@ -1572,6 +1496,4505 @@
       <w:pPr>
         <w:bidi/>
         <w:spacing w:after="0"/>
+        <w:rPr>
+          <w:rFonts w:hint="cs"/>
+          <w:b/>
+          <w:bCs/>
+          <w:color w:val="002060"/>
+          <w:sz w:val="42"/>
+          <w:szCs w:val="42"/>
+          <w:lang w:bidi="ar-EG"/>
+        </w:rPr>
+      </w:pPr>
+      <w:r>
+        <w:rPr>
+          <w:rFonts w:hint="cs"/>
+          <w:b/>
+          <w:bCs/>
+          <w:color w:val="002060"/>
+          <w:sz w:val="42"/>
+          <w:szCs w:val="42"/>
+          <w:rtl/>
+          <w:lang w:bidi="ar-EG"/>
+        </w:rPr>
+        <w:t xml:space="preserve">- هل لازم </w:t>
+      </w:r>
+      <w:r>
+        <w:rPr>
+          <w:b/>
+          <w:bCs/>
+          <w:color w:val="002060"/>
+          <w:sz w:val="42"/>
+          <w:szCs w:val="42"/>
+          <w:lang w:bidi="ar-EG"/>
+        </w:rPr>
+        <w:t xml:space="preserve">tree </w:t>
+      </w:r>
+      <w:r>
+        <w:rPr>
+          <w:rFonts w:hint="cs"/>
+          <w:b/>
+          <w:bCs/>
+          <w:color w:val="002060"/>
+          <w:sz w:val="42"/>
+          <w:szCs w:val="42"/>
+          <w:rtl/>
+          <w:lang w:bidi="ar-EG"/>
+        </w:rPr>
+        <w:t xml:space="preserve"> ؟ أه لازم طالما احنا دخلنا في سكة التقسيم يبقى </w:t>
+      </w:r>
+      <w:r>
+        <w:rPr>
+          <w:b/>
+          <w:bCs/>
+          <w:color w:val="002060"/>
+          <w:sz w:val="42"/>
+          <w:szCs w:val="42"/>
+          <w:lang w:bidi="ar-EG"/>
+        </w:rPr>
+        <w:t xml:space="preserve">tree </w:t>
+      </w:r>
+      <w:r>
+        <w:rPr>
+          <w:rFonts w:hint="cs"/>
+          <w:b/>
+          <w:bCs/>
+          <w:color w:val="002060"/>
+          <w:sz w:val="42"/>
+          <w:szCs w:val="42"/>
+          <w:rtl/>
+          <w:lang w:bidi="ar-EG"/>
+        </w:rPr>
+        <w:t xml:space="preserve"> طالما انت نازل تقسم يبقى </w:t>
+      </w:r>
+      <w:r>
+        <w:rPr>
+          <w:b/>
+          <w:bCs/>
+          <w:color w:val="002060"/>
+          <w:sz w:val="42"/>
+          <w:szCs w:val="42"/>
+          <w:lang w:bidi="ar-EG"/>
+        </w:rPr>
+        <w:t>tr</w:t>
+      </w:r>
+      <w:r>
+        <w:rPr>
+          <w:b/>
+          <w:bCs/>
+          <w:color w:val="002060"/>
+          <w:sz w:val="42"/>
+          <w:szCs w:val="42"/>
+          <w:lang w:bidi="ar-EG"/>
+        </w:rPr>
+        <w:t>ee</w:t>
+      </w:r>
+    </w:p>
+    <w:p>
+      <w:pPr>
+        <w:bidi/>
+        <w:spacing w:after="0"/>
+        <w:jc w:val="center"/>
+        <w:rPr>
+          <w:b/>
+          <w:bCs/>
+          <w:color w:val="002060"/>
+          <w:sz w:val="34"/>
+          <w:szCs w:val="34"/>
+          <w:rtl/>
+          <w:lang w:bidi="ar-EG"/>
+        </w:rPr>
+      </w:pPr>
+      <w:r>
+        <w:rPr>
+          <w:rFonts w:hint="cs"/>
+          <w:b/>
+          <w:bCs/>
+          <w:color w:val="002060"/>
+          <w:sz w:val="34"/>
+          <w:szCs w:val="34"/>
+          <w:rtl/>
+          <w:lang w:bidi="ar-EG"/>
+        </w:rPr>
+        <w:t xml:space="preserve">ال </w:t>
+      </w:r>
+      <w:r>
+        <w:rPr>
+          <w:b/>
+          <w:bCs/>
+          <w:color w:val="002060"/>
+          <w:sz w:val="34"/>
+          <w:szCs w:val="34"/>
+          <w:lang w:bidi="ar-EG"/>
+        </w:rPr>
+        <w:t xml:space="preserve"> </w:t>
+      </w:r>
+      <w:r>
+        <w:rPr>
+          <w:b/>
+          <w:bCs/>
+          <w:color w:val="002060"/>
+          <w:sz w:val="34"/>
+          <w:szCs w:val="34"/>
+          <w:lang w:bidi="ar-EG"/>
+        </w:rPr>
+        <w:t xml:space="preserve">tree </w:t>
+      </w:r>
+      <w:r>
+        <w:rPr>
+          <w:rFonts w:hint="cs"/>
+          <w:b/>
+          <w:bCs/>
+          <w:color w:val="002060"/>
+          <w:sz w:val="34"/>
+          <w:szCs w:val="34"/>
+          <w:rtl/>
+          <w:lang w:bidi="ar-EG"/>
+        </w:rPr>
+        <w:t xml:space="preserve">انواع كتير اوي والنوع اللي عندنا ده </w:t>
+      </w:r>
+      <w:r>
+        <w:rPr>
+          <w:rFonts w:hint="cs"/>
+          <w:b/>
+          <w:bCs/>
+          <w:color w:val="002060"/>
+          <w:sz w:val="34"/>
+          <w:szCs w:val="34"/>
+          <w:rtl/>
+          <w:lang w:bidi="ar-EG"/>
+        </w:rPr>
+        <w:t>اسمه</w:t>
+      </w:r>
+      <w:r>
+        <w:rPr>
+          <w:b/>
+          <w:bCs/>
+          <w:color w:val="002060"/>
+          <w:sz w:val="34"/>
+          <w:szCs w:val="34"/>
+          <w:lang w:bidi="ar-EG"/>
+        </w:rPr>
+        <w:t xml:space="preserve">Binary Tress </w:t>
+      </w:r>
+      <w:r>
+        <w:rPr>
+          <w:rFonts w:hint="cs"/>
+          <w:b/>
+          <w:bCs/>
+          <w:color w:val="002060"/>
+          <w:sz w:val="34"/>
+          <w:szCs w:val="34"/>
+          <w:rtl/>
+          <w:lang w:bidi="ar-EG"/>
+        </w:rPr>
+        <w:t xml:space="preserve"> لانه ماشي في اتجاهين فقط</w:t>
+      </w:r>
+    </w:p>
+    <w:p>
+      <w:pPr>
+        <w:bidi/>
+        <w:spacing w:after="0"/>
+        <w:jc w:val="center"/>
+        <w:rPr>
+          <w:b/>
+          <w:bCs/>
+          <w:sz w:val="34"/>
+          <w:szCs w:val="34"/>
+          <w:rtl/>
+          <w:lang w:bidi="ar-EG"/>
+        </w:rPr>
+      </w:pPr>
+      <w:r>
+        <w:rPr>
+          <w:rFonts w:hint="cs"/>
+          <w:b/>
+          <w:bCs/>
+          <w:sz w:val="34"/>
+          <w:szCs w:val="34"/>
+          <w:rtl/>
+          <w:lang w:bidi="ar-EG"/>
+        </w:rPr>
+        <w:t>--</w:t>
+      </w:r>
+    </w:p>
+    <w:p>
+      <w:pPr>
+        <w:bidi/>
+        <w:spacing w:after="0"/>
+        <w:rPr>
+          <w:b/>
+          <w:bCs/>
+          <w:sz w:val="34"/>
+          <w:szCs w:val="34"/>
+          <w:rtl/>
+          <w:lang w:bidi="ar-EG"/>
+        </w:rPr>
+      </w:pPr>
+      <w:r>
+        <w:rPr>
+          <w:rFonts w:hint="cs"/>
+          <w:b/>
+          <w:bCs/>
+          <w:sz w:val="34"/>
+          <w:szCs w:val="34"/>
+          <w:rtl/>
+          <w:lang w:bidi="ar-EG"/>
+        </w:rPr>
+        <w:t>- وده اللي ا</w:t>
+      </w:r>
+      <w:r>
+        <w:rPr>
+          <w:rFonts w:hint="cs"/>
+          <w:b/>
+          <w:bCs/>
+          <w:sz w:val="34"/>
+          <w:szCs w:val="34"/>
+          <w:rtl/>
+          <w:lang w:bidi="ar-EG"/>
+        </w:rPr>
+        <w:t xml:space="preserve">حنا عايزين نركز عليه مش عايزين اي حاجه تانيه دلوقتي </w:t>
+      </w:r>
+    </w:p>
+    <w:p>
+      <w:pPr>
+        <w:bidi/>
+        <w:spacing w:after="0"/>
+        <w:rPr>
+          <w:b/>
+          <w:bCs/>
+          <w:sz w:val="34"/>
+          <w:szCs w:val="34"/>
+          <w:rtl/>
+          <w:lang w:bidi="ar-EG"/>
+        </w:rPr>
+      </w:pPr>
+      <w:r>
+        <w:rPr>
+          <w:rFonts w:hint="cs"/>
+          <w:b/>
+          <w:bCs/>
+          <w:sz w:val="34"/>
+          <w:szCs w:val="34"/>
+          <w:rtl/>
+          <w:lang w:bidi="ar-EG"/>
+        </w:rPr>
+        <w:t>- كمان احنا بنفترض انها متساويه بنفترض ان جي لينا رقم ينفع يتقسم على 2</w:t>
+      </w:r>
+    </w:p>
+    <w:p>
+      <w:pPr>
+        <w:bidi/>
+        <w:spacing w:after="0"/>
+        <w:rPr>
+          <w:b/>
+          <w:bCs/>
+          <w:sz w:val="34"/>
+          <w:szCs w:val="34"/>
+          <w:rtl/>
+          <w:lang w:bidi="ar-EG"/>
+        </w:rPr>
+      </w:pPr>
+      <w:r>
+        <w:rPr>
+          <w:rFonts w:hint="cs"/>
+          <w:b/>
+          <w:bCs/>
+          <w:sz w:val="34"/>
+          <w:szCs w:val="34"/>
+          <w:rtl/>
+          <w:lang w:bidi="ar-EG"/>
+        </w:rPr>
+        <w:t xml:space="preserve">- العلماء اجتمعوا على شئ تجاهل اي </w:t>
+      </w:r>
+      <w:r>
+        <w:rPr>
+          <w:b/>
+          <w:bCs/>
+          <w:sz w:val="34"/>
+          <w:szCs w:val="34"/>
+          <w:lang w:bidi="ar-EG"/>
+        </w:rPr>
+        <w:t xml:space="preserve">special case </w:t>
+      </w:r>
+      <w:r>
+        <w:rPr>
+          <w:rFonts w:hint="cs"/>
+          <w:b/>
+          <w:bCs/>
+          <w:sz w:val="34"/>
+          <w:szCs w:val="34"/>
+          <w:rtl/>
+          <w:lang w:bidi="ar-EG"/>
+        </w:rPr>
+        <w:t xml:space="preserve"> تخص الـ </w:t>
+      </w:r>
+      <w:r>
+        <w:rPr>
+          <w:b/>
+          <w:bCs/>
+          <w:sz w:val="34"/>
+          <w:szCs w:val="34"/>
+          <w:lang w:bidi="ar-EG"/>
+        </w:rPr>
+        <w:t xml:space="preserve">tree </w:t>
+      </w:r>
+      <w:r>
+        <w:rPr>
+          <w:rFonts w:hint="cs"/>
+          <w:b/>
+          <w:bCs/>
+          <w:sz w:val="34"/>
+          <w:szCs w:val="34"/>
+          <w:rtl/>
+          <w:lang w:bidi="ar-EG"/>
+        </w:rPr>
+        <w:t xml:space="preserve"> دي</w:t>
+      </w:r>
+    </w:p>
+    <w:p>
+      <w:pPr>
+        <w:bidi/>
+        <w:spacing w:after="0"/>
+        <w:rPr>
+          <w:b/>
+          <w:bCs/>
+          <w:sz w:val="34"/>
+          <w:szCs w:val="34"/>
+          <w:rtl/>
+          <w:lang w:bidi="ar-EG"/>
+        </w:rPr>
+      </w:pPr>
+      <w:r>
+        <w:rPr>
+          <w:rFonts w:hint="cs"/>
+          <w:b/>
+          <w:bCs/>
+          <w:sz w:val="34"/>
+          <w:szCs w:val="34"/>
+          <w:rtl/>
+          <w:lang w:bidi="ar-EG"/>
+        </w:rPr>
+        <w:t xml:space="preserve">- ماذا لو جالي </w:t>
+      </w:r>
+      <w:r>
+        <w:rPr>
+          <w:b/>
+          <w:bCs/>
+          <w:sz w:val="34"/>
+          <w:szCs w:val="34"/>
+          <w:lang w:bidi="ar-EG"/>
+        </w:rPr>
+        <w:t xml:space="preserve">n = 5 </w:t>
+      </w:r>
+      <w:r>
+        <w:rPr>
+          <w:rFonts w:hint="cs"/>
+          <w:b/>
+          <w:bCs/>
+          <w:sz w:val="34"/>
+          <w:szCs w:val="34"/>
+          <w:rtl/>
+          <w:lang w:bidi="ar-EG"/>
+        </w:rPr>
+        <w:t xml:space="preserve"> هتتقسم ناحية فيها 2 وناحيه فيها 3</w:t>
+      </w:r>
+    </w:p>
+    <w:p>
+      <w:pPr>
+        <w:bidi/>
+        <w:spacing w:after="0"/>
+        <w:rPr>
+          <w:b/>
+          <w:bCs/>
+          <w:sz w:val="34"/>
+          <w:szCs w:val="34"/>
+          <w:rtl/>
+          <w:lang w:bidi="ar-EG"/>
+        </w:rPr>
+      </w:pPr>
+      <w:r>
+        <w:rPr>
+          <w:rFonts w:hint="cs"/>
+          <w:b/>
+          <w:bCs/>
+          <w:sz w:val="34"/>
+          <w:szCs w:val="34"/>
+          <w:rtl/>
+          <w:lang w:bidi="ar-EG"/>
+        </w:rPr>
+        <w:t xml:space="preserve">- </w:t>
+      </w:r>
+      <w:r>
+        <w:rPr>
+          <w:rFonts w:hint="cs"/>
+          <w:b/>
+          <w:bCs/>
+          <w:sz w:val="34"/>
+          <w:szCs w:val="34"/>
+          <w:rtl/>
+          <w:lang w:bidi="ar-EG"/>
+        </w:rPr>
+        <w:t xml:space="preserve">هنعمل فيها ؟ قالك متبصلهاش ومتعتبرهاش شئ اصلا دلوقتي </w:t>
+      </w:r>
+    </w:p>
+    <w:p>
+      <w:pPr>
+        <w:pBdr>
+          <w:bottom w:val="single" w:sz="6" w:space="1" w:color="auto"/>
+        </w:pBdr>
+        <w:bidi/>
+        <w:spacing w:after="0"/>
+        <w:rPr>
+          <w:b/>
+          <w:bCs/>
+          <w:sz w:val="34"/>
+          <w:szCs w:val="34"/>
+          <w:lang w:bidi="ar-EG"/>
+        </w:rPr>
+      </w:pPr>
+      <w:r>
+        <w:rPr>
+          <w:rFonts w:hint="cs"/>
+          <w:b/>
+          <w:bCs/>
+          <w:sz w:val="34"/>
+          <w:szCs w:val="34"/>
+          <w:rtl/>
+          <w:lang w:bidi="ar-EG"/>
+        </w:rPr>
+        <w:t xml:space="preserve">- خليني افكرك ان كل ده تقريبي كل </w:t>
+      </w:r>
+      <w:r>
+        <w:rPr>
+          <w:rFonts w:hint="cs"/>
+          <w:b/>
+          <w:bCs/>
+          <w:sz w:val="34"/>
+          <w:szCs w:val="34"/>
+          <w:rtl/>
+          <w:lang w:bidi="ar-EG"/>
+        </w:rPr>
+        <w:t xml:space="preserve">ده تحت حاجه اسمها </w:t>
+      </w:r>
+      <w:r>
+        <w:rPr>
+          <w:b/>
+          <w:bCs/>
+          <w:sz w:val="34"/>
+          <w:szCs w:val="34"/>
+          <w:lang w:bidi="ar-EG"/>
+        </w:rPr>
+        <w:t>Asymptotic Analysis</w:t>
+      </w:r>
+    </w:p>
+    <w:p>
+      <w:pPr>
+        <w:bidi/>
+        <w:spacing w:after="0"/>
+        <w:rPr>
+          <w:b/>
+          <w:bCs/>
+          <w:sz w:val="34"/>
+          <w:szCs w:val="34"/>
+          <w:rtl/>
+          <w:lang w:bidi="ar-EG"/>
+        </w:rPr>
+      </w:pPr>
+      <w:r>
+        <w:rPr>
+          <w:rFonts w:hint="cs"/>
+          <w:b/>
+          <w:bCs/>
+          <w:sz w:val="34"/>
+          <w:szCs w:val="34"/>
+          <w:rtl/>
+          <w:lang w:bidi="ar-EG"/>
+        </w:rPr>
+        <w:t>- الكلام ده مش كلام عوام الكلام ده كلام اتفق عليه جمهور العلماء</w:t>
+      </w:r>
+    </w:p>
+    <w:p>
+      <w:pPr>
+        <w:bidi/>
+        <w:spacing w:after="0"/>
+        <w:rPr>
+          <w:b/>
+          <w:bCs/>
+          <w:sz w:val="34"/>
+          <w:szCs w:val="34"/>
+          <w:rtl/>
+          <w:lang w:bidi="ar-EG"/>
+        </w:rPr>
+      </w:pPr>
+      <w:r>
+        <w:rPr>
+          <w:rFonts w:hint="cs"/>
+          <w:b/>
+          <w:bCs/>
+          <w:sz w:val="34"/>
+          <w:szCs w:val="34"/>
+          <w:rtl/>
+          <w:lang w:bidi="ar-EG"/>
+        </w:rPr>
+        <w:t>- زي ما احنا شايفين بنرسم شجرة مقلوبه  ولكل تقسيمه تعتبر ليفل</w:t>
+      </w:r>
+    </w:p>
+    <w:p>
+      <w:pPr>
+        <w:bidi/>
+        <w:spacing w:after="0"/>
+        <w:rPr>
+          <w:b/>
+          <w:bCs/>
+          <w:sz w:val="34"/>
+          <w:szCs w:val="34"/>
+          <w:rtl/>
+          <w:lang w:bidi="ar-EG"/>
+        </w:rPr>
+      </w:pPr>
+      <w:r>
+        <w:rPr>
+          <w:rFonts w:hint="cs"/>
+          <w:b/>
+          <w:bCs/>
+          <w:sz w:val="34"/>
+          <w:szCs w:val="34"/>
+          <w:rtl/>
+          <w:lang w:bidi="ar-EG"/>
+        </w:rPr>
+        <w:t xml:space="preserve">- عند كل ليفي عندي </w:t>
+      </w:r>
+      <w:r>
+        <w:rPr>
+          <w:b/>
+          <w:bCs/>
+          <w:sz w:val="34"/>
+          <w:szCs w:val="34"/>
+          <w:lang w:bidi="ar-EG"/>
+        </w:rPr>
+        <w:t xml:space="preserve">n </w:t>
+      </w:r>
+      <w:r>
+        <w:rPr>
+          <w:rFonts w:hint="cs"/>
+          <w:b/>
+          <w:bCs/>
+          <w:sz w:val="34"/>
+          <w:szCs w:val="34"/>
+          <w:rtl/>
+          <w:lang w:bidi="ar-EG"/>
+        </w:rPr>
+        <w:t xml:space="preserve"> بالكامل</w:t>
+      </w:r>
+    </w:p>
+    <w:tbl>
+      <w:tblPr>
+        <w:tblStyle w:val="TableGrid"/>
+        <w:bidiVisual/>
+        <w:tblW w:w="0" w:type="auto"/>
+        <w:tblLook w:val="04A0" w:firstRow="1" w:lastRow="0" w:firstColumn="1" w:lastColumn="0" w:noHBand="0" w:noVBand="1"/>
+      </w:tblPr>
+      <w:tblGrid>
+        <w:gridCol w:w="5264"/>
+        <w:gridCol w:w="5264"/>
+      </w:tblGrid>
+      <w:tr>
+        <w:tc>
+          <w:tcPr>
+            <w:tcW w:w="5264" w:type="dxa"/>
+          </w:tcPr>
+          <w:p>
+            <w:pPr>
+              <w:bidi/>
+              <w:jc w:val="mediumKashida"/>
+              <w:rPr>
+                <w:rFonts w:hint="cs"/>
+                <w:b/>
+                <w:bCs/>
+                <w:sz w:val="2"/>
+                <w:szCs w:val="2"/>
+                <w:rtl/>
+                <w:lang w:bidi="ar-EG"/>
+              </w:rPr>
+            </w:pPr>
+            <w:r>
+              <w:rPr>
+                <w:rFonts w:hint="cs"/>
+                <w:b/>
+                <w:bCs/>
+                <w:sz w:val="34"/>
+                <w:szCs w:val="34"/>
+                <w:rtl/>
+                <w:lang w:bidi="ar-EG"/>
+              </w:rPr>
+              <w:t xml:space="preserve">عندي </w:t>
+            </w:r>
+            <w:r>
+              <w:rPr>
+                <w:b/>
+                <w:bCs/>
+                <w:sz w:val="34"/>
+                <w:szCs w:val="34"/>
+                <w:lang w:bidi="ar-EG"/>
+              </w:rPr>
+              <w:t xml:space="preserve">n </w:t>
+            </w:r>
+            <w:r>
+              <w:rPr>
+                <w:rFonts w:hint="cs"/>
+                <w:b/>
+                <w:bCs/>
+                <w:sz w:val="34"/>
+                <w:szCs w:val="34"/>
+                <w:rtl/>
+                <w:lang w:bidi="ar-EG"/>
+              </w:rPr>
+              <w:t xml:space="preserve"> بالكامل</w:t>
+            </w:r>
+            <w:r>
+              <w:rPr>
+                <w:b/>
+                <w:bCs/>
+                <w:sz w:val="34"/>
+                <w:szCs w:val="34"/>
+                <w:rtl/>
+                <w:lang w:bidi="ar-EG"/>
+              </w:rPr>
+              <w:br/>
+            </w:r>
+          </w:p>
+        </w:tc>
+        <w:tc>
+          <w:tcPr>
+            <w:tcW w:w="5264" w:type="dxa"/>
+            <w:vAlign w:val="center"/>
+          </w:tcPr>
+          <w:p>
+            <w:pPr>
+              <w:bidi/>
+              <w:jc w:val="mediumKashida"/>
+              <w:rPr>
+                <w:rFonts w:hint="cs"/>
+                <w:b/>
+                <w:bCs/>
+                <w:sz w:val="28"/>
+                <w:szCs w:val="28"/>
+                <w:rtl/>
+                <w:lang w:bidi="ar-EG"/>
+              </w:rPr>
+            </w:pPr>
+            <w:r>
+              <w:rPr>
+                <w:rFonts w:asciiTheme="majorBidi" w:hAnsiTheme="majorBidi" w:cstheme="majorBidi"/>
+                <w:b/>
+                <w:bCs/>
+                <w:sz w:val="28"/>
+                <w:szCs w:val="28"/>
+              </w:rPr>
+              <w:t>Level 0</w:t>
+            </w:r>
+          </w:p>
+        </w:tc>
+      </w:tr>
+      <w:tr>
+        <w:tc>
+          <w:tcPr>
+            <w:tcW w:w="5264" w:type="dxa"/>
+          </w:tcPr>
+          <w:p>
+            <w:pPr>
+              <w:bidi/>
+              <w:jc w:val="mediumKashida"/>
+              <w:rPr>
+                <w:rFonts w:hint="cs"/>
+                <w:b/>
+                <w:bCs/>
+                <w:sz w:val="2"/>
+                <w:szCs w:val="2"/>
+                <w:rtl/>
+                <w:lang w:bidi="ar-EG"/>
+              </w:rPr>
+            </w:pPr>
+            <w:r>
+              <w:rPr>
+                <w:rFonts w:hint="cs"/>
+                <w:b/>
+                <w:bCs/>
+                <w:sz w:val="34"/>
+                <w:szCs w:val="34"/>
+                <w:rtl/>
+                <w:lang w:bidi="ar-EG"/>
+              </w:rPr>
+              <w:t xml:space="preserve">عندي </w:t>
+            </w:r>
+            <w:r>
+              <w:rPr>
+                <w:b/>
+                <w:bCs/>
+                <w:sz w:val="34"/>
+                <w:szCs w:val="34"/>
+                <w:lang w:bidi="ar-EG"/>
+              </w:rPr>
+              <w:t xml:space="preserve">n </w:t>
+            </w:r>
+            <w:r>
+              <w:rPr>
+                <w:rFonts w:hint="cs"/>
+                <w:b/>
+                <w:bCs/>
+                <w:sz w:val="34"/>
+                <w:szCs w:val="34"/>
+                <w:rtl/>
+                <w:lang w:bidi="ar-EG"/>
+              </w:rPr>
+              <w:t xml:space="preserve"> بالكامل واتقسمت لمشكلتين</w:t>
+            </w:r>
+            <w:r>
+              <w:rPr>
+                <w:b/>
+                <w:bCs/>
+                <w:sz w:val="34"/>
+                <w:szCs w:val="34"/>
+                <w:rtl/>
+                <w:lang w:bidi="ar-EG"/>
+              </w:rPr>
+              <w:br/>
+            </w:r>
+          </w:p>
+        </w:tc>
+        <w:tc>
+          <w:tcPr>
+            <w:tcW w:w="5264" w:type="dxa"/>
+            <w:vAlign w:val="center"/>
+          </w:tcPr>
+          <w:p>
+            <w:pPr>
+              <w:bidi/>
+              <w:jc w:val="mediumKashida"/>
+              <w:rPr>
+                <w:rFonts w:hint="cs"/>
+                <w:b/>
+                <w:bCs/>
+                <w:sz w:val="28"/>
+                <w:szCs w:val="28"/>
+                <w:rtl/>
+                <w:lang w:bidi="ar-EG"/>
+              </w:rPr>
+            </w:pPr>
+            <w:r>
+              <w:rPr>
+                <w:rFonts w:asciiTheme="majorBidi" w:hAnsiTheme="majorBidi" w:cstheme="majorBidi"/>
+                <w:b/>
+                <w:bCs/>
+                <w:sz w:val="28"/>
+                <w:szCs w:val="28"/>
+              </w:rPr>
+              <w:t>Level 1</w:t>
+            </w:r>
+          </w:p>
+        </w:tc>
+      </w:tr>
+      <w:tr>
+        <w:tc>
+          <w:tcPr>
+            <w:tcW w:w="5264" w:type="dxa"/>
+          </w:tcPr>
+          <w:p>
+            <w:pPr>
+              <w:bidi/>
+              <w:jc w:val="mediumKashida"/>
+              <w:rPr>
+                <w:rFonts w:hint="cs"/>
+                <w:b/>
+                <w:bCs/>
+                <w:sz w:val="2"/>
+                <w:szCs w:val="2"/>
+                <w:rtl/>
+                <w:lang w:bidi="ar-EG"/>
+              </w:rPr>
+            </w:pPr>
+            <w:r>
+              <w:rPr>
+                <w:rFonts w:hint="cs"/>
+                <w:b/>
+                <w:bCs/>
+                <w:sz w:val="34"/>
+                <w:szCs w:val="34"/>
+                <w:rtl/>
+                <w:lang w:bidi="ar-EG"/>
+              </w:rPr>
+              <w:t xml:space="preserve">عندي </w:t>
+            </w:r>
+            <w:r>
+              <w:rPr>
+                <w:b/>
+                <w:bCs/>
+                <w:sz w:val="34"/>
+                <w:szCs w:val="34"/>
+                <w:lang w:bidi="ar-EG"/>
+              </w:rPr>
+              <w:t xml:space="preserve">n </w:t>
+            </w:r>
+            <w:r>
+              <w:rPr>
+                <w:rFonts w:hint="cs"/>
+                <w:b/>
+                <w:bCs/>
+                <w:sz w:val="34"/>
+                <w:szCs w:val="34"/>
+                <w:rtl/>
+                <w:lang w:bidi="ar-EG"/>
+              </w:rPr>
+              <w:t xml:space="preserve"> بالكامل واتقسمت</w:t>
+            </w:r>
+            <w:r>
+              <w:rPr>
+                <w:rFonts w:hint="cs"/>
+                <w:b/>
+                <w:bCs/>
+                <w:sz w:val="34"/>
+                <w:szCs w:val="34"/>
+                <w:rtl/>
+                <w:lang w:bidi="ar-EG"/>
+              </w:rPr>
+              <w:t xml:space="preserve"> ل 4</w:t>
+            </w:r>
+            <w:r>
+              <w:rPr>
+                <w:rFonts w:hint="cs"/>
+                <w:b/>
+                <w:bCs/>
+                <w:sz w:val="34"/>
+                <w:szCs w:val="34"/>
+                <w:rtl/>
+                <w:lang w:bidi="ar-EG"/>
+              </w:rPr>
+              <w:t xml:space="preserve"> </w:t>
+            </w:r>
+            <w:r>
+              <w:rPr>
+                <w:rFonts w:hint="cs"/>
+                <w:b/>
+                <w:bCs/>
+                <w:sz w:val="34"/>
+                <w:szCs w:val="34"/>
+                <w:rtl/>
+                <w:lang w:bidi="ar-EG"/>
+              </w:rPr>
+              <w:t>مشاكل</w:t>
+            </w:r>
+            <w:r>
+              <w:rPr>
+                <w:b/>
+                <w:bCs/>
+                <w:sz w:val="34"/>
+                <w:szCs w:val="34"/>
+                <w:rtl/>
+                <w:lang w:bidi="ar-EG"/>
+              </w:rPr>
+              <w:br/>
+            </w:r>
+          </w:p>
+        </w:tc>
+        <w:tc>
+          <w:tcPr>
+            <w:tcW w:w="5264" w:type="dxa"/>
+            <w:vAlign w:val="center"/>
+          </w:tcPr>
+          <w:p>
+            <w:pPr>
+              <w:bidi/>
+              <w:jc w:val="mediumKashida"/>
+              <w:rPr>
+                <w:rFonts w:hint="cs"/>
+                <w:b/>
+                <w:bCs/>
+                <w:sz w:val="28"/>
+                <w:szCs w:val="28"/>
+                <w:rtl/>
+                <w:lang w:bidi="ar-EG"/>
+              </w:rPr>
+            </w:pPr>
+            <w:r>
+              <w:rPr>
+                <w:rFonts w:asciiTheme="majorBidi" w:hAnsiTheme="majorBidi" w:cstheme="majorBidi"/>
+                <w:b/>
+                <w:bCs/>
+                <w:sz w:val="28"/>
+                <w:szCs w:val="28"/>
+              </w:rPr>
+              <w:t>Level 2</w:t>
+            </w:r>
+          </w:p>
+        </w:tc>
+      </w:tr>
+    </w:tbl>
+    <w:p>
+      <w:pPr>
+        <w:pBdr>
+          <w:bottom w:val="single" w:sz="6" w:space="1" w:color="auto"/>
+        </w:pBdr>
+        <w:bidi/>
+        <w:spacing w:after="0"/>
+        <w:rPr>
+          <w:b/>
+          <w:bCs/>
+          <w:sz w:val="34"/>
+          <w:szCs w:val="34"/>
+          <w:rtl/>
+          <w:lang w:bidi="ar-EG"/>
+        </w:rPr>
+      </w:pPr>
+    </w:p>
+    <w:p>
+      <w:pPr>
+        <w:bidi/>
+        <w:spacing w:after="0"/>
+        <w:rPr>
+          <w:b/>
+          <w:bCs/>
+          <w:sz w:val="34"/>
+          <w:szCs w:val="34"/>
+          <w:lang w:bidi="ar-EG"/>
+        </w:rPr>
+      </w:pPr>
+      <w:r>
+        <w:rPr>
+          <w:rFonts w:hint="cs"/>
+          <w:b/>
+          <w:bCs/>
+          <w:sz w:val="34"/>
+          <w:szCs w:val="34"/>
+          <w:rtl/>
+          <w:lang w:bidi="ar-EG"/>
+        </w:rPr>
+        <w:t xml:space="preserve">عندي في المثال </w:t>
+      </w:r>
+      <w:r>
+        <w:rPr>
+          <w:b/>
+          <w:bCs/>
+          <w:sz w:val="34"/>
+          <w:szCs w:val="34"/>
+          <w:lang w:bidi="ar-EG"/>
+        </w:rPr>
+        <w:t xml:space="preserve">n </w:t>
+      </w:r>
+      <w:r>
+        <w:rPr>
+          <w:rFonts w:hint="cs"/>
+          <w:b/>
+          <w:bCs/>
+          <w:sz w:val="34"/>
+          <w:szCs w:val="34"/>
+          <w:rtl/>
+          <w:lang w:bidi="ar-EG"/>
+        </w:rPr>
+        <w:t xml:space="preserve"> يبقى هضرب </w:t>
+      </w:r>
+      <w:r>
+        <w:rPr>
+          <w:b/>
+          <w:bCs/>
+          <w:sz w:val="34"/>
+          <w:szCs w:val="34"/>
+          <w:lang w:bidi="ar-EG"/>
+        </w:rPr>
+        <w:t xml:space="preserve">n </w:t>
+      </w:r>
+      <w:r>
+        <w:rPr>
+          <w:rFonts w:hint="cs"/>
+          <w:b/>
+          <w:bCs/>
+          <w:sz w:val="34"/>
+          <w:szCs w:val="34"/>
+          <w:rtl/>
+          <w:lang w:bidi="ar-EG"/>
+        </w:rPr>
+        <w:t xml:space="preserve"> في عدد </w:t>
+      </w:r>
+      <w:r>
+        <w:rPr>
+          <w:b/>
+          <w:bCs/>
+          <w:sz w:val="34"/>
+          <w:szCs w:val="34"/>
+          <w:lang w:bidi="ar-EG"/>
+        </w:rPr>
+        <w:t>levels</w:t>
+      </w:r>
+    </w:p>
+    <w:p>
+      <w:pPr>
+        <w:bidi/>
+        <w:spacing w:after="0"/>
+        <w:rPr>
+          <w:b/>
+          <w:bCs/>
+          <w:sz w:val="34"/>
+          <w:szCs w:val="34"/>
+          <w:rtl/>
+          <w:lang w:bidi="ar-EG"/>
+        </w:rPr>
+      </w:pPr>
+      <w:r>
+        <w:rPr>
+          <w:rFonts w:hint="cs"/>
+          <w:b/>
+          <w:bCs/>
+          <w:sz w:val="34"/>
+          <w:szCs w:val="34"/>
+          <w:rtl/>
+          <w:lang w:bidi="ar-EG"/>
+        </w:rPr>
+        <w:t xml:space="preserve">- 3 مستويات * </w:t>
+      </w:r>
+      <w:r>
+        <w:rPr>
+          <w:b/>
+          <w:bCs/>
+          <w:sz w:val="34"/>
+          <w:szCs w:val="34"/>
+          <w:lang w:bidi="ar-EG"/>
+        </w:rPr>
+        <w:t>n = 4</w:t>
+      </w:r>
+      <w:r>
+        <w:rPr>
+          <w:rFonts w:hint="cs"/>
+          <w:b/>
+          <w:bCs/>
+          <w:sz w:val="34"/>
+          <w:szCs w:val="34"/>
+          <w:rtl/>
+          <w:lang w:bidi="ar-EG"/>
+        </w:rPr>
+        <w:t xml:space="preserve">  = 12</w:t>
+      </w:r>
+    </w:p>
+    <w:p>
+      <w:pPr>
+        <w:bidi/>
+        <w:spacing w:after="0"/>
+        <w:rPr>
+          <w:b/>
+          <w:bCs/>
+          <w:sz w:val="34"/>
+          <w:szCs w:val="34"/>
+          <w:lang w:bidi="ar-EG"/>
+        </w:rPr>
+      </w:pPr>
+      <w:r>
+        <w:rPr>
+          <w:rFonts w:hint="cs"/>
+          <w:b/>
+          <w:bCs/>
+          <w:sz w:val="34"/>
+          <w:szCs w:val="34"/>
+          <w:rtl/>
+          <w:lang w:bidi="ar-EG"/>
+        </w:rPr>
+        <w:t xml:space="preserve">- انا هنا متجاهل حاجات كتييييير اوي مثلا متجاهل </w:t>
+      </w:r>
+      <w:r>
+        <w:rPr>
+          <w:b/>
+          <w:bCs/>
+          <w:sz w:val="34"/>
+          <w:szCs w:val="34"/>
+          <w:lang w:bidi="ar-EG"/>
+        </w:rPr>
+        <w:t>cost combine</w:t>
+      </w:r>
+    </w:p>
+    <w:p>
+      <w:pPr>
+        <w:bidi/>
+        <w:spacing w:after="0"/>
+        <w:rPr>
+          <w:b/>
+          <w:bCs/>
+          <w:sz w:val="34"/>
+          <w:szCs w:val="34"/>
+          <w:vertAlign w:val="superscript"/>
+          <w:lang w:bidi="ar-EG"/>
+        </w:rPr>
+      </w:pPr>
+      <w:r>
+        <w:rPr>
+          <w:b/>
+          <w:bCs/>
+          <w:sz w:val="34"/>
+          <w:szCs w:val="34"/>
+          <w:lang w:bidi="ar-EG"/>
+        </w:rPr>
+        <w:t xml:space="preserve">- </w:t>
+      </w:r>
+      <w:r>
+        <w:rPr>
+          <w:rFonts w:hint="cs"/>
+          <w:b/>
+          <w:bCs/>
+          <w:sz w:val="34"/>
+          <w:szCs w:val="34"/>
+          <w:rtl/>
+          <w:lang w:bidi="ar-EG"/>
+        </w:rPr>
+        <w:t xml:space="preserve"> 12 ولا </w:t>
+      </w:r>
+      <w:r>
+        <w:rPr>
+          <w:rFonts w:hint="cs"/>
+          <w:b/>
+          <w:bCs/>
+          <w:sz w:val="34"/>
+          <w:szCs w:val="34"/>
+          <w:rtl/>
+          <w:lang w:bidi="ar-EG"/>
+        </w:rPr>
+        <w:t xml:space="preserve">هو </w:t>
+      </w:r>
+      <w:r>
+        <w:rPr>
+          <w:b/>
+          <w:bCs/>
+          <w:sz w:val="34"/>
+          <w:szCs w:val="34"/>
+          <w:lang w:bidi="ar-EG"/>
+        </w:rPr>
+        <w:t>n</w:t>
+      </w:r>
+      <w:r>
+        <w:rPr>
+          <w:b/>
+          <w:bCs/>
+          <w:sz w:val="34"/>
+          <w:szCs w:val="34"/>
+          <w:lang w:bidi="ar-EG"/>
+        </w:rPr>
+        <w:t xml:space="preserve"> </w:t>
+      </w:r>
+      <w:r>
+        <w:rPr>
+          <w:rFonts w:hint="cs"/>
+          <w:b/>
+          <w:bCs/>
+          <w:sz w:val="34"/>
+          <w:szCs w:val="34"/>
+          <w:rtl/>
+          <w:lang w:bidi="ar-EG"/>
+        </w:rPr>
+        <w:t xml:space="preserve">ولا هو </w:t>
+      </w:r>
+      <w:r>
+        <w:rPr>
+          <w:b/>
+          <w:bCs/>
+          <w:sz w:val="34"/>
+          <w:szCs w:val="34"/>
+          <w:lang w:bidi="ar-EG"/>
+        </w:rPr>
+        <w:t>n</w:t>
+      </w:r>
+      <w:r>
+        <w:rPr>
+          <w:b/>
+          <w:bCs/>
+          <w:sz w:val="34"/>
+          <w:szCs w:val="34"/>
+          <w:vertAlign w:val="superscript"/>
+          <w:lang w:bidi="ar-EG"/>
+        </w:rPr>
+        <w:t>2</w:t>
+      </w:r>
+    </w:p>
+    <w:p>
+      <w:pPr>
+        <w:bidi/>
+        <w:spacing w:after="0"/>
+        <w:rPr>
+          <w:b/>
+          <w:bCs/>
+          <w:sz w:val="34"/>
+          <w:szCs w:val="34"/>
+          <w:vertAlign w:val="superscript"/>
+          <w:lang w:bidi="ar-EG"/>
+        </w:rPr>
+      </w:pPr>
+    </w:p>
+    <w:p>
+      <w:pPr>
+        <w:bidi/>
+        <w:spacing w:after="0"/>
+        <w:rPr>
+          <w:b/>
+          <w:bCs/>
+          <w:sz w:val="34"/>
+          <w:szCs w:val="34"/>
+          <w:lang w:bidi="ar-EG"/>
+        </w:rPr>
+      </w:pPr>
+      <w:r>
+        <w:rPr>
+          <w:b/>
+          <w:bCs/>
+          <w:sz w:val="34"/>
+          <w:szCs w:val="34"/>
+          <w:lang w:bidi="ar-EG"/>
+        </w:rPr>
+        <w:lastRenderedPageBreak/>
+        <w:t>-</w:t>
+      </w:r>
+      <w:r>
+        <w:rPr>
+          <w:rFonts w:hint="cs"/>
+          <w:b/>
+          <w:bCs/>
+          <w:sz w:val="34"/>
+          <w:szCs w:val="34"/>
+          <w:rtl/>
+          <w:lang w:bidi="ar-EG"/>
+        </w:rPr>
+        <w:t xml:space="preserve"> اللي هي </w:t>
+      </w:r>
+      <w:proofErr w:type="spellStart"/>
+      <w:r>
+        <w:rPr>
+          <w:b/>
+          <w:bCs/>
+          <w:sz w:val="34"/>
+          <w:szCs w:val="34"/>
+          <w:lang w:bidi="ar-EG"/>
+        </w:rPr>
+        <w:t>n</w:t>
+      </w:r>
+      <w:r>
+        <w:rPr>
+          <w:b/>
+          <w:bCs/>
+          <w:sz w:val="34"/>
+          <w:szCs w:val="34"/>
+          <w:lang w:bidi="ar-EG"/>
+        </w:rPr>
+        <w:t>log</w:t>
+      </w:r>
+      <w:r>
+        <w:rPr>
+          <w:b/>
+          <w:bCs/>
+          <w:sz w:val="34"/>
+          <w:szCs w:val="34"/>
+          <w:vertAlign w:val="subscript"/>
+          <w:lang w:bidi="ar-EG"/>
+        </w:rPr>
+        <w:t>n</w:t>
+      </w:r>
+      <w:proofErr w:type="spellEnd"/>
+    </w:p>
+    <w:p>
+      <w:pPr>
+        <w:bidi/>
+        <w:spacing w:after="0"/>
+        <w:rPr>
+          <w:b/>
+          <w:bCs/>
+          <w:sz w:val="34"/>
+          <w:szCs w:val="34"/>
+          <w:vertAlign w:val="superscript"/>
+          <w:lang w:bidi="ar-EG"/>
+        </w:rPr>
+      </w:pPr>
+    </w:p>
+    <w:tbl>
+      <w:tblPr>
+        <w:tblStyle w:val="TableGrid"/>
+        <w:bidiVisual/>
+        <w:tblW w:w="5068" w:type="pct"/>
+        <w:jc w:val="center"/>
+        <w:tblLook w:val="04A0" w:firstRow="1" w:lastRow="0" w:firstColumn="1" w:lastColumn="0" w:noHBand="0" w:noVBand="1"/>
+      </w:tblPr>
+      <w:tblGrid>
+        <w:gridCol w:w="1032"/>
+        <w:gridCol w:w="1203"/>
+        <w:gridCol w:w="1204"/>
+        <w:gridCol w:w="1206"/>
+        <w:gridCol w:w="1204"/>
+        <w:gridCol w:w="1204"/>
+        <w:gridCol w:w="1206"/>
+        <w:gridCol w:w="1204"/>
+        <w:gridCol w:w="1208"/>
+      </w:tblGrid>
+      <w:tr>
+        <w:trPr>
+          <w:trHeight w:val="53"/>
+          <w:jc w:val="center"/>
+        </w:trPr>
+        <w:tc>
+          <w:tcPr>
+            <w:tcW w:w="5000" w:type="pct"/>
+            <w:gridSpan w:val="9"/>
+            <w:vAlign w:val="center"/>
+          </w:tcPr>
+          <w:p>
+            <w:pPr>
+              <w:bidi/>
+              <w:jc w:val="center"/>
+              <w:rPr>
+                <w:b/>
+                <w:bCs/>
+                <w:sz w:val="48"/>
+                <w:szCs w:val="48"/>
+                <w:vertAlign w:val="superscript"/>
+                <w:lang w:bidi="ar-EG"/>
+              </w:rPr>
+            </w:pPr>
+            <w:r>
+              <w:rPr>
+                <w:b/>
+                <w:bCs/>
+                <w:sz w:val="48"/>
+                <w:szCs w:val="48"/>
+                <w:vertAlign w:val="superscript"/>
+                <w:lang w:bidi="ar-EG"/>
+              </w:rPr>
+              <w:t>n = 8</w:t>
+            </w:r>
+            <w:r>
+              <w:rPr>
+                <w:b/>
+                <w:bCs/>
+                <w:sz w:val="48"/>
+                <w:szCs w:val="48"/>
+                <w:vertAlign w:val="superscript"/>
+                <w:lang w:bidi="ar-EG"/>
+              </w:rPr>
+              <w:t xml:space="preserve"> </w:t>
+            </w:r>
+            <w:r>
+              <w:rPr>
+                <w:b/>
+                <w:bCs/>
+                <w:sz w:val="48"/>
+                <w:szCs w:val="48"/>
+                <w:vertAlign w:val="superscript"/>
+                <w:lang w:bidi="ar-EG"/>
+              </w:rPr>
+              <w:sym w:font="Wingdings" w:char="F0E8"/>
+            </w:r>
+            <w:r>
+              <w:rPr>
+                <w:b/>
+                <w:bCs/>
+                <w:sz w:val="48"/>
+                <w:szCs w:val="48"/>
+                <w:vertAlign w:val="superscript"/>
+                <w:lang w:bidi="ar-EG"/>
+              </w:rPr>
+              <w:t xml:space="preserve"> length for the array only</w:t>
+            </w:r>
+          </w:p>
+        </w:tc>
+      </w:tr>
+      <w:tr>
+        <w:trPr>
+          <w:trHeight w:val="53"/>
+          <w:jc w:val="center"/>
+        </w:trPr>
+        <w:tc>
+          <w:tcPr>
+            <w:tcW w:w="484" w:type="pct"/>
+            <w:vAlign w:val="center"/>
+          </w:tcPr>
+          <w:p>
+            <w:pPr>
+              <w:bidi/>
+              <w:jc w:val="center"/>
+              <w:rPr>
+                <w:b/>
+                <w:bCs/>
+                <w:sz w:val="34"/>
+                <w:szCs w:val="34"/>
+                <w:vertAlign w:val="superscript"/>
+                <w:rtl/>
+                <w:lang w:bidi="ar-EG"/>
+              </w:rPr>
+            </w:pPr>
+            <w:r>
+              <w:rPr>
+                <w:b/>
+                <w:bCs/>
+                <w:sz w:val="34"/>
+                <w:szCs w:val="34"/>
+                <w:vertAlign w:val="superscript"/>
+                <w:lang w:bidi="ar-EG"/>
+              </w:rPr>
+              <w:t xml:space="preserve">level </w:t>
+            </w:r>
+            <w:r>
+              <w:rPr>
+                <w:b/>
+                <w:bCs/>
+                <w:sz w:val="34"/>
+                <w:szCs w:val="34"/>
+                <w:vertAlign w:val="superscript"/>
+                <w:lang w:bidi="ar-EG"/>
+              </w:rPr>
+              <w:t>0</w:t>
+            </w:r>
+          </w:p>
+        </w:tc>
+        <w:tc>
+          <w:tcPr>
+            <w:tcW w:w="2257" w:type="pct"/>
+            <w:gridSpan w:val="4"/>
+            <w:vAlign w:val="center"/>
+          </w:tcPr>
+          <w:p>
+            <w:pPr>
+              <w:bidi/>
+              <w:jc w:val="center"/>
+              <w:rPr>
+                <w:b/>
+                <w:bCs/>
+                <w:sz w:val="44"/>
+                <w:szCs w:val="44"/>
+                <w:vertAlign w:val="superscript"/>
+                <w:rtl/>
+                <w:lang w:bidi="ar-EG"/>
+              </w:rPr>
+            </w:pPr>
+            <w:r>
+              <w:rPr>
+                <w:b/>
+                <w:bCs/>
+                <w:sz w:val="44"/>
+                <w:szCs w:val="44"/>
+                <w:vertAlign w:val="superscript"/>
+                <w:lang w:bidi="ar-EG"/>
+              </w:rPr>
+              <w:t>4</w:t>
+            </w:r>
+          </w:p>
+        </w:tc>
+        <w:tc>
+          <w:tcPr>
+            <w:tcW w:w="2258" w:type="pct"/>
+            <w:gridSpan w:val="4"/>
+            <w:vAlign w:val="center"/>
+          </w:tcPr>
+          <w:p>
+            <w:pPr>
+              <w:bidi/>
+              <w:jc w:val="center"/>
+              <w:rPr>
+                <w:b/>
+                <w:bCs/>
+                <w:sz w:val="44"/>
+                <w:szCs w:val="44"/>
+                <w:vertAlign w:val="superscript"/>
+                <w:rtl/>
+                <w:lang w:bidi="ar-EG"/>
+              </w:rPr>
+            </w:pPr>
+            <w:r>
+              <w:rPr>
+                <w:b/>
+                <w:bCs/>
+                <w:sz w:val="44"/>
+                <w:szCs w:val="44"/>
+                <w:vertAlign w:val="superscript"/>
+                <w:lang w:bidi="ar-EG"/>
+              </w:rPr>
+              <w:t>4</w:t>
+            </w:r>
+          </w:p>
+        </w:tc>
+      </w:tr>
+      <w:tr>
+        <w:trPr>
+          <w:trHeight w:val="53"/>
+          <w:jc w:val="center"/>
+        </w:trPr>
+        <w:tc>
+          <w:tcPr>
+            <w:tcW w:w="484" w:type="pct"/>
+            <w:vAlign w:val="center"/>
+          </w:tcPr>
+          <w:p>
+            <w:pPr>
+              <w:bidi/>
+              <w:jc w:val="center"/>
+              <w:rPr>
+                <w:b/>
+                <w:bCs/>
+                <w:sz w:val="34"/>
+                <w:szCs w:val="34"/>
+                <w:vertAlign w:val="superscript"/>
+                <w:lang w:bidi="ar-EG"/>
+              </w:rPr>
+            </w:pPr>
+            <w:r>
+              <w:rPr>
+                <w:b/>
+                <w:bCs/>
+                <w:sz w:val="34"/>
+                <w:szCs w:val="34"/>
+                <w:vertAlign w:val="superscript"/>
+                <w:lang w:bidi="ar-EG"/>
+              </w:rPr>
+              <w:t xml:space="preserve">level </w:t>
+            </w:r>
+            <w:r>
+              <w:rPr>
+                <w:b/>
+                <w:bCs/>
+                <w:sz w:val="34"/>
+                <w:szCs w:val="34"/>
+                <w:vertAlign w:val="superscript"/>
+                <w:lang w:bidi="ar-EG"/>
+              </w:rPr>
+              <w:t>1</w:t>
+            </w:r>
+          </w:p>
+        </w:tc>
+        <w:tc>
+          <w:tcPr>
+            <w:tcW w:w="1128" w:type="pct"/>
+            <w:gridSpan w:val="2"/>
+            <w:vAlign w:val="center"/>
+          </w:tcPr>
+          <w:p>
+            <w:pPr>
+              <w:bidi/>
+              <w:jc w:val="center"/>
+              <w:rPr>
+                <w:b/>
+                <w:bCs/>
+                <w:sz w:val="44"/>
+                <w:szCs w:val="44"/>
+                <w:vertAlign w:val="superscript"/>
+                <w:rtl/>
+                <w:lang w:bidi="ar-EG"/>
+              </w:rPr>
+            </w:pPr>
+            <w:r>
+              <w:rPr>
+                <w:b/>
+                <w:bCs/>
+                <w:sz w:val="44"/>
+                <w:szCs w:val="44"/>
+                <w:vertAlign w:val="superscript"/>
+                <w:lang w:bidi="ar-EG"/>
+              </w:rPr>
+              <w:t>2</w:t>
+            </w:r>
+          </w:p>
+        </w:tc>
+        <w:tc>
+          <w:tcPr>
+            <w:tcW w:w="1129" w:type="pct"/>
+            <w:gridSpan w:val="2"/>
+            <w:vAlign w:val="center"/>
+          </w:tcPr>
+          <w:p>
+            <w:pPr>
+              <w:bidi/>
+              <w:jc w:val="center"/>
+              <w:rPr>
+                <w:b/>
+                <w:bCs/>
+                <w:sz w:val="44"/>
+                <w:szCs w:val="44"/>
+                <w:vertAlign w:val="superscript"/>
+                <w:rtl/>
+                <w:lang w:bidi="ar-EG"/>
+              </w:rPr>
+            </w:pPr>
+            <w:r>
+              <w:rPr>
+                <w:b/>
+                <w:bCs/>
+                <w:sz w:val="44"/>
+                <w:szCs w:val="44"/>
+                <w:vertAlign w:val="superscript"/>
+                <w:lang w:bidi="ar-EG"/>
+              </w:rPr>
+              <w:t>2</w:t>
+            </w:r>
+          </w:p>
+        </w:tc>
+        <w:tc>
+          <w:tcPr>
+            <w:tcW w:w="1129" w:type="pct"/>
+            <w:gridSpan w:val="2"/>
+            <w:vAlign w:val="center"/>
+          </w:tcPr>
+          <w:p>
+            <w:pPr>
+              <w:bidi/>
+              <w:jc w:val="center"/>
+              <w:rPr>
+                <w:b/>
+                <w:bCs/>
+                <w:sz w:val="44"/>
+                <w:szCs w:val="44"/>
+                <w:vertAlign w:val="superscript"/>
+                <w:rtl/>
+                <w:lang w:bidi="ar-EG"/>
+              </w:rPr>
+            </w:pPr>
+            <w:r>
+              <w:rPr>
+                <w:b/>
+                <w:bCs/>
+                <w:sz w:val="44"/>
+                <w:szCs w:val="44"/>
+                <w:vertAlign w:val="superscript"/>
+                <w:lang w:bidi="ar-EG"/>
+              </w:rPr>
+              <w:t>2</w:t>
+            </w:r>
+          </w:p>
+        </w:tc>
+        <w:tc>
+          <w:tcPr>
+            <w:tcW w:w="1129" w:type="pct"/>
+            <w:gridSpan w:val="2"/>
+            <w:vAlign w:val="center"/>
+          </w:tcPr>
+          <w:p>
+            <w:pPr>
+              <w:bidi/>
+              <w:jc w:val="center"/>
+              <w:rPr>
+                <w:b/>
+                <w:bCs/>
+                <w:sz w:val="44"/>
+                <w:szCs w:val="44"/>
+                <w:vertAlign w:val="superscript"/>
+                <w:rtl/>
+                <w:lang w:bidi="ar-EG"/>
+              </w:rPr>
+            </w:pPr>
+            <w:r>
+              <w:rPr>
+                <w:b/>
+                <w:bCs/>
+                <w:sz w:val="44"/>
+                <w:szCs w:val="44"/>
+                <w:vertAlign w:val="superscript"/>
+                <w:lang w:bidi="ar-EG"/>
+              </w:rPr>
+              <w:t>2</w:t>
+            </w:r>
+          </w:p>
+        </w:tc>
+      </w:tr>
+      <w:tr>
+        <w:trPr>
+          <w:trHeight w:val="53"/>
+          <w:jc w:val="center"/>
+        </w:trPr>
+        <w:tc>
+          <w:tcPr>
+            <w:tcW w:w="484" w:type="pct"/>
+            <w:vAlign w:val="center"/>
+          </w:tcPr>
+          <w:p>
+            <w:pPr>
+              <w:bidi/>
+              <w:jc w:val="center"/>
+              <w:rPr>
+                <w:b/>
+                <w:bCs/>
+                <w:sz w:val="34"/>
+                <w:szCs w:val="34"/>
+                <w:vertAlign w:val="superscript"/>
+                <w:rtl/>
+                <w:lang w:bidi="ar-EG"/>
+              </w:rPr>
+            </w:pPr>
+            <w:r>
+              <w:rPr>
+                <w:b/>
+                <w:bCs/>
+                <w:sz w:val="34"/>
+                <w:szCs w:val="34"/>
+                <w:vertAlign w:val="superscript"/>
+                <w:lang w:bidi="ar-EG"/>
+              </w:rPr>
+              <w:t xml:space="preserve">level </w:t>
+            </w:r>
+            <w:r>
+              <w:rPr>
+                <w:b/>
+                <w:bCs/>
+                <w:sz w:val="34"/>
+                <w:szCs w:val="34"/>
+                <w:vertAlign w:val="superscript"/>
+                <w:lang w:bidi="ar-EG"/>
+              </w:rPr>
+              <w:t>2</w:t>
+            </w:r>
+          </w:p>
+        </w:tc>
+        <w:tc>
+          <w:tcPr>
+            <w:tcW w:w="564" w:type="pct"/>
+            <w:vAlign w:val="center"/>
+          </w:tcPr>
+          <w:p>
+            <w:pPr>
+              <w:bidi/>
+              <w:jc w:val="center"/>
+              <w:rPr>
+                <w:b/>
+                <w:bCs/>
+                <w:sz w:val="44"/>
+                <w:szCs w:val="44"/>
+                <w:vertAlign w:val="superscript"/>
+                <w:rtl/>
+                <w:lang w:bidi="ar-EG"/>
+              </w:rPr>
+            </w:pPr>
+            <w:r>
+              <w:rPr>
+                <w:b/>
+                <w:bCs/>
+                <w:sz w:val="44"/>
+                <w:szCs w:val="44"/>
+                <w:vertAlign w:val="superscript"/>
+                <w:lang w:bidi="ar-EG"/>
+              </w:rPr>
+              <w:t>1</w:t>
+            </w:r>
+          </w:p>
+        </w:tc>
+        <w:tc>
+          <w:tcPr>
+            <w:tcW w:w="564" w:type="pct"/>
+            <w:vAlign w:val="center"/>
+          </w:tcPr>
+          <w:p>
+            <w:pPr>
+              <w:bidi/>
+              <w:jc w:val="center"/>
+              <w:rPr>
+                <w:b/>
+                <w:bCs/>
+                <w:sz w:val="44"/>
+                <w:szCs w:val="44"/>
+                <w:vertAlign w:val="superscript"/>
+                <w:rtl/>
+                <w:lang w:bidi="ar-EG"/>
+              </w:rPr>
+            </w:pPr>
+            <w:r>
+              <w:rPr>
+                <w:b/>
+                <w:bCs/>
+                <w:sz w:val="44"/>
+                <w:szCs w:val="44"/>
+                <w:vertAlign w:val="superscript"/>
+                <w:lang w:bidi="ar-EG"/>
+              </w:rPr>
+              <w:t>1</w:t>
+            </w:r>
+          </w:p>
+        </w:tc>
+        <w:tc>
+          <w:tcPr>
+            <w:tcW w:w="565" w:type="pct"/>
+            <w:vAlign w:val="center"/>
+          </w:tcPr>
+          <w:p>
+            <w:pPr>
+              <w:bidi/>
+              <w:jc w:val="center"/>
+              <w:rPr>
+                <w:b/>
+                <w:bCs/>
+                <w:sz w:val="44"/>
+                <w:szCs w:val="44"/>
+                <w:vertAlign w:val="superscript"/>
+                <w:rtl/>
+                <w:lang w:bidi="ar-EG"/>
+              </w:rPr>
+            </w:pPr>
+            <w:r>
+              <w:rPr>
+                <w:b/>
+                <w:bCs/>
+                <w:sz w:val="44"/>
+                <w:szCs w:val="44"/>
+                <w:vertAlign w:val="superscript"/>
+                <w:lang w:bidi="ar-EG"/>
+              </w:rPr>
+              <w:t>1</w:t>
+            </w:r>
+          </w:p>
+        </w:tc>
+        <w:tc>
+          <w:tcPr>
+            <w:tcW w:w="564" w:type="pct"/>
+            <w:vAlign w:val="center"/>
+          </w:tcPr>
+          <w:p>
+            <w:pPr>
+              <w:bidi/>
+              <w:jc w:val="center"/>
+              <w:rPr>
+                <w:b/>
+                <w:bCs/>
+                <w:sz w:val="44"/>
+                <w:szCs w:val="44"/>
+                <w:vertAlign w:val="superscript"/>
+                <w:rtl/>
+                <w:lang w:bidi="ar-EG"/>
+              </w:rPr>
+            </w:pPr>
+            <w:r>
+              <w:rPr>
+                <w:b/>
+                <w:bCs/>
+                <w:sz w:val="44"/>
+                <w:szCs w:val="44"/>
+                <w:vertAlign w:val="superscript"/>
+                <w:lang w:bidi="ar-EG"/>
+              </w:rPr>
+              <w:t>1</w:t>
+            </w:r>
+          </w:p>
+        </w:tc>
+        <w:tc>
+          <w:tcPr>
+            <w:tcW w:w="564" w:type="pct"/>
+            <w:vAlign w:val="center"/>
+          </w:tcPr>
+          <w:p>
+            <w:pPr>
+              <w:bidi/>
+              <w:jc w:val="center"/>
+              <w:rPr>
+                <w:b/>
+                <w:bCs/>
+                <w:sz w:val="44"/>
+                <w:szCs w:val="44"/>
+                <w:vertAlign w:val="superscript"/>
+                <w:rtl/>
+                <w:lang w:bidi="ar-EG"/>
+              </w:rPr>
+            </w:pPr>
+            <w:r>
+              <w:rPr>
+                <w:b/>
+                <w:bCs/>
+                <w:sz w:val="44"/>
+                <w:szCs w:val="44"/>
+                <w:vertAlign w:val="superscript"/>
+                <w:lang w:bidi="ar-EG"/>
+              </w:rPr>
+              <w:t>1</w:t>
+            </w:r>
+          </w:p>
+        </w:tc>
+        <w:tc>
+          <w:tcPr>
+            <w:tcW w:w="565" w:type="pct"/>
+            <w:vAlign w:val="center"/>
+          </w:tcPr>
+          <w:p>
+            <w:pPr>
+              <w:bidi/>
+              <w:jc w:val="center"/>
+              <w:rPr>
+                <w:b/>
+                <w:bCs/>
+                <w:sz w:val="44"/>
+                <w:szCs w:val="44"/>
+                <w:vertAlign w:val="superscript"/>
+                <w:rtl/>
+                <w:lang w:bidi="ar-EG"/>
+              </w:rPr>
+            </w:pPr>
+            <w:r>
+              <w:rPr>
+                <w:b/>
+                <w:bCs/>
+                <w:sz w:val="44"/>
+                <w:szCs w:val="44"/>
+                <w:vertAlign w:val="superscript"/>
+                <w:lang w:bidi="ar-EG"/>
+              </w:rPr>
+              <w:t>1</w:t>
+            </w:r>
+          </w:p>
+        </w:tc>
+        <w:tc>
+          <w:tcPr>
+            <w:tcW w:w="564" w:type="pct"/>
+            <w:vAlign w:val="center"/>
+          </w:tcPr>
+          <w:p>
+            <w:pPr>
+              <w:bidi/>
+              <w:jc w:val="center"/>
+              <w:rPr>
+                <w:b/>
+                <w:bCs/>
+                <w:sz w:val="44"/>
+                <w:szCs w:val="44"/>
+                <w:vertAlign w:val="superscript"/>
+                <w:rtl/>
+                <w:lang w:bidi="ar-EG"/>
+              </w:rPr>
+            </w:pPr>
+            <w:r>
+              <w:rPr>
+                <w:b/>
+                <w:bCs/>
+                <w:sz w:val="44"/>
+                <w:szCs w:val="44"/>
+                <w:vertAlign w:val="superscript"/>
+                <w:lang w:bidi="ar-EG"/>
+              </w:rPr>
+              <w:t>1</w:t>
+            </w:r>
+          </w:p>
+        </w:tc>
+        <w:tc>
+          <w:tcPr>
+            <w:tcW w:w="565" w:type="pct"/>
+            <w:vAlign w:val="center"/>
+          </w:tcPr>
+          <w:p>
+            <w:pPr>
+              <w:bidi/>
+              <w:jc w:val="center"/>
+              <w:rPr>
+                <w:b/>
+                <w:bCs/>
+                <w:sz w:val="44"/>
+                <w:szCs w:val="44"/>
+                <w:vertAlign w:val="superscript"/>
+                <w:rtl/>
+                <w:lang w:bidi="ar-EG"/>
+              </w:rPr>
+            </w:pPr>
+            <w:r>
+              <w:rPr>
+                <w:b/>
+                <w:bCs/>
+                <w:sz w:val="44"/>
+                <w:szCs w:val="44"/>
+                <w:vertAlign w:val="superscript"/>
+                <w:lang w:bidi="ar-EG"/>
+              </w:rPr>
+              <w:t>1</w:t>
+            </w:r>
+          </w:p>
+        </w:tc>
+      </w:tr>
+    </w:tbl>
+    <w:p>
+      <w:pPr>
+        <w:pBdr>
+          <w:bottom w:val="single" w:sz="6" w:space="1" w:color="auto"/>
+        </w:pBdr>
+        <w:bidi/>
+        <w:spacing w:after="0"/>
+        <w:rPr>
+          <w:b/>
+          <w:bCs/>
+          <w:sz w:val="34"/>
+          <w:szCs w:val="34"/>
+          <w:vertAlign w:val="superscript"/>
+          <w:lang w:bidi="ar-EG"/>
+        </w:rPr>
+      </w:pPr>
+    </w:p>
+    <w:p>
+      <w:pPr>
+        <w:bidi/>
+        <w:spacing w:after="0"/>
+        <w:rPr>
+          <w:rFonts w:hint="cs"/>
+          <w:b/>
+          <w:bCs/>
+          <w:sz w:val="34"/>
+          <w:szCs w:val="34"/>
+          <w:lang w:bidi="ar-EG"/>
+        </w:rPr>
+      </w:pPr>
+    </w:p>
+    <w:tbl>
+      <w:tblPr>
+        <w:tblStyle w:val="TableGrid"/>
+        <w:bidiVisual/>
+        <w:tblW w:w="5068" w:type="pct"/>
+        <w:jc w:val="center"/>
+        <w:tblLook w:val="04A0" w:firstRow="1" w:lastRow="0" w:firstColumn="1" w:lastColumn="0" w:noHBand="0" w:noVBand="1"/>
+      </w:tblPr>
+      <w:tblGrid>
+        <w:gridCol w:w="1032"/>
+        <w:gridCol w:w="1203"/>
+        <w:gridCol w:w="1204"/>
+        <w:gridCol w:w="1206"/>
+        <w:gridCol w:w="1204"/>
+        <w:gridCol w:w="1204"/>
+        <w:gridCol w:w="1206"/>
+        <w:gridCol w:w="1204"/>
+        <w:gridCol w:w="1208"/>
+      </w:tblGrid>
+      <w:tr>
+        <w:trPr>
+          <w:trHeight w:val="53"/>
+          <w:jc w:val="center"/>
+        </w:trPr>
+        <w:tc>
+          <w:tcPr>
+            <w:tcW w:w="5000" w:type="pct"/>
+            <w:gridSpan w:val="9"/>
+            <w:vAlign w:val="center"/>
+          </w:tcPr>
+          <w:p>
+            <w:pPr>
+              <w:bidi/>
+              <w:jc w:val="center"/>
+              <w:rPr>
+                <w:b/>
+                <w:bCs/>
+                <w:sz w:val="48"/>
+                <w:szCs w:val="48"/>
+                <w:vertAlign w:val="superscript"/>
+                <w:lang w:bidi="ar-EG"/>
+              </w:rPr>
+            </w:pPr>
+            <w:r>
+              <w:rPr>
+                <w:b/>
+                <w:bCs/>
+                <w:sz w:val="48"/>
+                <w:szCs w:val="48"/>
+                <w:vertAlign w:val="superscript"/>
+                <w:lang w:bidi="ar-EG"/>
+              </w:rPr>
+              <w:t>n = 8</w:t>
+            </w:r>
+            <w:r>
+              <w:rPr>
+                <w:b/>
+                <w:bCs/>
+                <w:sz w:val="48"/>
+                <w:szCs w:val="48"/>
+                <w:vertAlign w:val="superscript"/>
+                <w:lang w:bidi="ar-EG"/>
+              </w:rPr>
+              <w:t xml:space="preserve"> </w:t>
+            </w:r>
+            <w:r>
+              <w:rPr>
+                <w:b/>
+                <w:bCs/>
+                <w:sz w:val="48"/>
+                <w:szCs w:val="48"/>
+                <w:vertAlign w:val="superscript"/>
+                <w:lang w:bidi="ar-EG"/>
+              </w:rPr>
+              <w:sym w:font="Wingdings" w:char="F0E8"/>
+            </w:r>
+            <w:r>
+              <w:rPr>
+                <w:b/>
+                <w:bCs/>
+                <w:sz w:val="48"/>
+                <w:szCs w:val="48"/>
+                <w:vertAlign w:val="superscript"/>
+                <w:lang w:bidi="ar-EG"/>
+              </w:rPr>
+              <w:t xml:space="preserve"> length for the array only</w:t>
+            </w:r>
+          </w:p>
+        </w:tc>
+      </w:tr>
+      <w:tr>
+        <w:trPr>
+          <w:trHeight w:val="53"/>
+          <w:jc w:val="center"/>
+        </w:trPr>
+        <w:tc>
+          <w:tcPr>
+            <w:tcW w:w="484" w:type="pct"/>
+            <w:vAlign w:val="center"/>
+          </w:tcPr>
+          <w:p>
+            <w:pPr>
+              <w:bidi/>
+              <w:jc w:val="center"/>
+              <w:rPr>
+                <w:b/>
+                <w:bCs/>
+                <w:sz w:val="34"/>
+                <w:szCs w:val="34"/>
+                <w:vertAlign w:val="superscript"/>
+                <w:rtl/>
+                <w:lang w:bidi="ar-EG"/>
+              </w:rPr>
+            </w:pPr>
+            <w:r>
+              <w:rPr>
+                <w:rFonts w:hint="cs"/>
+                <w:b/>
+                <w:bCs/>
+                <w:sz w:val="34"/>
+                <w:szCs w:val="34"/>
+                <w:vertAlign w:val="superscript"/>
+                <w:rtl/>
+                <w:lang w:bidi="ar-EG"/>
+              </w:rPr>
+              <w:t>1</w:t>
+            </w:r>
+          </w:p>
+        </w:tc>
+        <w:tc>
+          <w:tcPr>
+            <w:tcW w:w="564" w:type="pct"/>
+            <w:vAlign w:val="center"/>
+          </w:tcPr>
+          <w:p>
+            <w:pPr>
+              <w:bidi/>
+              <w:jc w:val="center"/>
+              <w:rPr>
+                <w:b/>
+                <w:bCs/>
+                <w:sz w:val="44"/>
+                <w:szCs w:val="44"/>
+                <w:vertAlign w:val="superscript"/>
+                <w:rtl/>
+                <w:lang w:bidi="ar-EG"/>
+              </w:rPr>
+            </w:pPr>
+            <w:r>
+              <w:rPr>
+                <w:b/>
+                <w:bCs/>
+                <w:sz w:val="44"/>
+                <w:szCs w:val="44"/>
+                <w:vertAlign w:val="superscript"/>
+                <w:lang w:bidi="ar-EG"/>
+              </w:rPr>
+              <w:t>1</w:t>
+            </w:r>
+          </w:p>
+        </w:tc>
+        <w:tc>
+          <w:tcPr>
+            <w:tcW w:w="564" w:type="pct"/>
+            <w:vAlign w:val="center"/>
+          </w:tcPr>
+          <w:p>
+            <w:pPr>
+              <w:bidi/>
+              <w:jc w:val="center"/>
+              <w:rPr>
+                <w:b/>
+                <w:bCs/>
+                <w:sz w:val="44"/>
+                <w:szCs w:val="44"/>
+                <w:vertAlign w:val="superscript"/>
+                <w:rtl/>
+                <w:lang w:bidi="ar-EG"/>
+              </w:rPr>
+            </w:pPr>
+            <w:r>
+              <w:rPr>
+                <w:b/>
+                <w:bCs/>
+                <w:sz w:val="44"/>
+                <w:szCs w:val="44"/>
+                <w:vertAlign w:val="superscript"/>
+                <w:lang w:bidi="ar-EG"/>
+              </w:rPr>
+              <w:t>1</w:t>
+            </w:r>
+          </w:p>
+        </w:tc>
+        <w:tc>
+          <w:tcPr>
+            <w:tcW w:w="565" w:type="pct"/>
+            <w:vAlign w:val="center"/>
+          </w:tcPr>
+          <w:p>
+            <w:pPr>
+              <w:bidi/>
+              <w:jc w:val="center"/>
+              <w:rPr>
+                <w:b/>
+                <w:bCs/>
+                <w:sz w:val="44"/>
+                <w:szCs w:val="44"/>
+                <w:vertAlign w:val="superscript"/>
+                <w:rtl/>
+                <w:lang w:bidi="ar-EG"/>
+              </w:rPr>
+            </w:pPr>
+            <w:r>
+              <w:rPr>
+                <w:b/>
+                <w:bCs/>
+                <w:sz w:val="44"/>
+                <w:szCs w:val="44"/>
+                <w:vertAlign w:val="superscript"/>
+                <w:lang w:bidi="ar-EG"/>
+              </w:rPr>
+              <w:t>1</w:t>
+            </w:r>
+          </w:p>
+        </w:tc>
+        <w:tc>
+          <w:tcPr>
+            <w:tcW w:w="564" w:type="pct"/>
+            <w:vAlign w:val="center"/>
+          </w:tcPr>
+          <w:p>
+            <w:pPr>
+              <w:bidi/>
+              <w:jc w:val="center"/>
+              <w:rPr>
+                <w:b/>
+                <w:bCs/>
+                <w:sz w:val="44"/>
+                <w:szCs w:val="44"/>
+                <w:vertAlign w:val="superscript"/>
+                <w:rtl/>
+                <w:lang w:bidi="ar-EG"/>
+              </w:rPr>
+            </w:pPr>
+            <w:r>
+              <w:rPr>
+                <w:b/>
+                <w:bCs/>
+                <w:sz w:val="44"/>
+                <w:szCs w:val="44"/>
+                <w:vertAlign w:val="superscript"/>
+                <w:lang w:bidi="ar-EG"/>
+              </w:rPr>
+              <w:t>1</w:t>
+            </w:r>
+          </w:p>
+        </w:tc>
+        <w:tc>
+          <w:tcPr>
+            <w:tcW w:w="564" w:type="pct"/>
+            <w:vAlign w:val="center"/>
+          </w:tcPr>
+          <w:p>
+            <w:pPr>
+              <w:bidi/>
+              <w:jc w:val="center"/>
+              <w:rPr>
+                <w:b/>
+                <w:bCs/>
+                <w:sz w:val="44"/>
+                <w:szCs w:val="44"/>
+                <w:vertAlign w:val="superscript"/>
+                <w:rtl/>
+                <w:lang w:bidi="ar-EG"/>
+              </w:rPr>
+            </w:pPr>
+            <w:r>
+              <w:rPr>
+                <w:b/>
+                <w:bCs/>
+                <w:sz w:val="44"/>
+                <w:szCs w:val="44"/>
+                <w:vertAlign w:val="superscript"/>
+                <w:lang w:bidi="ar-EG"/>
+              </w:rPr>
+              <w:t>1</w:t>
+            </w:r>
+          </w:p>
+        </w:tc>
+        <w:tc>
+          <w:tcPr>
+            <w:tcW w:w="565" w:type="pct"/>
+            <w:vAlign w:val="center"/>
+          </w:tcPr>
+          <w:p>
+            <w:pPr>
+              <w:bidi/>
+              <w:jc w:val="center"/>
+              <w:rPr>
+                <w:b/>
+                <w:bCs/>
+                <w:sz w:val="44"/>
+                <w:szCs w:val="44"/>
+                <w:vertAlign w:val="superscript"/>
+                <w:rtl/>
+                <w:lang w:bidi="ar-EG"/>
+              </w:rPr>
+            </w:pPr>
+            <w:r>
+              <w:rPr>
+                <w:b/>
+                <w:bCs/>
+                <w:sz w:val="44"/>
+                <w:szCs w:val="44"/>
+                <w:vertAlign w:val="superscript"/>
+                <w:lang w:bidi="ar-EG"/>
+              </w:rPr>
+              <w:t>1</w:t>
+            </w:r>
+          </w:p>
+        </w:tc>
+        <w:tc>
+          <w:tcPr>
+            <w:tcW w:w="564" w:type="pct"/>
+            <w:vAlign w:val="center"/>
+          </w:tcPr>
+          <w:p>
+            <w:pPr>
+              <w:bidi/>
+              <w:jc w:val="center"/>
+              <w:rPr>
+                <w:b/>
+                <w:bCs/>
+                <w:sz w:val="44"/>
+                <w:szCs w:val="44"/>
+                <w:vertAlign w:val="superscript"/>
+                <w:rtl/>
+                <w:lang w:bidi="ar-EG"/>
+              </w:rPr>
+            </w:pPr>
+            <w:r>
+              <w:rPr>
+                <w:b/>
+                <w:bCs/>
+                <w:sz w:val="44"/>
+                <w:szCs w:val="44"/>
+                <w:vertAlign w:val="superscript"/>
+                <w:lang w:bidi="ar-EG"/>
+              </w:rPr>
+              <w:t>1</w:t>
+            </w:r>
+          </w:p>
+        </w:tc>
+        <w:tc>
+          <w:tcPr>
+            <w:tcW w:w="566" w:type="pct"/>
+            <w:vAlign w:val="center"/>
+          </w:tcPr>
+          <w:p>
+            <w:pPr>
+              <w:bidi/>
+              <w:jc w:val="center"/>
+              <w:rPr>
+                <w:b/>
+                <w:bCs/>
+                <w:sz w:val="44"/>
+                <w:szCs w:val="44"/>
+                <w:vertAlign w:val="superscript"/>
+                <w:rtl/>
+                <w:lang w:bidi="ar-EG"/>
+              </w:rPr>
+            </w:pPr>
+            <w:r>
+              <w:rPr>
+                <w:b/>
+                <w:bCs/>
+                <w:sz w:val="44"/>
+                <w:szCs w:val="44"/>
+                <w:vertAlign w:val="superscript"/>
+                <w:lang w:bidi="ar-EG"/>
+              </w:rPr>
+              <w:t>1</w:t>
+            </w:r>
+          </w:p>
+        </w:tc>
+      </w:tr>
+      <w:tr>
+        <w:trPr>
+          <w:trHeight w:val="53"/>
+          <w:jc w:val="center"/>
+        </w:trPr>
+        <w:tc>
+          <w:tcPr>
+            <w:tcW w:w="484" w:type="pct"/>
+            <w:vAlign w:val="center"/>
+          </w:tcPr>
+          <w:p>
+            <w:pPr>
+              <w:bidi/>
+              <w:jc w:val="center"/>
+              <w:rPr>
+                <w:b/>
+                <w:bCs/>
+                <w:sz w:val="34"/>
+                <w:szCs w:val="34"/>
+                <w:vertAlign w:val="superscript"/>
+                <w:rtl/>
+                <w:lang w:bidi="ar-EG"/>
+              </w:rPr>
+            </w:pPr>
+            <w:r>
+              <w:rPr>
+                <w:rFonts w:hint="cs"/>
+                <w:b/>
+                <w:bCs/>
+                <w:sz w:val="34"/>
+                <w:szCs w:val="34"/>
+                <w:vertAlign w:val="superscript"/>
+                <w:rtl/>
+                <w:lang w:bidi="ar-EG"/>
+              </w:rPr>
+              <w:t>1</w:t>
+            </w:r>
+          </w:p>
+        </w:tc>
+        <w:tc>
+          <w:tcPr>
+            <w:tcW w:w="564" w:type="pct"/>
+          </w:tcPr>
+          <w:p>
+            <w:pPr>
+              <w:bidi/>
+              <w:jc w:val="center"/>
+              <w:rPr>
+                <w:b/>
+                <w:bCs/>
+                <w:color w:val="C00000"/>
+                <w:sz w:val="44"/>
+                <w:szCs w:val="44"/>
+                <w:vertAlign w:val="superscript"/>
+                <w:lang w:bidi="ar-EG"/>
+              </w:rPr>
+            </w:pPr>
+            <w:r>
+              <w:rPr>
+                <w:b/>
+                <w:bCs/>
+                <w:color w:val="C00000"/>
+                <w:sz w:val="44"/>
+                <w:szCs w:val="44"/>
+                <w:vertAlign w:val="superscript"/>
+                <w:lang w:bidi="ar-EG"/>
+              </w:rPr>
+              <w:t>x</w:t>
+            </w:r>
+          </w:p>
+        </w:tc>
+        <w:tc>
+          <w:tcPr>
+            <w:tcW w:w="564" w:type="pct"/>
+          </w:tcPr>
+          <w:p>
+            <w:pPr>
+              <w:bidi/>
+              <w:jc w:val="center"/>
+              <w:rPr>
+                <w:b/>
+                <w:bCs/>
+                <w:color w:val="C00000"/>
+                <w:sz w:val="44"/>
+                <w:szCs w:val="44"/>
+                <w:vertAlign w:val="superscript"/>
+                <w:lang w:bidi="ar-EG"/>
+              </w:rPr>
+            </w:pPr>
+            <w:r>
+              <w:rPr>
+                <w:b/>
+                <w:bCs/>
+                <w:color w:val="C00000"/>
+                <w:sz w:val="44"/>
+                <w:szCs w:val="44"/>
+                <w:vertAlign w:val="superscript"/>
+                <w:lang w:bidi="ar-EG"/>
+              </w:rPr>
+              <w:t>x</w:t>
+            </w:r>
+          </w:p>
+        </w:tc>
+        <w:tc>
+          <w:tcPr>
+            <w:tcW w:w="565" w:type="pct"/>
+          </w:tcPr>
+          <w:p>
+            <w:pPr>
+              <w:bidi/>
+              <w:jc w:val="center"/>
+              <w:rPr>
+                <w:b/>
+                <w:bCs/>
+                <w:color w:val="C00000"/>
+                <w:sz w:val="44"/>
+                <w:szCs w:val="44"/>
+                <w:vertAlign w:val="superscript"/>
+                <w:lang w:bidi="ar-EG"/>
+              </w:rPr>
+            </w:pPr>
+            <w:r>
+              <w:rPr>
+                <w:b/>
+                <w:bCs/>
+                <w:color w:val="C00000"/>
+                <w:sz w:val="44"/>
+                <w:szCs w:val="44"/>
+                <w:vertAlign w:val="superscript"/>
+                <w:lang w:bidi="ar-EG"/>
+              </w:rPr>
+              <w:t>x</w:t>
+            </w:r>
+          </w:p>
+        </w:tc>
+        <w:tc>
+          <w:tcPr>
+            <w:tcW w:w="564" w:type="pct"/>
+          </w:tcPr>
+          <w:p>
+            <w:pPr>
+              <w:bidi/>
+              <w:jc w:val="center"/>
+              <w:rPr>
+                <w:b/>
+                <w:bCs/>
+                <w:color w:val="C00000"/>
+                <w:sz w:val="44"/>
+                <w:szCs w:val="44"/>
+                <w:vertAlign w:val="superscript"/>
+                <w:lang w:bidi="ar-EG"/>
+              </w:rPr>
+            </w:pPr>
+            <w:r>
+              <w:rPr>
+                <w:b/>
+                <w:bCs/>
+                <w:color w:val="C00000"/>
+                <w:sz w:val="44"/>
+                <w:szCs w:val="44"/>
+                <w:vertAlign w:val="superscript"/>
+                <w:lang w:bidi="ar-EG"/>
+              </w:rPr>
+              <w:t>x</w:t>
+            </w:r>
+          </w:p>
+        </w:tc>
+        <w:tc>
+          <w:tcPr>
+            <w:tcW w:w="564" w:type="pct"/>
+          </w:tcPr>
+          <w:p>
+            <w:pPr>
+              <w:bidi/>
+              <w:jc w:val="center"/>
+              <w:rPr>
+                <w:b/>
+                <w:bCs/>
+                <w:color w:val="C00000"/>
+                <w:sz w:val="44"/>
+                <w:szCs w:val="44"/>
+                <w:vertAlign w:val="superscript"/>
+                <w:lang w:bidi="ar-EG"/>
+              </w:rPr>
+            </w:pPr>
+            <w:r>
+              <w:rPr>
+                <w:b/>
+                <w:bCs/>
+                <w:color w:val="C00000"/>
+                <w:sz w:val="44"/>
+                <w:szCs w:val="44"/>
+                <w:vertAlign w:val="superscript"/>
+                <w:lang w:bidi="ar-EG"/>
+              </w:rPr>
+              <w:t>x</w:t>
+            </w:r>
+          </w:p>
+        </w:tc>
+        <w:tc>
+          <w:tcPr>
+            <w:tcW w:w="565" w:type="pct"/>
+          </w:tcPr>
+          <w:p>
+            <w:pPr>
+              <w:bidi/>
+              <w:jc w:val="center"/>
+              <w:rPr>
+                <w:b/>
+                <w:bCs/>
+                <w:color w:val="C00000"/>
+                <w:sz w:val="44"/>
+                <w:szCs w:val="44"/>
+                <w:vertAlign w:val="superscript"/>
+                <w:lang w:bidi="ar-EG"/>
+              </w:rPr>
+            </w:pPr>
+            <w:r>
+              <w:rPr>
+                <w:b/>
+                <w:bCs/>
+                <w:color w:val="C00000"/>
+                <w:sz w:val="44"/>
+                <w:szCs w:val="44"/>
+                <w:vertAlign w:val="superscript"/>
+                <w:lang w:bidi="ar-EG"/>
+              </w:rPr>
+              <w:t>x</w:t>
+            </w:r>
+          </w:p>
+        </w:tc>
+        <w:tc>
+          <w:tcPr>
+            <w:tcW w:w="564" w:type="pct"/>
+          </w:tcPr>
+          <w:p>
+            <w:pPr>
+              <w:bidi/>
+              <w:jc w:val="center"/>
+              <w:rPr>
+                <w:b/>
+                <w:bCs/>
+                <w:color w:val="C00000"/>
+                <w:sz w:val="44"/>
+                <w:szCs w:val="44"/>
+                <w:vertAlign w:val="superscript"/>
+                <w:lang w:bidi="ar-EG"/>
+              </w:rPr>
+            </w:pPr>
+            <w:r>
+              <w:rPr>
+                <w:b/>
+                <w:bCs/>
+                <w:color w:val="C00000"/>
+                <w:sz w:val="44"/>
+                <w:szCs w:val="44"/>
+                <w:vertAlign w:val="superscript"/>
+                <w:lang w:bidi="ar-EG"/>
+              </w:rPr>
+              <w:t>x</w:t>
+            </w:r>
+          </w:p>
+        </w:tc>
+        <w:tc>
+          <w:tcPr>
+            <w:tcW w:w="566" w:type="pct"/>
+          </w:tcPr>
+          <w:p>
+            <w:pPr>
+              <w:bidi/>
+              <w:jc w:val="center"/>
+              <w:rPr>
+                <w:b/>
+                <w:bCs/>
+                <w:color w:val="C00000"/>
+                <w:sz w:val="44"/>
+                <w:szCs w:val="44"/>
+                <w:vertAlign w:val="superscript"/>
+                <w:lang w:bidi="ar-EG"/>
+              </w:rPr>
+            </w:pPr>
+            <w:r>
+              <w:rPr>
+                <w:b/>
+                <w:bCs/>
+                <w:color w:val="C00000"/>
+                <w:sz w:val="44"/>
+                <w:szCs w:val="44"/>
+                <w:vertAlign w:val="superscript"/>
+                <w:lang w:bidi="ar-EG"/>
+              </w:rPr>
+              <w:t>x</w:t>
+            </w:r>
+          </w:p>
+        </w:tc>
+      </w:tr>
+      <w:tr>
+        <w:trPr>
+          <w:trHeight w:val="53"/>
+          <w:jc w:val="center"/>
+        </w:trPr>
+        <w:tc>
+          <w:tcPr>
+            <w:tcW w:w="484" w:type="pct"/>
+            <w:vAlign w:val="center"/>
+          </w:tcPr>
+          <w:p>
+            <w:pPr>
+              <w:bidi/>
+              <w:jc w:val="center"/>
+              <w:rPr>
+                <w:b/>
+                <w:bCs/>
+                <w:sz w:val="34"/>
+                <w:szCs w:val="34"/>
+                <w:vertAlign w:val="superscript"/>
+                <w:rtl/>
+                <w:lang w:bidi="ar-EG"/>
+              </w:rPr>
+            </w:pPr>
+            <w:r>
+              <w:rPr>
+                <w:rFonts w:hint="cs"/>
+                <w:b/>
+                <w:bCs/>
+                <w:sz w:val="34"/>
+                <w:szCs w:val="34"/>
+                <w:vertAlign w:val="superscript"/>
+                <w:rtl/>
+                <w:lang w:bidi="ar-EG"/>
+              </w:rPr>
+              <w:t>1</w:t>
+            </w:r>
+          </w:p>
+        </w:tc>
+        <w:tc>
+          <w:tcPr>
+            <w:tcW w:w="564" w:type="pct"/>
+          </w:tcPr>
+          <w:p>
+            <w:pPr>
+              <w:bidi/>
+              <w:jc w:val="center"/>
+              <w:rPr>
+                <w:b/>
+                <w:bCs/>
+                <w:color w:val="C00000"/>
+                <w:sz w:val="44"/>
+                <w:szCs w:val="44"/>
+                <w:vertAlign w:val="superscript"/>
+                <w:lang w:bidi="ar-EG"/>
+              </w:rPr>
+            </w:pPr>
+            <w:r>
+              <w:rPr>
+                <w:b/>
+                <w:bCs/>
+                <w:color w:val="C00000"/>
+                <w:sz w:val="44"/>
+                <w:szCs w:val="44"/>
+                <w:vertAlign w:val="superscript"/>
+                <w:lang w:bidi="ar-EG"/>
+              </w:rPr>
+              <w:t>x</w:t>
+            </w:r>
+          </w:p>
+        </w:tc>
+        <w:tc>
+          <w:tcPr>
+            <w:tcW w:w="564" w:type="pct"/>
+          </w:tcPr>
+          <w:p>
+            <w:pPr>
+              <w:bidi/>
+              <w:jc w:val="center"/>
+              <w:rPr>
+                <w:b/>
+                <w:bCs/>
+                <w:color w:val="C00000"/>
+                <w:sz w:val="44"/>
+                <w:szCs w:val="44"/>
+                <w:vertAlign w:val="superscript"/>
+                <w:lang w:bidi="ar-EG"/>
+              </w:rPr>
+            </w:pPr>
+            <w:r>
+              <w:rPr>
+                <w:b/>
+                <w:bCs/>
+                <w:color w:val="C00000"/>
+                <w:sz w:val="44"/>
+                <w:szCs w:val="44"/>
+                <w:vertAlign w:val="superscript"/>
+                <w:lang w:bidi="ar-EG"/>
+              </w:rPr>
+              <w:t>x</w:t>
+            </w:r>
+          </w:p>
+        </w:tc>
+        <w:tc>
+          <w:tcPr>
+            <w:tcW w:w="565" w:type="pct"/>
+          </w:tcPr>
+          <w:p>
+            <w:pPr>
+              <w:bidi/>
+              <w:jc w:val="center"/>
+              <w:rPr>
+                <w:b/>
+                <w:bCs/>
+                <w:color w:val="C00000"/>
+                <w:sz w:val="44"/>
+                <w:szCs w:val="44"/>
+                <w:vertAlign w:val="superscript"/>
+                <w:lang w:bidi="ar-EG"/>
+              </w:rPr>
+            </w:pPr>
+            <w:r>
+              <w:rPr>
+                <w:b/>
+                <w:bCs/>
+                <w:color w:val="C00000"/>
+                <w:sz w:val="44"/>
+                <w:szCs w:val="44"/>
+                <w:vertAlign w:val="superscript"/>
+                <w:lang w:bidi="ar-EG"/>
+              </w:rPr>
+              <w:t>x</w:t>
+            </w:r>
+          </w:p>
+        </w:tc>
+        <w:tc>
+          <w:tcPr>
+            <w:tcW w:w="564" w:type="pct"/>
+          </w:tcPr>
+          <w:p>
+            <w:pPr>
+              <w:bidi/>
+              <w:jc w:val="center"/>
+              <w:rPr>
+                <w:b/>
+                <w:bCs/>
+                <w:color w:val="C00000"/>
+                <w:sz w:val="44"/>
+                <w:szCs w:val="44"/>
+                <w:vertAlign w:val="superscript"/>
+                <w:lang w:bidi="ar-EG"/>
+              </w:rPr>
+            </w:pPr>
+            <w:r>
+              <w:rPr>
+                <w:b/>
+                <w:bCs/>
+                <w:color w:val="C00000"/>
+                <w:sz w:val="44"/>
+                <w:szCs w:val="44"/>
+                <w:vertAlign w:val="superscript"/>
+                <w:lang w:bidi="ar-EG"/>
+              </w:rPr>
+              <w:t>x</w:t>
+            </w:r>
+          </w:p>
+        </w:tc>
+        <w:tc>
+          <w:tcPr>
+            <w:tcW w:w="564" w:type="pct"/>
+          </w:tcPr>
+          <w:p>
+            <w:pPr>
+              <w:bidi/>
+              <w:jc w:val="center"/>
+              <w:rPr>
+                <w:b/>
+                <w:bCs/>
+                <w:color w:val="C00000"/>
+                <w:sz w:val="44"/>
+                <w:szCs w:val="44"/>
+                <w:vertAlign w:val="superscript"/>
+                <w:lang w:bidi="ar-EG"/>
+              </w:rPr>
+            </w:pPr>
+            <w:r>
+              <w:rPr>
+                <w:b/>
+                <w:bCs/>
+                <w:color w:val="C00000"/>
+                <w:sz w:val="44"/>
+                <w:szCs w:val="44"/>
+                <w:vertAlign w:val="superscript"/>
+                <w:lang w:bidi="ar-EG"/>
+              </w:rPr>
+              <w:t>x</w:t>
+            </w:r>
+          </w:p>
+        </w:tc>
+        <w:tc>
+          <w:tcPr>
+            <w:tcW w:w="565" w:type="pct"/>
+          </w:tcPr>
+          <w:p>
+            <w:pPr>
+              <w:bidi/>
+              <w:jc w:val="center"/>
+              <w:rPr>
+                <w:b/>
+                <w:bCs/>
+                <w:color w:val="C00000"/>
+                <w:sz w:val="44"/>
+                <w:szCs w:val="44"/>
+                <w:vertAlign w:val="superscript"/>
+                <w:lang w:bidi="ar-EG"/>
+              </w:rPr>
+            </w:pPr>
+            <w:r>
+              <w:rPr>
+                <w:b/>
+                <w:bCs/>
+                <w:color w:val="C00000"/>
+                <w:sz w:val="44"/>
+                <w:szCs w:val="44"/>
+                <w:vertAlign w:val="superscript"/>
+                <w:lang w:bidi="ar-EG"/>
+              </w:rPr>
+              <w:t>x</w:t>
+            </w:r>
+          </w:p>
+        </w:tc>
+        <w:tc>
+          <w:tcPr>
+            <w:tcW w:w="564" w:type="pct"/>
+          </w:tcPr>
+          <w:p>
+            <w:pPr>
+              <w:bidi/>
+              <w:jc w:val="center"/>
+              <w:rPr>
+                <w:b/>
+                <w:bCs/>
+                <w:color w:val="C00000"/>
+                <w:sz w:val="44"/>
+                <w:szCs w:val="44"/>
+                <w:vertAlign w:val="superscript"/>
+                <w:lang w:bidi="ar-EG"/>
+              </w:rPr>
+            </w:pPr>
+            <w:r>
+              <w:rPr>
+                <w:b/>
+                <w:bCs/>
+                <w:color w:val="C00000"/>
+                <w:sz w:val="44"/>
+                <w:szCs w:val="44"/>
+                <w:vertAlign w:val="superscript"/>
+                <w:lang w:bidi="ar-EG"/>
+              </w:rPr>
+              <w:t>x</w:t>
+            </w:r>
+          </w:p>
+        </w:tc>
+        <w:tc>
+          <w:tcPr>
+            <w:tcW w:w="566" w:type="pct"/>
+          </w:tcPr>
+          <w:p>
+            <w:pPr>
+              <w:bidi/>
+              <w:jc w:val="center"/>
+              <w:rPr>
+                <w:b/>
+                <w:bCs/>
+                <w:color w:val="C00000"/>
+                <w:sz w:val="44"/>
+                <w:szCs w:val="44"/>
+                <w:vertAlign w:val="superscript"/>
+                <w:lang w:bidi="ar-EG"/>
+              </w:rPr>
+            </w:pPr>
+            <w:r>
+              <w:rPr>
+                <w:b/>
+                <w:bCs/>
+                <w:color w:val="C00000"/>
+                <w:sz w:val="44"/>
+                <w:szCs w:val="44"/>
+                <w:vertAlign w:val="superscript"/>
+                <w:lang w:bidi="ar-EG"/>
+              </w:rPr>
+              <w:t>x</w:t>
+            </w:r>
+          </w:p>
+        </w:tc>
+      </w:tr>
+      <w:tr>
+        <w:trPr>
+          <w:trHeight w:val="53"/>
+          <w:jc w:val="center"/>
+        </w:trPr>
+        <w:tc>
+          <w:tcPr>
+            <w:tcW w:w="484" w:type="pct"/>
+            <w:vAlign w:val="center"/>
+          </w:tcPr>
+          <w:p>
+            <w:pPr>
+              <w:bidi/>
+              <w:jc w:val="center"/>
+              <w:rPr>
+                <w:b/>
+                <w:bCs/>
+                <w:sz w:val="34"/>
+                <w:szCs w:val="34"/>
+                <w:vertAlign w:val="superscript"/>
+                <w:rtl/>
+                <w:lang w:bidi="ar-EG"/>
+              </w:rPr>
+            </w:pPr>
+            <w:r>
+              <w:rPr>
+                <w:rFonts w:hint="cs"/>
+                <w:b/>
+                <w:bCs/>
+                <w:sz w:val="34"/>
+                <w:szCs w:val="34"/>
+                <w:vertAlign w:val="superscript"/>
+                <w:rtl/>
+                <w:lang w:bidi="ar-EG"/>
+              </w:rPr>
+              <w:t>1</w:t>
+            </w:r>
+          </w:p>
+        </w:tc>
+        <w:tc>
+          <w:tcPr>
+            <w:tcW w:w="564" w:type="pct"/>
+          </w:tcPr>
+          <w:p>
+            <w:pPr>
+              <w:bidi/>
+              <w:jc w:val="center"/>
+              <w:rPr>
+                <w:b/>
+                <w:bCs/>
+                <w:color w:val="C00000"/>
+                <w:sz w:val="44"/>
+                <w:szCs w:val="44"/>
+                <w:vertAlign w:val="superscript"/>
+                <w:lang w:bidi="ar-EG"/>
+              </w:rPr>
+            </w:pPr>
+            <w:r>
+              <w:rPr>
+                <w:b/>
+                <w:bCs/>
+                <w:color w:val="C00000"/>
+                <w:sz w:val="44"/>
+                <w:szCs w:val="44"/>
+                <w:vertAlign w:val="superscript"/>
+                <w:lang w:bidi="ar-EG"/>
+              </w:rPr>
+              <w:t>x</w:t>
+            </w:r>
+          </w:p>
+        </w:tc>
+        <w:tc>
+          <w:tcPr>
+            <w:tcW w:w="564" w:type="pct"/>
+          </w:tcPr>
+          <w:p>
+            <w:pPr>
+              <w:bidi/>
+              <w:jc w:val="center"/>
+              <w:rPr>
+                <w:b/>
+                <w:bCs/>
+                <w:color w:val="C00000"/>
+                <w:sz w:val="44"/>
+                <w:szCs w:val="44"/>
+                <w:vertAlign w:val="superscript"/>
+                <w:lang w:bidi="ar-EG"/>
+              </w:rPr>
+            </w:pPr>
+            <w:r>
+              <w:rPr>
+                <w:b/>
+                <w:bCs/>
+                <w:color w:val="C00000"/>
+                <w:sz w:val="44"/>
+                <w:szCs w:val="44"/>
+                <w:vertAlign w:val="superscript"/>
+                <w:lang w:bidi="ar-EG"/>
+              </w:rPr>
+              <w:t>x</w:t>
+            </w:r>
+          </w:p>
+        </w:tc>
+        <w:tc>
+          <w:tcPr>
+            <w:tcW w:w="565" w:type="pct"/>
+          </w:tcPr>
+          <w:p>
+            <w:pPr>
+              <w:bidi/>
+              <w:jc w:val="center"/>
+              <w:rPr>
+                <w:b/>
+                <w:bCs/>
+                <w:color w:val="C00000"/>
+                <w:sz w:val="44"/>
+                <w:szCs w:val="44"/>
+                <w:vertAlign w:val="superscript"/>
+                <w:lang w:bidi="ar-EG"/>
+              </w:rPr>
+            </w:pPr>
+            <w:r>
+              <w:rPr>
+                <w:b/>
+                <w:bCs/>
+                <w:color w:val="C00000"/>
+                <w:sz w:val="44"/>
+                <w:szCs w:val="44"/>
+                <w:vertAlign w:val="superscript"/>
+                <w:lang w:bidi="ar-EG"/>
+              </w:rPr>
+              <w:t>x</w:t>
+            </w:r>
+          </w:p>
+        </w:tc>
+        <w:tc>
+          <w:tcPr>
+            <w:tcW w:w="564" w:type="pct"/>
+          </w:tcPr>
+          <w:p>
+            <w:pPr>
+              <w:bidi/>
+              <w:jc w:val="center"/>
+              <w:rPr>
+                <w:b/>
+                <w:bCs/>
+                <w:color w:val="C00000"/>
+                <w:sz w:val="44"/>
+                <w:szCs w:val="44"/>
+                <w:vertAlign w:val="superscript"/>
+                <w:lang w:bidi="ar-EG"/>
+              </w:rPr>
+            </w:pPr>
+            <w:r>
+              <w:rPr>
+                <w:b/>
+                <w:bCs/>
+                <w:color w:val="C00000"/>
+                <w:sz w:val="44"/>
+                <w:szCs w:val="44"/>
+                <w:vertAlign w:val="superscript"/>
+                <w:lang w:bidi="ar-EG"/>
+              </w:rPr>
+              <w:t>x</w:t>
+            </w:r>
+          </w:p>
+        </w:tc>
+        <w:tc>
+          <w:tcPr>
+            <w:tcW w:w="564" w:type="pct"/>
+          </w:tcPr>
+          <w:p>
+            <w:pPr>
+              <w:bidi/>
+              <w:jc w:val="center"/>
+              <w:rPr>
+                <w:b/>
+                <w:bCs/>
+                <w:color w:val="C00000"/>
+                <w:sz w:val="44"/>
+                <w:szCs w:val="44"/>
+                <w:vertAlign w:val="superscript"/>
+                <w:lang w:bidi="ar-EG"/>
+              </w:rPr>
+            </w:pPr>
+            <w:r>
+              <w:rPr>
+                <w:b/>
+                <w:bCs/>
+                <w:color w:val="C00000"/>
+                <w:sz w:val="44"/>
+                <w:szCs w:val="44"/>
+                <w:vertAlign w:val="superscript"/>
+                <w:lang w:bidi="ar-EG"/>
+              </w:rPr>
+              <w:t>x</w:t>
+            </w:r>
+          </w:p>
+        </w:tc>
+        <w:tc>
+          <w:tcPr>
+            <w:tcW w:w="565" w:type="pct"/>
+          </w:tcPr>
+          <w:p>
+            <w:pPr>
+              <w:bidi/>
+              <w:jc w:val="center"/>
+              <w:rPr>
+                <w:b/>
+                <w:bCs/>
+                <w:color w:val="C00000"/>
+                <w:sz w:val="44"/>
+                <w:szCs w:val="44"/>
+                <w:vertAlign w:val="superscript"/>
+                <w:lang w:bidi="ar-EG"/>
+              </w:rPr>
+            </w:pPr>
+            <w:r>
+              <w:rPr>
+                <w:b/>
+                <w:bCs/>
+                <w:color w:val="C00000"/>
+                <w:sz w:val="44"/>
+                <w:szCs w:val="44"/>
+                <w:vertAlign w:val="superscript"/>
+                <w:lang w:bidi="ar-EG"/>
+              </w:rPr>
+              <w:t>x</w:t>
+            </w:r>
+          </w:p>
+        </w:tc>
+        <w:tc>
+          <w:tcPr>
+            <w:tcW w:w="564" w:type="pct"/>
+          </w:tcPr>
+          <w:p>
+            <w:pPr>
+              <w:bidi/>
+              <w:jc w:val="center"/>
+              <w:rPr>
+                <w:b/>
+                <w:bCs/>
+                <w:color w:val="C00000"/>
+                <w:sz w:val="44"/>
+                <w:szCs w:val="44"/>
+                <w:vertAlign w:val="superscript"/>
+                <w:lang w:bidi="ar-EG"/>
+              </w:rPr>
+            </w:pPr>
+            <w:r>
+              <w:rPr>
+                <w:b/>
+                <w:bCs/>
+                <w:color w:val="C00000"/>
+                <w:sz w:val="44"/>
+                <w:szCs w:val="44"/>
+                <w:vertAlign w:val="superscript"/>
+                <w:lang w:bidi="ar-EG"/>
+              </w:rPr>
+              <w:t>x</w:t>
+            </w:r>
+          </w:p>
+        </w:tc>
+        <w:tc>
+          <w:tcPr>
+            <w:tcW w:w="566" w:type="pct"/>
+          </w:tcPr>
+          <w:p>
+            <w:pPr>
+              <w:bidi/>
+              <w:jc w:val="center"/>
+              <w:rPr>
+                <w:b/>
+                <w:bCs/>
+                <w:color w:val="C00000"/>
+                <w:sz w:val="44"/>
+                <w:szCs w:val="44"/>
+                <w:vertAlign w:val="superscript"/>
+                <w:lang w:bidi="ar-EG"/>
+              </w:rPr>
+            </w:pPr>
+            <w:r>
+              <w:rPr>
+                <w:b/>
+                <w:bCs/>
+                <w:color w:val="C00000"/>
+                <w:sz w:val="44"/>
+                <w:szCs w:val="44"/>
+                <w:vertAlign w:val="superscript"/>
+                <w:lang w:bidi="ar-EG"/>
+              </w:rPr>
+              <w:t>x</w:t>
+            </w:r>
+          </w:p>
+        </w:tc>
+      </w:tr>
+      <w:tr>
+        <w:trPr>
+          <w:trHeight w:val="53"/>
+          <w:jc w:val="center"/>
+        </w:trPr>
+        <w:tc>
+          <w:tcPr>
+            <w:tcW w:w="484" w:type="pct"/>
+            <w:vAlign w:val="center"/>
+          </w:tcPr>
+          <w:p>
+            <w:pPr>
+              <w:bidi/>
+              <w:jc w:val="center"/>
+              <w:rPr>
+                <w:b/>
+                <w:bCs/>
+                <w:sz w:val="34"/>
+                <w:szCs w:val="34"/>
+                <w:vertAlign w:val="superscript"/>
+                <w:rtl/>
+                <w:lang w:bidi="ar-EG"/>
+              </w:rPr>
+            </w:pPr>
+            <w:r>
+              <w:rPr>
+                <w:rFonts w:hint="cs"/>
+                <w:b/>
+                <w:bCs/>
+                <w:sz w:val="34"/>
+                <w:szCs w:val="34"/>
+                <w:vertAlign w:val="superscript"/>
+                <w:rtl/>
+                <w:lang w:bidi="ar-EG"/>
+              </w:rPr>
+              <w:t>1</w:t>
+            </w:r>
+          </w:p>
+        </w:tc>
+        <w:tc>
+          <w:tcPr>
+            <w:tcW w:w="564" w:type="pct"/>
+          </w:tcPr>
+          <w:p>
+            <w:pPr>
+              <w:bidi/>
+              <w:jc w:val="center"/>
+              <w:rPr>
+                <w:b/>
+                <w:bCs/>
+                <w:color w:val="C00000"/>
+                <w:sz w:val="44"/>
+                <w:szCs w:val="44"/>
+                <w:vertAlign w:val="superscript"/>
+                <w:lang w:bidi="ar-EG"/>
+              </w:rPr>
+            </w:pPr>
+            <w:r>
+              <w:rPr>
+                <w:b/>
+                <w:bCs/>
+                <w:color w:val="C00000"/>
+                <w:sz w:val="44"/>
+                <w:szCs w:val="44"/>
+                <w:vertAlign w:val="superscript"/>
+                <w:lang w:bidi="ar-EG"/>
+              </w:rPr>
+              <w:t>x</w:t>
+            </w:r>
+          </w:p>
+        </w:tc>
+        <w:tc>
+          <w:tcPr>
+            <w:tcW w:w="564" w:type="pct"/>
+          </w:tcPr>
+          <w:p>
+            <w:pPr>
+              <w:bidi/>
+              <w:jc w:val="center"/>
+              <w:rPr>
+                <w:b/>
+                <w:bCs/>
+                <w:color w:val="C00000"/>
+                <w:sz w:val="44"/>
+                <w:szCs w:val="44"/>
+                <w:vertAlign w:val="superscript"/>
+                <w:lang w:bidi="ar-EG"/>
+              </w:rPr>
+            </w:pPr>
+            <w:r>
+              <w:rPr>
+                <w:b/>
+                <w:bCs/>
+                <w:color w:val="C00000"/>
+                <w:sz w:val="44"/>
+                <w:szCs w:val="44"/>
+                <w:vertAlign w:val="superscript"/>
+                <w:lang w:bidi="ar-EG"/>
+              </w:rPr>
+              <w:t>x</w:t>
+            </w:r>
+          </w:p>
+        </w:tc>
+        <w:tc>
+          <w:tcPr>
+            <w:tcW w:w="565" w:type="pct"/>
+          </w:tcPr>
+          <w:p>
+            <w:pPr>
+              <w:bidi/>
+              <w:jc w:val="center"/>
+              <w:rPr>
+                <w:b/>
+                <w:bCs/>
+                <w:color w:val="C00000"/>
+                <w:sz w:val="44"/>
+                <w:szCs w:val="44"/>
+                <w:vertAlign w:val="superscript"/>
+                <w:lang w:bidi="ar-EG"/>
+              </w:rPr>
+            </w:pPr>
+            <w:r>
+              <w:rPr>
+                <w:b/>
+                <w:bCs/>
+                <w:color w:val="C00000"/>
+                <w:sz w:val="44"/>
+                <w:szCs w:val="44"/>
+                <w:vertAlign w:val="superscript"/>
+                <w:lang w:bidi="ar-EG"/>
+              </w:rPr>
+              <w:t>x</w:t>
+            </w:r>
+          </w:p>
+        </w:tc>
+        <w:tc>
+          <w:tcPr>
+            <w:tcW w:w="564" w:type="pct"/>
+          </w:tcPr>
+          <w:p>
+            <w:pPr>
+              <w:bidi/>
+              <w:jc w:val="center"/>
+              <w:rPr>
+                <w:b/>
+                <w:bCs/>
+                <w:color w:val="C00000"/>
+                <w:sz w:val="44"/>
+                <w:szCs w:val="44"/>
+                <w:vertAlign w:val="superscript"/>
+                <w:lang w:bidi="ar-EG"/>
+              </w:rPr>
+            </w:pPr>
+            <w:r>
+              <w:rPr>
+                <w:b/>
+                <w:bCs/>
+                <w:color w:val="C00000"/>
+                <w:sz w:val="44"/>
+                <w:szCs w:val="44"/>
+                <w:vertAlign w:val="superscript"/>
+                <w:lang w:bidi="ar-EG"/>
+              </w:rPr>
+              <w:t>x</w:t>
+            </w:r>
+          </w:p>
+        </w:tc>
+        <w:tc>
+          <w:tcPr>
+            <w:tcW w:w="564" w:type="pct"/>
+          </w:tcPr>
+          <w:p>
+            <w:pPr>
+              <w:bidi/>
+              <w:jc w:val="center"/>
+              <w:rPr>
+                <w:b/>
+                <w:bCs/>
+                <w:color w:val="C00000"/>
+                <w:sz w:val="44"/>
+                <w:szCs w:val="44"/>
+                <w:vertAlign w:val="superscript"/>
+                <w:lang w:bidi="ar-EG"/>
+              </w:rPr>
+            </w:pPr>
+            <w:r>
+              <w:rPr>
+                <w:b/>
+                <w:bCs/>
+                <w:color w:val="C00000"/>
+                <w:sz w:val="44"/>
+                <w:szCs w:val="44"/>
+                <w:vertAlign w:val="superscript"/>
+                <w:lang w:bidi="ar-EG"/>
+              </w:rPr>
+              <w:t>x</w:t>
+            </w:r>
+          </w:p>
+        </w:tc>
+        <w:tc>
+          <w:tcPr>
+            <w:tcW w:w="565" w:type="pct"/>
+          </w:tcPr>
+          <w:p>
+            <w:pPr>
+              <w:bidi/>
+              <w:jc w:val="center"/>
+              <w:rPr>
+                <w:b/>
+                <w:bCs/>
+                <w:color w:val="C00000"/>
+                <w:sz w:val="44"/>
+                <w:szCs w:val="44"/>
+                <w:vertAlign w:val="superscript"/>
+                <w:lang w:bidi="ar-EG"/>
+              </w:rPr>
+            </w:pPr>
+            <w:r>
+              <w:rPr>
+                <w:b/>
+                <w:bCs/>
+                <w:color w:val="C00000"/>
+                <w:sz w:val="44"/>
+                <w:szCs w:val="44"/>
+                <w:vertAlign w:val="superscript"/>
+                <w:lang w:bidi="ar-EG"/>
+              </w:rPr>
+              <w:t>x</w:t>
+            </w:r>
+          </w:p>
+        </w:tc>
+        <w:tc>
+          <w:tcPr>
+            <w:tcW w:w="564" w:type="pct"/>
+          </w:tcPr>
+          <w:p>
+            <w:pPr>
+              <w:bidi/>
+              <w:jc w:val="center"/>
+              <w:rPr>
+                <w:b/>
+                <w:bCs/>
+                <w:color w:val="C00000"/>
+                <w:sz w:val="44"/>
+                <w:szCs w:val="44"/>
+                <w:vertAlign w:val="superscript"/>
+                <w:lang w:bidi="ar-EG"/>
+              </w:rPr>
+            </w:pPr>
+            <w:r>
+              <w:rPr>
+                <w:b/>
+                <w:bCs/>
+                <w:color w:val="C00000"/>
+                <w:sz w:val="44"/>
+                <w:szCs w:val="44"/>
+                <w:vertAlign w:val="superscript"/>
+                <w:lang w:bidi="ar-EG"/>
+              </w:rPr>
+              <w:t>x</w:t>
+            </w:r>
+          </w:p>
+        </w:tc>
+        <w:tc>
+          <w:tcPr>
+            <w:tcW w:w="566" w:type="pct"/>
+          </w:tcPr>
+          <w:p>
+            <w:pPr>
+              <w:bidi/>
+              <w:jc w:val="center"/>
+              <w:rPr>
+                <w:b/>
+                <w:bCs/>
+                <w:color w:val="C00000"/>
+                <w:sz w:val="44"/>
+                <w:szCs w:val="44"/>
+                <w:vertAlign w:val="superscript"/>
+                <w:lang w:bidi="ar-EG"/>
+              </w:rPr>
+            </w:pPr>
+            <w:r>
+              <w:rPr>
+                <w:b/>
+                <w:bCs/>
+                <w:color w:val="C00000"/>
+                <w:sz w:val="44"/>
+                <w:szCs w:val="44"/>
+                <w:vertAlign w:val="superscript"/>
+                <w:lang w:bidi="ar-EG"/>
+              </w:rPr>
+              <w:t>x</w:t>
+            </w:r>
+          </w:p>
+        </w:tc>
+      </w:tr>
+      <w:tr>
+        <w:trPr>
+          <w:trHeight w:val="53"/>
+          <w:jc w:val="center"/>
+        </w:trPr>
+        <w:tc>
+          <w:tcPr>
+            <w:tcW w:w="484" w:type="pct"/>
+            <w:vAlign w:val="center"/>
+          </w:tcPr>
+          <w:p>
+            <w:pPr>
+              <w:bidi/>
+              <w:jc w:val="center"/>
+              <w:rPr>
+                <w:b/>
+                <w:bCs/>
+                <w:sz w:val="34"/>
+                <w:szCs w:val="34"/>
+                <w:vertAlign w:val="superscript"/>
+                <w:rtl/>
+                <w:lang w:bidi="ar-EG"/>
+              </w:rPr>
+            </w:pPr>
+            <w:r>
+              <w:rPr>
+                <w:rFonts w:hint="cs"/>
+                <w:b/>
+                <w:bCs/>
+                <w:sz w:val="34"/>
+                <w:szCs w:val="34"/>
+                <w:vertAlign w:val="superscript"/>
+                <w:rtl/>
+                <w:lang w:bidi="ar-EG"/>
+              </w:rPr>
+              <w:t>1</w:t>
+            </w:r>
+          </w:p>
+        </w:tc>
+        <w:tc>
+          <w:tcPr>
+            <w:tcW w:w="564" w:type="pct"/>
+          </w:tcPr>
+          <w:p>
+            <w:pPr>
+              <w:bidi/>
+              <w:jc w:val="center"/>
+              <w:rPr>
+                <w:b/>
+                <w:bCs/>
+                <w:color w:val="C00000"/>
+                <w:sz w:val="44"/>
+                <w:szCs w:val="44"/>
+                <w:vertAlign w:val="superscript"/>
+                <w:lang w:bidi="ar-EG"/>
+              </w:rPr>
+            </w:pPr>
+            <w:r>
+              <w:rPr>
+                <w:b/>
+                <w:bCs/>
+                <w:color w:val="C00000"/>
+                <w:sz w:val="44"/>
+                <w:szCs w:val="44"/>
+                <w:vertAlign w:val="superscript"/>
+                <w:lang w:bidi="ar-EG"/>
+              </w:rPr>
+              <w:t>x</w:t>
+            </w:r>
+          </w:p>
+        </w:tc>
+        <w:tc>
+          <w:tcPr>
+            <w:tcW w:w="564" w:type="pct"/>
+          </w:tcPr>
+          <w:p>
+            <w:pPr>
+              <w:bidi/>
+              <w:jc w:val="center"/>
+              <w:rPr>
+                <w:b/>
+                <w:bCs/>
+                <w:color w:val="C00000"/>
+                <w:sz w:val="44"/>
+                <w:szCs w:val="44"/>
+                <w:vertAlign w:val="superscript"/>
+                <w:lang w:bidi="ar-EG"/>
+              </w:rPr>
+            </w:pPr>
+            <w:r>
+              <w:rPr>
+                <w:b/>
+                <w:bCs/>
+                <w:color w:val="C00000"/>
+                <w:sz w:val="44"/>
+                <w:szCs w:val="44"/>
+                <w:vertAlign w:val="superscript"/>
+                <w:lang w:bidi="ar-EG"/>
+              </w:rPr>
+              <w:t>x</w:t>
+            </w:r>
+          </w:p>
+        </w:tc>
+        <w:tc>
+          <w:tcPr>
+            <w:tcW w:w="565" w:type="pct"/>
+          </w:tcPr>
+          <w:p>
+            <w:pPr>
+              <w:bidi/>
+              <w:jc w:val="center"/>
+              <w:rPr>
+                <w:b/>
+                <w:bCs/>
+                <w:color w:val="C00000"/>
+                <w:sz w:val="44"/>
+                <w:szCs w:val="44"/>
+                <w:vertAlign w:val="superscript"/>
+                <w:lang w:bidi="ar-EG"/>
+              </w:rPr>
+            </w:pPr>
+            <w:r>
+              <w:rPr>
+                <w:b/>
+                <w:bCs/>
+                <w:color w:val="C00000"/>
+                <w:sz w:val="44"/>
+                <w:szCs w:val="44"/>
+                <w:vertAlign w:val="superscript"/>
+                <w:lang w:bidi="ar-EG"/>
+              </w:rPr>
+              <w:t>x</w:t>
+            </w:r>
+          </w:p>
+        </w:tc>
+        <w:tc>
+          <w:tcPr>
+            <w:tcW w:w="564" w:type="pct"/>
+          </w:tcPr>
+          <w:p>
+            <w:pPr>
+              <w:bidi/>
+              <w:jc w:val="center"/>
+              <w:rPr>
+                <w:b/>
+                <w:bCs/>
+                <w:color w:val="C00000"/>
+                <w:sz w:val="44"/>
+                <w:szCs w:val="44"/>
+                <w:vertAlign w:val="superscript"/>
+                <w:lang w:bidi="ar-EG"/>
+              </w:rPr>
+            </w:pPr>
+            <w:r>
+              <w:rPr>
+                <w:b/>
+                <w:bCs/>
+                <w:color w:val="C00000"/>
+                <w:sz w:val="44"/>
+                <w:szCs w:val="44"/>
+                <w:vertAlign w:val="superscript"/>
+                <w:lang w:bidi="ar-EG"/>
+              </w:rPr>
+              <w:t>x</w:t>
+            </w:r>
+          </w:p>
+        </w:tc>
+        <w:tc>
+          <w:tcPr>
+            <w:tcW w:w="564" w:type="pct"/>
+          </w:tcPr>
+          <w:p>
+            <w:pPr>
+              <w:bidi/>
+              <w:jc w:val="center"/>
+              <w:rPr>
+                <w:b/>
+                <w:bCs/>
+                <w:color w:val="C00000"/>
+                <w:sz w:val="44"/>
+                <w:szCs w:val="44"/>
+                <w:vertAlign w:val="superscript"/>
+                <w:lang w:bidi="ar-EG"/>
+              </w:rPr>
+            </w:pPr>
+            <w:r>
+              <w:rPr>
+                <w:b/>
+                <w:bCs/>
+                <w:color w:val="C00000"/>
+                <w:sz w:val="44"/>
+                <w:szCs w:val="44"/>
+                <w:vertAlign w:val="superscript"/>
+                <w:lang w:bidi="ar-EG"/>
+              </w:rPr>
+              <w:t>x</w:t>
+            </w:r>
+          </w:p>
+        </w:tc>
+        <w:tc>
+          <w:tcPr>
+            <w:tcW w:w="565" w:type="pct"/>
+          </w:tcPr>
+          <w:p>
+            <w:pPr>
+              <w:bidi/>
+              <w:jc w:val="center"/>
+              <w:rPr>
+                <w:b/>
+                <w:bCs/>
+                <w:color w:val="C00000"/>
+                <w:sz w:val="44"/>
+                <w:szCs w:val="44"/>
+                <w:vertAlign w:val="superscript"/>
+                <w:lang w:bidi="ar-EG"/>
+              </w:rPr>
+            </w:pPr>
+            <w:r>
+              <w:rPr>
+                <w:b/>
+                <w:bCs/>
+                <w:color w:val="C00000"/>
+                <w:sz w:val="44"/>
+                <w:szCs w:val="44"/>
+                <w:vertAlign w:val="superscript"/>
+                <w:lang w:bidi="ar-EG"/>
+              </w:rPr>
+              <w:t>x</w:t>
+            </w:r>
+          </w:p>
+        </w:tc>
+        <w:tc>
+          <w:tcPr>
+            <w:tcW w:w="564" w:type="pct"/>
+          </w:tcPr>
+          <w:p>
+            <w:pPr>
+              <w:bidi/>
+              <w:jc w:val="center"/>
+              <w:rPr>
+                <w:b/>
+                <w:bCs/>
+                <w:color w:val="C00000"/>
+                <w:sz w:val="44"/>
+                <w:szCs w:val="44"/>
+                <w:vertAlign w:val="superscript"/>
+                <w:lang w:bidi="ar-EG"/>
+              </w:rPr>
+            </w:pPr>
+            <w:r>
+              <w:rPr>
+                <w:b/>
+                <w:bCs/>
+                <w:color w:val="C00000"/>
+                <w:sz w:val="44"/>
+                <w:szCs w:val="44"/>
+                <w:vertAlign w:val="superscript"/>
+                <w:lang w:bidi="ar-EG"/>
+              </w:rPr>
+              <w:t>x</w:t>
+            </w:r>
+          </w:p>
+        </w:tc>
+        <w:tc>
+          <w:tcPr>
+            <w:tcW w:w="566" w:type="pct"/>
+          </w:tcPr>
+          <w:p>
+            <w:pPr>
+              <w:bidi/>
+              <w:jc w:val="center"/>
+              <w:rPr>
+                <w:b/>
+                <w:bCs/>
+                <w:color w:val="C00000"/>
+                <w:sz w:val="44"/>
+                <w:szCs w:val="44"/>
+                <w:vertAlign w:val="superscript"/>
+                <w:lang w:bidi="ar-EG"/>
+              </w:rPr>
+            </w:pPr>
+            <w:r>
+              <w:rPr>
+                <w:b/>
+                <w:bCs/>
+                <w:color w:val="C00000"/>
+                <w:sz w:val="44"/>
+                <w:szCs w:val="44"/>
+                <w:vertAlign w:val="superscript"/>
+                <w:lang w:bidi="ar-EG"/>
+              </w:rPr>
+              <w:t>x</w:t>
+            </w:r>
+          </w:p>
+        </w:tc>
+      </w:tr>
+      <w:tr>
+        <w:trPr>
+          <w:trHeight w:val="53"/>
+          <w:jc w:val="center"/>
+        </w:trPr>
+        <w:tc>
+          <w:tcPr>
+            <w:tcW w:w="484" w:type="pct"/>
+            <w:vAlign w:val="center"/>
+          </w:tcPr>
+          <w:p>
+            <w:pPr>
+              <w:bidi/>
+              <w:jc w:val="center"/>
+              <w:rPr>
+                <w:b/>
+                <w:bCs/>
+                <w:sz w:val="34"/>
+                <w:szCs w:val="34"/>
+                <w:vertAlign w:val="superscript"/>
+                <w:rtl/>
+                <w:lang w:bidi="ar-EG"/>
+              </w:rPr>
+            </w:pPr>
+            <w:r>
+              <w:rPr>
+                <w:rFonts w:hint="cs"/>
+                <w:b/>
+                <w:bCs/>
+                <w:sz w:val="34"/>
+                <w:szCs w:val="34"/>
+                <w:vertAlign w:val="superscript"/>
+                <w:rtl/>
+                <w:lang w:bidi="ar-EG"/>
+              </w:rPr>
+              <w:t>1</w:t>
+            </w:r>
+          </w:p>
+        </w:tc>
+        <w:tc>
+          <w:tcPr>
+            <w:tcW w:w="564" w:type="pct"/>
+          </w:tcPr>
+          <w:p>
+            <w:pPr>
+              <w:bidi/>
+              <w:jc w:val="center"/>
+              <w:rPr>
+                <w:b/>
+                <w:bCs/>
+                <w:color w:val="C00000"/>
+                <w:sz w:val="44"/>
+                <w:szCs w:val="44"/>
+                <w:vertAlign w:val="superscript"/>
+                <w:lang w:bidi="ar-EG"/>
+              </w:rPr>
+            </w:pPr>
+            <w:r>
+              <w:rPr>
+                <w:b/>
+                <w:bCs/>
+                <w:color w:val="C00000"/>
+                <w:sz w:val="44"/>
+                <w:szCs w:val="44"/>
+                <w:vertAlign w:val="superscript"/>
+                <w:lang w:bidi="ar-EG"/>
+              </w:rPr>
+              <w:t>x</w:t>
+            </w:r>
+          </w:p>
+        </w:tc>
+        <w:tc>
+          <w:tcPr>
+            <w:tcW w:w="564" w:type="pct"/>
+          </w:tcPr>
+          <w:p>
+            <w:pPr>
+              <w:bidi/>
+              <w:jc w:val="center"/>
+              <w:rPr>
+                <w:b/>
+                <w:bCs/>
+                <w:color w:val="C00000"/>
+                <w:sz w:val="44"/>
+                <w:szCs w:val="44"/>
+                <w:vertAlign w:val="superscript"/>
+                <w:lang w:bidi="ar-EG"/>
+              </w:rPr>
+            </w:pPr>
+            <w:r>
+              <w:rPr>
+                <w:b/>
+                <w:bCs/>
+                <w:color w:val="C00000"/>
+                <w:sz w:val="44"/>
+                <w:szCs w:val="44"/>
+                <w:vertAlign w:val="superscript"/>
+                <w:lang w:bidi="ar-EG"/>
+              </w:rPr>
+              <w:t>x</w:t>
+            </w:r>
+          </w:p>
+        </w:tc>
+        <w:tc>
+          <w:tcPr>
+            <w:tcW w:w="565" w:type="pct"/>
+          </w:tcPr>
+          <w:p>
+            <w:pPr>
+              <w:bidi/>
+              <w:jc w:val="center"/>
+              <w:rPr>
+                <w:b/>
+                <w:bCs/>
+                <w:color w:val="C00000"/>
+                <w:sz w:val="44"/>
+                <w:szCs w:val="44"/>
+                <w:vertAlign w:val="superscript"/>
+                <w:lang w:bidi="ar-EG"/>
+              </w:rPr>
+            </w:pPr>
+            <w:r>
+              <w:rPr>
+                <w:b/>
+                <w:bCs/>
+                <w:color w:val="C00000"/>
+                <w:sz w:val="44"/>
+                <w:szCs w:val="44"/>
+                <w:vertAlign w:val="superscript"/>
+                <w:lang w:bidi="ar-EG"/>
+              </w:rPr>
+              <w:t>x</w:t>
+            </w:r>
+          </w:p>
+        </w:tc>
+        <w:tc>
+          <w:tcPr>
+            <w:tcW w:w="564" w:type="pct"/>
+          </w:tcPr>
+          <w:p>
+            <w:pPr>
+              <w:bidi/>
+              <w:jc w:val="center"/>
+              <w:rPr>
+                <w:b/>
+                <w:bCs/>
+                <w:color w:val="C00000"/>
+                <w:sz w:val="44"/>
+                <w:szCs w:val="44"/>
+                <w:vertAlign w:val="superscript"/>
+                <w:lang w:bidi="ar-EG"/>
+              </w:rPr>
+            </w:pPr>
+            <w:r>
+              <w:rPr>
+                <w:b/>
+                <w:bCs/>
+                <w:color w:val="C00000"/>
+                <w:sz w:val="44"/>
+                <w:szCs w:val="44"/>
+                <w:vertAlign w:val="superscript"/>
+                <w:lang w:bidi="ar-EG"/>
+              </w:rPr>
+              <w:t>x</w:t>
+            </w:r>
+          </w:p>
+        </w:tc>
+        <w:tc>
+          <w:tcPr>
+            <w:tcW w:w="564" w:type="pct"/>
+          </w:tcPr>
+          <w:p>
+            <w:pPr>
+              <w:bidi/>
+              <w:jc w:val="center"/>
+              <w:rPr>
+                <w:b/>
+                <w:bCs/>
+                <w:color w:val="C00000"/>
+                <w:sz w:val="44"/>
+                <w:szCs w:val="44"/>
+                <w:vertAlign w:val="superscript"/>
+                <w:lang w:bidi="ar-EG"/>
+              </w:rPr>
+            </w:pPr>
+            <w:r>
+              <w:rPr>
+                <w:b/>
+                <w:bCs/>
+                <w:color w:val="C00000"/>
+                <w:sz w:val="44"/>
+                <w:szCs w:val="44"/>
+                <w:vertAlign w:val="superscript"/>
+                <w:lang w:bidi="ar-EG"/>
+              </w:rPr>
+              <w:t>x</w:t>
+            </w:r>
+          </w:p>
+        </w:tc>
+        <w:tc>
+          <w:tcPr>
+            <w:tcW w:w="565" w:type="pct"/>
+          </w:tcPr>
+          <w:p>
+            <w:pPr>
+              <w:bidi/>
+              <w:jc w:val="center"/>
+              <w:rPr>
+                <w:b/>
+                <w:bCs/>
+                <w:color w:val="C00000"/>
+                <w:sz w:val="44"/>
+                <w:szCs w:val="44"/>
+                <w:vertAlign w:val="superscript"/>
+                <w:lang w:bidi="ar-EG"/>
+              </w:rPr>
+            </w:pPr>
+            <w:r>
+              <w:rPr>
+                <w:b/>
+                <w:bCs/>
+                <w:color w:val="C00000"/>
+                <w:sz w:val="44"/>
+                <w:szCs w:val="44"/>
+                <w:vertAlign w:val="superscript"/>
+                <w:lang w:bidi="ar-EG"/>
+              </w:rPr>
+              <w:t>x</w:t>
+            </w:r>
+          </w:p>
+        </w:tc>
+        <w:tc>
+          <w:tcPr>
+            <w:tcW w:w="564" w:type="pct"/>
+          </w:tcPr>
+          <w:p>
+            <w:pPr>
+              <w:bidi/>
+              <w:jc w:val="center"/>
+              <w:rPr>
+                <w:b/>
+                <w:bCs/>
+                <w:color w:val="C00000"/>
+                <w:sz w:val="44"/>
+                <w:szCs w:val="44"/>
+                <w:vertAlign w:val="superscript"/>
+                <w:lang w:bidi="ar-EG"/>
+              </w:rPr>
+            </w:pPr>
+            <w:r>
+              <w:rPr>
+                <w:b/>
+                <w:bCs/>
+                <w:color w:val="C00000"/>
+                <w:sz w:val="44"/>
+                <w:szCs w:val="44"/>
+                <w:vertAlign w:val="superscript"/>
+                <w:lang w:bidi="ar-EG"/>
+              </w:rPr>
+              <w:t>x</w:t>
+            </w:r>
+          </w:p>
+        </w:tc>
+        <w:tc>
+          <w:tcPr>
+            <w:tcW w:w="566" w:type="pct"/>
+          </w:tcPr>
+          <w:p>
+            <w:pPr>
+              <w:bidi/>
+              <w:jc w:val="center"/>
+              <w:rPr>
+                <w:b/>
+                <w:bCs/>
+                <w:color w:val="C00000"/>
+                <w:sz w:val="44"/>
+                <w:szCs w:val="44"/>
+                <w:vertAlign w:val="superscript"/>
+                <w:lang w:bidi="ar-EG"/>
+              </w:rPr>
+            </w:pPr>
+            <w:r>
+              <w:rPr>
+                <w:b/>
+                <w:bCs/>
+                <w:color w:val="C00000"/>
+                <w:sz w:val="44"/>
+                <w:szCs w:val="44"/>
+                <w:vertAlign w:val="superscript"/>
+                <w:lang w:bidi="ar-EG"/>
+              </w:rPr>
+              <w:t>x</w:t>
+            </w:r>
+          </w:p>
+        </w:tc>
+      </w:tr>
+      <w:tr>
+        <w:trPr>
+          <w:trHeight w:val="53"/>
+          <w:jc w:val="center"/>
+        </w:trPr>
+        <w:tc>
+          <w:tcPr>
+            <w:tcW w:w="484" w:type="pct"/>
+            <w:vAlign w:val="center"/>
+          </w:tcPr>
+          <w:p>
+            <w:pPr>
+              <w:bidi/>
+              <w:jc w:val="center"/>
+              <w:rPr>
+                <w:b/>
+                <w:bCs/>
+                <w:sz w:val="34"/>
+                <w:szCs w:val="34"/>
+                <w:vertAlign w:val="superscript"/>
+                <w:rtl/>
+                <w:lang w:bidi="ar-EG"/>
+              </w:rPr>
+            </w:pPr>
+            <w:r>
+              <w:rPr>
+                <w:rFonts w:hint="cs"/>
+                <w:b/>
+                <w:bCs/>
+                <w:sz w:val="34"/>
+                <w:szCs w:val="34"/>
+                <w:vertAlign w:val="superscript"/>
+                <w:rtl/>
+                <w:lang w:bidi="ar-EG"/>
+              </w:rPr>
+              <w:t>1</w:t>
+            </w:r>
+          </w:p>
+        </w:tc>
+        <w:tc>
+          <w:tcPr>
+            <w:tcW w:w="564" w:type="pct"/>
+          </w:tcPr>
+          <w:p>
+            <w:pPr>
+              <w:bidi/>
+              <w:jc w:val="center"/>
+              <w:rPr>
+                <w:b/>
+                <w:bCs/>
+                <w:color w:val="C00000"/>
+                <w:sz w:val="44"/>
+                <w:szCs w:val="44"/>
+                <w:vertAlign w:val="superscript"/>
+                <w:lang w:bidi="ar-EG"/>
+              </w:rPr>
+            </w:pPr>
+            <w:r>
+              <w:rPr>
+                <w:b/>
+                <w:bCs/>
+                <w:color w:val="C00000"/>
+                <w:sz w:val="44"/>
+                <w:szCs w:val="44"/>
+                <w:vertAlign w:val="superscript"/>
+                <w:lang w:bidi="ar-EG"/>
+              </w:rPr>
+              <w:t>x</w:t>
+            </w:r>
+          </w:p>
+        </w:tc>
+        <w:tc>
+          <w:tcPr>
+            <w:tcW w:w="564" w:type="pct"/>
+          </w:tcPr>
+          <w:p>
+            <w:pPr>
+              <w:bidi/>
+              <w:jc w:val="center"/>
+              <w:rPr>
+                <w:b/>
+                <w:bCs/>
+                <w:color w:val="C00000"/>
+                <w:sz w:val="44"/>
+                <w:szCs w:val="44"/>
+                <w:vertAlign w:val="superscript"/>
+                <w:lang w:bidi="ar-EG"/>
+              </w:rPr>
+            </w:pPr>
+            <w:r>
+              <w:rPr>
+                <w:b/>
+                <w:bCs/>
+                <w:color w:val="C00000"/>
+                <w:sz w:val="44"/>
+                <w:szCs w:val="44"/>
+                <w:vertAlign w:val="superscript"/>
+                <w:lang w:bidi="ar-EG"/>
+              </w:rPr>
+              <w:t>x</w:t>
+            </w:r>
+          </w:p>
+        </w:tc>
+        <w:tc>
+          <w:tcPr>
+            <w:tcW w:w="565" w:type="pct"/>
+          </w:tcPr>
+          <w:p>
+            <w:pPr>
+              <w:bidi/>
+              <w:jc w:val="center"/>
+              <w:rPr>
+                <w:b/>
+                <w:bCs/>
+                <w:color w:val="C00000"/>
+                <w:sz w:val="44"/>
+                <w:szCs w:val="44"/>
+                <w:vertAlign w:val="superscript"/>
+                <w:lang w:bidi="ar-EG"/>
+              </w:rPr>
+            </w:pPr>
+            <w:r>
+              <w:rPr>
+                <w:b/>
+                <w:bCs/>
+                <w:color w:val="C00000"/>
+                <w:sz w:val="44"/>
+                <w:szCs w:val="44"/>
+                <w:vertAlign w:val="superscript"/>
+                <w:lang w:bidi="ar-EG"/>
+              </w:rPr>
+              <w:t>x</w:t>
+            </w:r>
+          </w:p>
+        </w:tc>
+        <w:tc>
+          <w:tcPr>
+            <w:tcW w:w="564" w:type="pct"/>
+          </w:tcPr>
+          <w:p>
+            <w:pPr>
+              <w:bidi/>
+              <w:jc w:val="center"/>
+              <w:rPr>
+                <w:b/>
+                <w:bCs/>
+                <w:color w:val="C00000"/>
+                <w:sz w:val="44"/>
+                <w:szCs w:val="44"/>
+                <w:vertAlign w:val="superscript"/>
+                <w:lang w:bidi="ar-EG"/>
+              </w:rPr>
+            </w:pPr>
+            <w:r>
+              <w:rPr>
+                <w:b/>
+                <w:bCs/>
+                <w:color w:val="C00000"/>
+                <w:sz w:val="44"/>
+                <w:szCs w:val="44"/>
+                <w:vertAlign w:val="superscript"/>
+                <w:lang w:bidi="ar-EG"/>
+              </w:rPr>
+              <w:t>x</w:t>
+            </w:r>
+          </w:p>
+        </w:tc>
+        <w:tc>
+          <w:tcPr>
+            <w:tcW w:w="564" w:type="pct"/>
+          </w:tcPr>
+          <w:p>
+            <w:pPr>
+              <w:bidi/>
+              <w:jc w:val="center"/>
+              <w:rPr>
+                <w:b/>
+                <w:bCs/>
+                <w:color w:val="C00000"/>
+                <w:sz w:val="44"/>
+                <w:szCs w:val="44"/>
+                <w:vertAlign w:val="superscript"/>
+                <w:lang w:bidi="ar-EG"/>
+              </w:rPr>
+            </w:pPr>
+            <w:r>
+              <w:rPr>
+                <w:b/>
+                <w:bCs/>
+                <w:color w:val="C00000"/>
+                <w:sz w:val="44"/>
+                <w:szCs w:val="44"/>
+                <w:vertAlign w:val="superscript"/>
+                <w:lang w:bidi="ar-EG"/>
+              </w:rPr>
+              <w:t>x</w:t>
+            </w:r>
+          </w:p>
+        </w:tc>
+        <w:tc>
+          <w:tcPr>
+            <w:tcW w:w="565" w:type="pct"/>
+          </w:tcPr>
+          <w:p>
+            <w:pPr>
+              <w:bidi/>
+              <w:jc w:val="center"/>
+              <w:rPr>
+                <w:b/>
+                <w:bCs/>
+                <w:color w:val="C00000"/>
+                <w:sz w:val="44"/>
+                <w:szCs w:val="44"/>
+                <w:vertAlign w:val="superscript"/>
+                <w:lang w:bidi="ar-EG"/>
+              </w:rPr>
+            </w:pPr>
+            <w:r>
+              <w:rPr>
+                <w:b/>
+                <w:bCs/>
+                <w:color w:val="C00000"/>
+                <w:sz w:val="44"/>
+                <w:szCs w:val="44"/>
+                <w:vertAlign w:val="superscript"/>
+                <w:lang w:bidi="ar-EG"/>
+              </w:rPr>
+              <w:t>x</w:t>
+            </w:r>
+          </w:p>
+        </w:tc>
+        <w:tc>
+          <w:tcPr>
+            <w:tcW w:w="564" w:type="pct"/>
+          </w:tcPr>
+          <w:p>
+            <w:pPr>
+              <w:bidi/>
+              <w:jc w:val="center"/>
+              <w:rPr>
+                <w:b/>
+                <w:bCs/>
+                <w:color w:val="C00000"/>
+                <w:sz w:val="44"/>
+                <w:szCs w:val="44"/>
+                <w:vertAlign w:val="superscript"/>
+                <w:lang w:bidi="ar-EG"/>
+              </w:rPr>
+            </w:pPr>
+            <w:r>
+              <w:rPr>
+                <w:b/>
+                <w:bCs/>
+                <w:color w:val="C00000"/>
+                <w:sz w:val="44"/>
+                <w:szCs w:val="44"/>
+                <w:vertAlign w:val="superscript"/>
+                <w:lang w:bidi="ar-EG"/>
+              </w:rPr>
+              <w:t>x</w:t>
+            </w:r>
+          </w:p>
+        </w:tc>
+        <w:tc>
+          <w:tcPr>
+            <w:tcW w:w="566" w:type="pct"/>
+          </w:tcPr>
+          <w:p>
+            <w:pPr>
+              <w:bidi/>
+              <w:jc w:val="center"/>
+              <w:rPr>
+                <w:b/>
+                <w:bCs/>
+                <w:color w:val="C00000"/>
+                <w:sz w:val="44"/>
+                <w:szCs w:val="44"/>
+                <w:vertAlign w:val="superscript"/>
+                <w:lang w:bidi="ar-EG"/>
+              </w:rPr>
+            </w:pPr>
+            <w:r>
+              <w:rPr>
+                <w:b/>
+                <w:bCs/>
+                <w:color w:val="C00000"/>
+                <w:sz w:val="44"/>
+                <w:szCs w:val="44"/>
+                <w:vertAlign w:val="superscript"/>
+                <w:lang w:bidi="ar-EG"/>
+              </w:rPr>
+              <w:t>x</w:t>
+            </w:r>
+          </w:p>
+        </w:tc>
+      </w:tr>
+    </w:tbl>
+    <w:p>
+      <w:pPr>
+        <w:pBdr>
+          <w:bottom w:val="single" w:sz="6" w:space="1" w:color="auto"/>
+        </w:pBdr>
+        <w:bidi/>
+        <w:spacing w:after="0"/>
         <w:jc w:val="center"/>
         <w:rPr>
           <w:b/>
@@ -1579,6 +6002,2061 @@
           <w:sz w:val="46"/>
           <w:szCs w:val="46"/>
           <w:u w:val="single"/>
+          <w:lang w:bidi="ar-EG"/>
+        </w:rPr>
+      </w:pPr>
+    </w:p>
+    <w:tbl>
+      <w:tblPr>
+        <w:tblStyle w:val="TableGrid"/>
+        <w:bidiVisual/>
+        <w:tblW w:w="5068" w:type="pct"/>
+        <w:jc w:val="center"/>
+        <w:tblLook w:val="04A0" w:firstRow="1" w:lastRow="0" w:firstColumn="1" w:lastColumn="0" w:noHBand="0" w:noVBand="1"/>
+      </w:tblPr>
+      <w:tblGrid>
+        <w:gridCol w:w="1888"/>
+        <w:gridCol w:w="706"/>
+        <w:gridCol w:w="841"/>
+        <w:gridCol w:w="1206"/>
+        <w:gridCol w:w="1206"/>
+        <w:gridCol w:w="1204"/>
+        <w:gridCol w:w="1206"/>
+        <w:gridCol w:w="1204"/>
+        <w:gridCol w:w="1210"/>
+      </w:tblGrid>
+      <w:tr>
+        <w:trPr>
+          <w:trHeight w:val="53"/>
+          <w:jc w:val="center"/>
+        </w:trPr>
+        <w:tc>
+          <w:tcPr>
+            <w:tcW w:w="5000" w:type="pct"/>
+            <w:gridSpan w:val="9"/>
+            <w:vAlign w:val="center"/>
+          </w:tcPr>
+          <w:p>
+            <w:pPr>
+              <w:bidi/>
+              <w:jc w:val="center"/>
+              <w:rPr>
+                <w:b/>
+                <w:bCs/>
+                <w:sz w:val="48"/>
+                <w:szCs w:val="48"/>
+                <w:vertAlign w:val="superscript"/>
+                <w:lang w:bidi="ar-EG"/>
+              </w:rPr>
+            </w:pPr>
+            <w:r>
+              <w:rPr>
+                <w:b/>
+                <w:bCs/>
+                <w:sz w:val="48"/>
+                <w:szCs w:val="48"/>
+                <w:vertAlign w:val="superscript"/>
+                <w:lang w:bidi="ar-EG"/>
+              </w:rPr>
+              <w:t>N</w:t>
+            </w:r>
+          </w:p>
+        </w:tc>
+      </w:tr>
+      <w:tr>
+        <w:trPr>
+          <w:trHeight w:val="53"/>
+          <w:jc w:val="center"/>
+        </w:trPr>
+        <w:tc>
+          <w:tcPr>
+            <w:tcW w:w="885" w:type="pct"/>
+            <w:vAlign w:val="center"/>
+          </w:tcPr>
+          <w:p>
+            <w:pPr>
+              <w:bidi/>
+              <w:jc w:val="center"/>
+              <w:rPr>
+                <w:b/>
+                <w:bCs/>
+                <w:sz w:val="44"/>
+                <w:szCs w:val="44"/>
+                <w:vertAlign w:val="superscript"/>
+                <w:rtl/>
+                <w:lang w:bidi="ar-EG"/>
+              </w:rPr>
+            </w:pPr>
+            <w:r>
+              <w:rPr>
+                <w:b/>
+                <w:bCs/>
+                <w:sz w:val="44"/>
+                <w:szCs w:val="44"/>
+                <w:vertAlign w:val="superscript"/>
+                <w:lang w:bidi="ar-EG"/>
+              </w:rPr>
+              <w:t xml:space="preserve">level </w:t>
+            </w:r>
+            <w:r>
+              <w:rPr>
+                <w:b/>
+                <w:bCs/>
+                <w:sz w:val="44"/>
+                <w:szCs w:val="44"/>
+                <w:vertAlign w:val="superscript"/>
+                <w:lang w:bidi="ar-EG"/>
+              </w:rPr>
+              <w:t>0</w:t>
+            </w:r>
+          </w:p>
+        </w:tc>
+        <w:tc>
+          <w:tcPr>
+            <w:tcW w:w="1855" w:type="pct"/>
+            <w:gridSpan w:val="4"/>
+            <w:vAlign w:val="center"/>
+          </w:tcPr>
+          <w:p>
+            <w:pPr>
+              <w:bidi/>
+              <w:jc w:val="center"/>
+              <w:rPr>
+                <w:b/>
+                <w:bCs/>
+                <w:sz w:val="44"/>
+                <w:szCs w:val="44"/>
+                <w:vertAlign w:val="superscript"/>
+                <w:rtl/>
+                <w:lang w:bidi="ar-EG"/>
+              </w:rPr>
+            </w:pPr>
+            <w:r>
+              <w:rPr>
+                <w:b/>
+                <w:bCs/>
+                <w:sz w:val="44"/>
+                <w:szCs w:val="44"/>
+                <w:vertAlign w:val="superscript"/>
+                <w:lang w:bidi="ar-EG"/>
+              </w:rPr>
+              <w:t>N/2</w:t>
+            </w:r>
+          </w:p>
+        </w:tc>
+        <w:tc>
+          <w:tcPr>
+            <w:tcW w:w="2260" w:type="pct"/>
+            <w:gridSpan w:val="4"/>
+            <w:vAlign w:val="center"/>
+          </w:tcPr>
+          <w:p>
+            <w:pPr>
+              <w:bidi/>
+              <w:jc w:val="center"/>
+              <w:rPr>
+                <w:b/>
+                <w:bCs/>
+                <w:sz w:val="44"/>
+                <w:szCs w:val="44"/>
+                <w:vertAlign w:val="superscript"/>
+                <w:rtl/>
+                <w:lang w:bidi="ar-EG"/>
+              </w:rPr>
+            </w:pPr>
+            <w:r>
+              <w:rPr>
+                <w:b/>
+                <w:bCs/>
+                <w:sz w:val="44"/>
+                <w:szCs w:val="44"/>
+                <w:vertAlign w:val="superscript"/>
+                <w:lang w:bidi="ar-EG"/>
+              </w:rPr>
+              <w:t>N/2</w:t>
+            </w:r>
+          </w:p>
+        </w:tc>
+      </w:tr>
+      <w:tr>
+        <w:trPr>
+          <w:trHeight w:val="53"/>
+          <w:jc w:val="center"/>
+        </w:trPr>
+        <w:tc>
+          <w:tcPr>
+            <w:tcW w:w="885" w:type="pct"/>
+            <w:vAlign w:val="center"/>
+          </w:tcPr>
+          <w:p>
+            <w:pPr>
+              <w:bidi/>
+              <w:jc w:val="center"/>
+              <w:rPr>
+                <w:b/>
+                <w:bCs/>
+                <w:sz w:val="44"/>
+                <w:szCs w:val="44"/>
+                <w:vertAlign w:val="superscript"/>
+                <w:lang w:bidi="ar-EG"/>
+              </w:rPr>
+            </w:pPr>
+            <w:r>
+              <w:rPr>
+                <w:b/>
+                <w:bCs/>
+                <w:sz w:val="44"/>
+                <w:szCs w:val="44"/>
+                <w:vertAlign w:val="superscript"/>
+                <w:lang w:bidi="ar-EG"/>
+              </w:rPr>
+              <w:t xml:space="preserve">level </w:t>
+            </w:r>
+            <w:r>
+              <w:rPr>
+                <w:b/>
+                <w:bCs/>
+                <w:sz w:val="44"/>
+                <w:szCs w:val="44"/>
+                <w:vertAlign w:val="superscript"/>
+                <w:lang w:bidi="ar-EG"/>
+              </w:rPr>
+              <w:t>1</w:t>
+            </w:r>
+          </w:p>
+        </w:tc>
+        <w:tc>
+          <w:tcPr>
+            <w:tcW w:w="725" w:type="pct"/>
+            <w:gridSpan w:val="2"/>
+            <w:vAlign w:val="center"/>
+          </w:tcPr>
+          <w:p>
+            <w:pPr>
+              <w:bidi/>
+              <w:jc w:val="center"/>
+              <w:rPr>
+                <w:b/>
+                <w:bCs/>
+                <w:sz w:val="44"/>
+                <w:szCs w:val="44"/>
+                <w:vertAlign w:val="superscript"/>
+                <w:rtl/>
+                <w:lang w:bidi="ar-EG"/>
+              </w:rPr>
+            </w:pPr>
+            <w:r>
+              <w:rPr>
+                <w:b/>
+                <w:bCs/>
+                <w:sz w:val="44"/>
+                <w:szCs w:val="44"/>
+                <w:vertAlign w:val="superscript"/>
+                <w:lang w:bidi="ar-EG"/>
+              </w:rPr>
+              <w:t>N/4</w:t>
+            </w:r>
+          </w:p>
+        </w:tc>
+        <w:tc>
+          <w:tcPr>
+            <w:tcW w:w="1130" w:type="pct"/>
+            <w:gridSpan w:val="2"/>
+            <w:vAlign w:val="center"/>
+          </w:tcPr>
+          <w:p>
+            <w:pPr>
+              <w:bidi/>
+              <w:jc w:val="center"/>
+              <w:rPr>
+                <w:b/>
+                <w:bCs/>
+                <w:sz w:val="44"/>
+                <w:szCs w:val="44"/>
+                <w:vertAlign w:val="superscript"/>
+                <w:rtl/>
+                <w:lang w:bidi="ar-EG"/>
+              </w:rPr>
+            </w:pPr>
+            <w:r>
+              <w:rPr>
+                <w:b/>
+                <w:bCs/>
+                <w:sz w:val="44"/>
+                <w:szCs w:val="44"/>
+                <w:vertAlign w:val="superscript"/>
+                <w:lang w:bidi="ar-EG"/>
+              </w:rPr>
+              <w:t>N/4</w:t>
+            </w:r>
+          </w:p>
+        </w:tc>
+        <w:tc>
+          <w:tcPr>
+            <w:tcW w:w="1129" w:type="pct"/>
+            <w:gridSpan w:val="2"/>
+            <w:vAlign w:val="center"/>
+          </w:tcPr>
+          <w:p>
+            <w:pPr>
+              <w:bidi/>
+              <w:jc w:val="center"/>
+              <w:rPr>
+                <w:b/>
+                <w:bCs/>
+                <w:sz w:val="44"/>
+                <w:szCs w:val="44"/>
+                <w:vertAlign w:val="superscript"/>
+                <w:rtl/>
+                <w:lang w:bidi="ar-EG"/>
+              </w:rPr>
+            </w:pPr>
+            <w:r>
+              <w:rPr>
+                <w:b/>
+                <w:bCs/>
+                <w:sz w:val="44"/>
+                <w:szCs w:val="44"/>
+                <w:vertAlign w:val="superscript"/>
+                <w:lang w:bidi="ar-EG"/>
+              </w:rPr>
+              <w:t>N/4</w:t>
+            </w:r>
+          </w:p>
+        </w:tc>
+        <w:tc>
+          <w:tcPr>
+            <w:tcW w:w="1131" w:type="pct"/>
+            <w:gridSpan w:val="2"/>
+            <w:vAlign w:val="center"/>
+          </w:tcPr>
+          <w:p>
+            <w:pPr>
+              <w:bidi/>
+              <w:jc w:val="center"/>
+              <w:rPr>
+                <w:b/>
+                <w:bCs/>
+                <w:sz w:val="44"/>
+                <w:szCs w:val="44"/>
+                <w:vertAlign w:val="superscript"/>
+                <w:rtl/>
+                <w:lang w:bidi="ar-EG"/>
+              </w:rPr>
+            </w:pPr>
+            <w:r>
+              <w:rPr>
+                <w:b/>
+                <w:bCs/>
+                <w:sz w:val="44"/>
+                <w:szCs w:val="44"/>
+                <w:vertAlign w:val="superscript"/>
+                <w:lang w:bidi="ar-EG"/>
+              </w:rPr>
+              <w:t>N/4</w:t>
+            </w:r>
+          </w:p>
+        </w:tc>
+      </w:tr>
+      <w:tr>
+        <w:trPr>
+          <w:trHeight w:val="53"/>
+          <w:jc w:val="center"/>
+        </w:trPr>
+        <w:tc>
+          <w:tcPr>
+            <w:tcW w:w="885" w:type="pct"/>
+            <w:vAlign w:val="center"/>
+          </w:tcPr>
+          <w:p>
+            <w:pPr>
+              <w:bidi/>
+              <w:jc w:val="center"/>
+              <w:rPr>
+                <w:b/>
+                <w:bCs/>
+                <w:sz w:val="44"/>
+                <w:szCs w:val="44"/>
+                <w:vertAlign w:val="superscript"/>
+                <w:rtl/>
+                <w:lang w:bidi="ar-EG"/>
+              </w:rPr>
+            </w:pPr>
+            <w:r>
+              <w:rPr>
+                <w:b/>
+                <w:bCs/>
+                <w:sz w:val="44"/>
+                <w:szCs w:val="44"/>
+                <w:vertAlign w:val="superscript"/>
+                <w:lang w:bidi="ar-EG"/>
+              </w:rPr>
+              <w:t xml:space="preserve">level </w:t>
+            </w:r>
+            <w:r>
+              <w:rPr>
+                <w:b/>
+                <w:bCs/>
+                <w:sz w:val="44"/>
+                <w:szCs w:val="44"/>
+                <w:vertAlign w:val="superscript"/>
+                <w:lang w:bidi="ar-EG"/>
+              </w:rPr>
+              <w:t>2</w:t>
+            </w:r>
+          </w:p>
+        </w:tc>
+        <w:tc>
+          <w:tcPr>
+            <w:tcW w:w="331" w:type="pct"/>
+            <w:vAlign w:val="center"/>
+          </w:tcPr>
+          <w:p>
+            <w:pPr>
+              <w:bidi/>
+              <w:jc w:val="center"/>
+              <w:rPr>
+                <w:b/>
+                <w:bCs/>
+                <w:sz w:val="44"/>
+                <w:szCs w:val="44"/>
+                <w:vertAlign w:val="superscript"/>
+                <w:rtl/>
+                <w:lang w:bidi="ar-EG"/>
+              </w:rPr>
+            </w:pPr>
+            <w:r>
+              <w:rPr>
+                <w:b/>
+                <w:bCs/>
+                <w:sz w:val="44"/>
+                <w:szCs w:val="44"/>
+                <w:vertAlign w:val="superscript"/>
+                <w:lang w:bidi="ar-EG"/>
+              </w:rPr>
+              <w:t>N/8</w:t>
+            </w:r>
+          </w:p>
+        </w:tc>
+        <w:tc>
+          <w:tcPr>
+            <w:tcW w:w="394" w:type="pct"/>
+            <w:vAlign w:val="center"/>
+          </w:tcPr>
+          <w:p>
+            <w:pPr>
+              <w:bidi/>
+              <w:jc w:val="center"/>
+              <w:rPr>
+                <w:b/>
+                <w:bCs/>
+                <w:sz w:val="44"/>
+                <w:szCs w:val="44"/>
+                <w:vertAlign w:val="superscript"/>
+                <w:rtl/>
+                <w:lang w:bidi="ar-EG"/>
+              </w:rPr>
+            </w:pPr>
+            <w:r>
+              <w:rPr>
+                <w:b/>
+                <w:bCs/>
+                <w:sz w:val="44"/>
+                <w:szCs w:val="44"/>
+                <w:vertAlign w:val="superscript"/>
+                <w:lang w:bidi="ar-EG"/>
+              </w:rPr>
+              <w:t>N/8</w:t>
+            </w:r>
+          </w:p>
+        </w:tc>
+        <w:tc>
+          <w:tcPr>
+            <w:tcW w:w="565" w:type="pct"/>
+            <w:vAlign w:val="center"/>
+          </w:tcPr>
+          <w:p>
+            <w:pPr>
+              <w:bidi/>
+              <w:jc w:val="center"/>
+              <w:rPr>
+                <w:b/>
+                <w:bCs/>
+                <w:sz w:val="44"/>
+                <w:szCs w:val="44"/>
+                <w:vertAlign w:val="superscript"/>
+                <w:rtl/>
+                <w:lang w:bidi="ar-EG"/>
+              </w:rPr>
+            </w:pPr>
+            <w:r>
+              <w:rPr>
+                <w:b/>
+                <w:bCs/>
+                <w:sz w:val="44"/>
+                <w:szCs w:val="44"/>
+                <w:vertAlign w:val="superscript"/>
+                <w:lang w:bidi="ar-EG"/>
+              </w:rPr>
+              <w:t>N/8</w:t>
+            </w:r>
+          </w:p>
+        </w:tc>
+        <w:tc>
+          <w:tcPr>
+            <w:tcW w:w="565" w:type="pct"/>
+            <w:vAlign w:val="center"/>
+          </w:tcPr>
+          <w:p>
+            <w:pPr>
+              <w:bidi/>
+              <w:jc w:val="center"/>
+              <w:rPr>
+                <w:b/>
+                <w:bCs/>
+                <w:sz w:val="44"/>
+                <w:szCs w:val="44"/>
+                <w:vertAlign w:val="superscript"/>
+                <w:rtl/>
+                <w:lang w:bidi="ar-EG"/>
+              </w:rPr>
+            </w:pPr>
+            <w:r>
+              <w:rPr>
+                <w:b/>
+                <w:bCs/>
+                <w:sz w:val="44"/>
+                <w:szCs w:val="44"/>
+                <w:vertAlign w:val="superscript"/>
+                <w:lang w:bidi="ar-EG"/>
+              </w:rPr>
+              <w:t>N/8</w:t>
+            </w:r>
+          </w:p>
+        </w:tc>
+        <w:tc>
+          <w:tcPr>
+            <w:tcW w:w="564" w:type="pct"/>
+            <w:vAlign w:val="center"/>
+          </w:tcPr>
+          <w:p>
+            <w:pPr>
+              <w:bidi/>
+              <w:jc w:val="center"/>
+              <w:rPr>
+                <w:b/>
+                <w:bCs/>
+                <w:sz w:val="44"/>
+                <w:szCs w:val="44"/>
+                <w:vertAlign w:val="superscript"/>
+                <w:rtl/>
+                <w:lang w:bidi="ar-EG"/>
+              </w:rPr>
+            </w:pPr>
+            <w:r>
+              <w:rPr>
+                <w:b/>
+                <w:bCs/>
+                <w:sz w:val="44"/>
+                <w:szCs w:val="44"/>
+                <w:vertAlign w:val="superscript"/>
+                <w:lang w:bidi="ar-EG"/>
+              </w:rPr>
+              <w:t>N/8</w:t>
+            </w:r>
+          </w:p>
+        </w:tc>
+        <w:tc>
+          <w:tcPr>
+            <w:tcW w:w="565" w:type="pct"/>
+            <w:vAlign w:val="center"/>
+          </w:tcPr>
+          <w:p>
+            <w:pPr>
+              <w:bidi/>
+              <w:jc w:val="center"/>
+              <w:rPr>
+                <w:b/>
+                <w:bCs/>
+                <w:sz w:val="44"/>
+                <w:szCs w:val="44"/>
+                <w:vertAlign w:val="superscript"/>
+                <w:rtl/>
+                <w:lang w:bidi="ar-EG"/>
+              </w:rPr>
+            </w:pPr>
+            <w:r>
+              <w:rPr>
+                <w:b/>
+                <w:bCs/>
+                <w:sz w:val="44"/>
+                <w:szCs w:val="44"/>
+                <w:vertAlign w:val="superscript"/>
+                <w:lang w:bidi="ar-EG"/>
+              </w:rPr>
+              <w:t>N/8</w:t>
+            </w:r>
+          </w:p>
+        </w:tc>
+        <w:tc>
+          <w:tcPr>
+            <w:tcW w:w="564" w:type="pct"/>
+            <w:vAlign w:val="center"/>
+          </w:tcPr>
+          <w:p>
+            <w:pPr>
+              <w:bidi/>
+              <w:jc w:val="center"/>
+              <w:rPr>
+                <w:b/>
+                <w:bCs/>
+                <w:sz w:val="44"/>
+                <w:szCs w:val="44"/>
+                <w:vertAlign w:val="superscript"/>
+                <w:rtl/>
+                <w:lang w:bidi="ar-EG"/>
+              </w:rPr>
+            </w:pPr>
+            <w:r>
+              <w:rPr>
+                <w:b/>
+                <w:bCs/>
+                <w:sz w:val="44"/>
+                <w:szCs w:val="44"/>
+                <w:vertAlign w:val="superscript"/>
+                <w:lang w:bidi="ar-EG"/>
+              </w:rPr>
+              <w:t>N/8</w:t>
+            </w:r>
+          </w:p>
+        </w:tc>
+        <w:tc>
+          <w:tcPr>
+            <w:tcW w:w="567" w:type="pct"/>
+            <w:vAlign w:val="center"/>
+          </w:tcPr>
+          <w:p>
+            <w:pPr>
+              <w:bidi/>
+              <w:jc w:val="center"/>
+              <w:rPr>
+                <w:b/>
+                <w:bCs/>
+                <w:sz w:val="44"/>
+                <w:szCs w:val="44"/>
+                <w:vertAlign w:val="superscript"/>
+                <w:rtl/>
+                <w:lang w:bidi="ar-EG"/>
+              </w:rPr>
+            </w:pPr>
+            <w:r>
+              <w:rPr>
+                <w:b/>
+                <w:bCs/>
+                <w:sz w:val="44"/>
+                <w:szCs w:val="44"/>
+                <w:vertAlign w:val="superscript"/>
+                <w:lang w:bidi="ar-EG"/>
+              </w:rPr>
+              <w:t>N/</w:t>
+            </w:r>
+            <w:r>
+              <w:rPr>
+                <w:b/>
+                <w:bCs/>
+                <w:sz w:val="44"/>
+                <w:szCs w:val="44"/>
+                <w:vertAlign w:val="superscript"/>
+                <w:lang w:bidi="ar-EG"/>
+              </w:rPr>
+              <w:t>8</w:t>
+            </w:r>
+          </w:p>
+        </w:tc>
+      </w:tr>
+      <w:tr>
+        <w:trPr>
+          <w:trHeight w:val="53"/>
+          <w:jc w:val="center"/>
+        </w:trPr>
+        <w:tc>
+          <w:tcPr>
+            <w:tcW w:w="885" w:type="pct"/>
+            <w:vAlign w:val="center"/>
+          </w:tcPr>
+          <w:p>
+            <w:pPr>
+              <w:bidi/>
+              <w:jc w:val="center"/>
+              <w:rPr>
+                <w:b/>
+                <w:bCs/>
+                <w:sz w:val="44"/>
+                <w:szCs w:val="44"/>
+                <w:vertAlign w:val="superscript"/>
+                <w:lang w:bidi="ar-EG"/>
+              </w:rPr>
+            </w:pPr>
+            <w:r>
+              <w:rPr>
+                <w:b/>
+                <w:bCs/>
+                <w:sz w:val="44"/>
+                <w:szCs w:val="44"/>
+                <w:vertAlign w:val="superscript"/>
+                <w:lang w:bidi="ar-EG"/>
+              </w:rPr>
+              <w:t>last level</w:t>
+            </w:r>
+            <w:r>
+              <w:rPr>
+                <w:b/>
+                <w:bCs/>
+                <w:sz w:val="44"/>
+                <w:szCs w:val="44"/>
+                <w:vertAlign w:val="superscript"/>
+                <w:lang w:bidi="ar-EG"/>
+              </w:rPr>
+              <w:t xml:space="preserve"> k </w:t>
+            </w:r>
+          </w:p>
+        </w:tc>
+        <w:tc>
+          <w:tcPr>
+            <w:tcW w:w="331" w:type="pct"/>
+            <w:vAlign w:val="center"/>
+          </w:tcPr>
+          <w:p>
+            <w:pPr>
+              <w:bidi/>
+              <w:jc w:val="center"/>
+              <w:rPr>
+                <w:b/>
+                <w:bCs/>
+                <w:sz w:val="44"/>
+                <w:szCs w:val="44"/>
+                <w:vertAlign w:val="superscript"/>
+                <w:lang w:bidi="ar-EG"/>
+              </w:rPr>
+            </w:pPr>
+            <w:r>
+              <w:rPr>
+                <w:b/>
+                <w:bCs/>
+                <w:sz w:val="44"/>
+                <w:szCs w:val="44"/>
+                <w:vertAlign w:val="superscript"/>
+                <w:lang w:bidi="ar-EG"/>
+              </w:rPr>
+              <w:t>N/</w:t>
+            </w:r>
+            <w:r>
+              <w:rPr>
+                <w:b/>
+                <w:bCs/>
+                <w:sz w:val="44"/>
+                <w:szCs w:val="44"/>
+                <w:vertAlign w:val="superscript"/>
+                <w:lang w:bidi="ar-EG"/>
+              </w:rPr>
+              <w:t>?</w:t>
+            </w:r>
+          </w:p>
+        </w:tc>
+        <w:tc>
+          <w:tcPr>
+            <w:tcW w:w="394" w:type="pct"/>
+            <w:vAlign w:val="center"/>
+          </w:tcPr>
+          <w:p>
+            <w:pPr>
+              <w:bidi/>
+              <w:jc w:val="center"/>
+              <w:rPr>
+                <w:b/>
+                <w:bCs/>
+                <w:sz w:val="44"/>
+                <w:szCs w:val="44"/>
+                <w:vertAlign w:val="superscript"/>
+                <w:lang w:bidi="ar-EG"/>
+              </w:rPr>
+            </w:pPr>
+            <w:r>
+              <w:rPr>
+                <w:b/>
+                <w:bCs/>
+                <w:sz w:val="44"/>
+                <w:szCs w:val="44"/>
+                <w:vertAlign w:val="superscript"/>
+                <w:lang w:bidi="ar-EG"/>
+              </w:rPr>
+              <w:t>N/</w:t>
+            </w:r>
+            <w:r>
+              <w:rPr>
+                <w:b/>
+                <w:bCs/>
+                <w:sz w:val="44"/>
+                <w:szCs w:val="44"/>
+                <w:vertAlign w:val="superscript"/>
+                <w:lang w:bidi="ar-EG"/>
+              </w:rPr>
+              <w:t>?</w:t>
+            </w:r>
+          </w:p>
+        </w:tc>
+        <w:tc>
+          <w:tcPr>
+            <w:tcW w:w="565" w:type="pct"/>
+            <w:vAlign w:val="center"/>
+          </w:tcPr>
+          <w:p>
+            <w:pPr>
+              <w:bidi/>
+              <w:jc w:val="center"/>
+              <w:rPr>
+                <w:b/>
+                <w:bCs/>
+                <w:sz w:val="44"/>
+                <w:szCs w:val="44"/>
+                <w:vertAlign w:val="superscript"/>
+                <w:lang w:bidi="ar-EG"/>
+              </w:rPr>
+            </w:pPr>
+            <w:r>
+              <w:rPr>
+                <w:b/>
+                <w:bCs/>
+                <w:sz w:val="44"/>
+                <w:szCs w:val="44"/>
+                <w:vertAlign w:val="superscript"/>
+                <w:lang w:bidi="ar-EG"/>
+              </w:rPr>
+              <w:t>N/</w:t>
+            </w:r>
+            <w:r>
+              <w:rPr>
+                <w:b/>
+                <w:bCs/>
+                <w:sz w:val="44"/>
+                <w:szCs w:val="44"/>
+                <w:vertAlign w:val="superscript"/>
+                <w:lang w:bidi="ar-EG"/>
+              </w:rPr>
+              <w:t>?</w:t>
+            </w:r>
+          </w:p>
+        </w:tc>
+        <w:tc>
+          <w:tcPr>
+            <w:tcW w:w="565" w:type="pct"/>
+            <w:vAlign w:val="center"/>
+          </w:tcPr>
+          <w:p>
+            <w:pPr>
+              <w:bidi/>
+              <w:jc w:val="center"/>
+              <w:rPr>
+                <w:b/>
+                <w:bCs/>
+                <w:sz w:val="44"/>
+                <w:szCs w:val="44"/>
+                <w:vertAlign w:val="superscript"/>
+                <w:lang w:bidi="ar-EG"/>
+              </w:rPr>
+            </w:pPr>
+            <w:r>
+              <w:rPr>
+                <w:b/>
+                <w:bCs/>
+                <w:sz w:val="44"/>
+                <w:szCs w:val="44"/>
+                <w:vertAlign w:val="superscript"/>
+                <w:lang w:bidi="ar-EG"/>
+              </w:rPr>
+              <w:t>N/</w:t>
+            </w:r>
+            <w:r>
+              <w:rPr>
+                <w:b/>
+                <w:bCs/>
+                <w:sz w:val="44"/>
+                <w:szCs w:val="44"/>
+                <w:vertAlign w:val="superscript"/>
+                <w:lang w:bidi="ar-EG"/>
+              </w:rPr>
+              <w:t>?</w:t>
+            </w:r>
+          </w:p>
+        </w:tc>
+        <w:tc>
+          <w:tcPr>
+            <w:tcW w:w="564" w:type="pct"/>
+            <w:vAlign w:val="center"/>
+          </w:tcPr>
+          <w:p>
+            <w:pPr>
+              <w:bidi/>
+              <w:jc w:val="center"/>
+              <w:rPr>
+                <w:b/>
+                <w:bCs/>
+                <w:sz w:val="44"/>
+                <w:szCs w:val="44"/>
+                <w:vertAlign w:val="superscript"/>
+                <w:lang w:bidi="ar-EG"/>
+              </w:rPr>
+            </w:pPr>
+            <w:r>
+              <w:rPr>
+                <w:b/>
+                <w:bCs/>
+                <w:sz w:val="44"/>
+                <w:szCs w:val="44"/>
+                <w:vertAlign w:val="superscript"/>
+                <w:lang w:bidi="ar-EG"/>
+              </w:rPr>
+              <w:t>N/</w:t>
+            </w:r>
+            <w:r>
+              <w:rPr>
+                <w:b/>
+                <w:bCs/>
+                <w:sz w:val="44"/>
+                <w:szCs w:val="44"/>
+                <w:vertAlign w:val="superscript"/>
+                <w:lang w:bidi="ar-EG"/>
+              </w:rPr>
+              <w:t>?</w:t>
+            </w:r>
+          </w:p>
+        </w:tc>
+        <w:tc>
+          <w:tcPr>
+            <w:tcW w:w="565" w:type="pct"/>
+            <w:vAlign w:val="center"/>
+          </w:tcPr>
+          <w:p>
+            <w:pPr>
+              <w:bidi/>
+              <w:jc w:val="center"/>
+              <w:rPr>
+                <w:b/>
+                <w:bCs/>
+                <w:sz w:val="44"/>
+                <w:szCs w:val="44"/>
+                <w:vertAlign w:val="superscript"/>
+                <w:lang w:bidi="ar-EG"/>
+              </w:rPr>
+            </w:pPr>
+            <w:r>
+              <w:rPr>
+                <w:b/>
+                <w:bCs/>
+                <w:sz w:val="44"/>
+                <w:szCs w:val="44"/>
+                <w:vertAlign w:val="superscript"/>
+                <w:lang w:bidi="ar-EG"/>
+              </w:rPr>
+              <w:t>N/</w:t>
+            </w:r>
+            <w:r>
+              <w:rPr>
+                <w:b/>
+                <w:bCs/>
+                <w:sz w:val="44"/>
+                <w:szCs w:val="44"/>
+                <w:vertAlign w:val="superscript"/>
+                <w:lang w:bidi="ar-EG"/>
+              </w:rPr>
+              <w:t>?</w:t>
+            </w:r>
+          </w:p>
+        </w:tc>
+        <w:tc>
+          <w:tcPr>
+            <w:tcW w:w="564" w:type="pct"/>
+            <w:vAlign w:val="center"/>
+          </w:tcPr>
+          <w:p>
+            <w:pPr>
+              <w:bidi/>
+              <w:jc w:val="center"/>
+              <w:rPr>
+                <w:b/>
+                <w:bCs/>
+                <w:sz w:val="44"/>
+                <w:szCs w:val="44"/>
+                <w:vertAlign w:val="superscript"/>
+                <w:lang w:bidi="ar-EG"/>
+              </w:rPr>
+            </w:pPr>
+            <w:r>
+              <w:rPr>
+                <w:b/>
+                <w:bCs/>
+                <w:sz w:val="44"/>
+                <w:szCs w:val="44"/>
+                <w:vertAlign w:val="superscript"/>
+                <w:lang w:bidi="ar-EG"/>
+              </w:rPr>
+              <w:t>N/?</w:t>
+            </w:r>
+          </w:p>
+        </w:tc>
+        <w:tc>
+          <w:tcPr>
+            <w:tcW w:w="567" w:type="pct"/>
+            <w:vAlign w:val="center"/>
+          </w:tcPr>
+          <w:p>
+            <w:pPr>
+              <w:bidi/>
+              <w:jc w:val="center"/>
+              <w:rPr>
+                <w:b/>
+                <w:bCs/>
+                <w:sz w:val="44"/>
+                <w:szCs w:val="44"/>
+                <w:vertAlign w:val="superscript"/>
+                <w:lang w:bidi="ar-EG"/>
+              </w:rPr>
+            </w:pPr>
+            <w:r>
+              <w:rPr>
+                <w:b/>
+                <w:bCs/>
+                <w:sz w:val="44"/>
+                <w:szCs w:val="44"/>
+                <w:vertAlign w:val="superscript"/>
+                <w:lang w:bidi="ar-EG"/>
+              </w:rPr>
+              <w:t>………</w:t>
+            </w:r>
+          </w:p>
+        </w:tc>
+      </w:tr>
+    </w:tbl>
+    <w:p>
+      <w:pPr>
+        <w:bidi/>
+        <w:spacing w:after="0"/>
+        <w:jc w:val="right"/>
+        <w:rPr>
+          <w:b/>
+          <w:bCs/>
+          <w:sz w:val="46"/>
+          <w:szCs w:val="46"/>
+          <w:lang w:bidi="ar-EG"/>
+        </w:rPr>
+      </w:pPr>
+    </w:p>
+    <w:p>
+      <w:pPr>
+        <w:bidi/>
+        <w:spacing w:after="0"/>
+        <w:jc w:val="right"/>
+        <w:rPr>
+          <w:b/>
+          <w:bCs/>
+          <w:sz w:val="46"/>
+          <w:szCs w:val="46"/>
+          <w:lang w:bidi="ar-EG"/>
+        </w:rPr>
+      </w:pPr>
+      <w:r>
+        <w:rPr>
+          <w:b/>
+          <w:bCs/>
+          <w:sz w:val="46"/>
+          <w:szCs w:val="46"/>
+          <w:lang w:bidi="ar-EG"/>
+        </w:rPr>
+        <w:t>- K = last level</w:t>
+      </w:r>
+    </w:p>
+    <w:p>
+      <w:pPr>
+        <w:bidi/>
+        <w:spacing w:after="0"/>
+        <w:jc w:val="right"/>
+        <w:rPr>
+          <w:b/>
+          <w:bCs/>
+          <w:sz w:val="46"/>
+          <w:szCs w:val="46"/>
+          <w:lang w:bidi="ar-EG"/>
+        </w:rPr>
+      </w:pPr>
+      <w:r>
+        <w:rPr>
+          <w:b/>
+          <w:bCs/>
+          <w:sz w:val="46"/>
+          <w:szCs w:val="46"/>
+          <w:lang w:bidi="ar-EG"/>
+        </w:rPr>
+        <w:lastRenderedPageBreak/>
+        <w:t>- k + 1 = count of levels</w:t>
+      </w:r>
+    </w:p>
+    <w:tbl>
+      <w:tblPr>
+        <w:tblStyle w:val="TableGrid"/>
+        <w:bidiVisual/>
+        <w:tblW w:w="0" w:type="auto"/>
+        <w:tblLook w:val="04A0" w:firstRow="1" w:lastRow="0" w:firstColumn="1" w:lastColumn="0" w:noHBand="0" w:noVBand="1"/>
+      </w:tblPr>
+      <w:tblGrid>
+        <w:gridCol w:w="5264"/>
+        <w:gridCol w:w="5264"/>
+      </w:tblGrid>
+      <w:tr>
+        <w:trPr>
+          <w:trHeight w:val="878"/>
+        </w:trPr>
+        <w:tc>
+          <w:tcPr>
+            <w:tcW w:w="5264" w:type="dxa"/>
+            <w:vAlign w:val="center"/>
+          </w:tcPr>
+          <w:p>
+            <w:pPr>
+              <w:bidi/>
+              <w:jc w:val="center"/>
+              <w:rPr>
+                <w:b/>
+                <w:bCs/>
+                <w:sz w:val="46"/>
+                <w:szCs w:val="46"/>
+                <w:rtl/>
+                <w:lang w:bidi="ar-EG"/>
+              </w:rPr>
+            </w:pPr>
+            <w:r>
+              <w:rPr>
+                <w:b/>
+                <w:bCs/>
+                <w:sz w:val="46"/>
+                <w:szCs w:val="46"/>
+                <w:lang w:bidi="ar-EG"/>
+              </w:rPr>
+              <w:t xml:space="preserve">K = </w:t>
+            </w:r>
+            <w:r>
+              <w:rPr>
+                <w:b/>
+                <w:bCs/>
+                <w:sz w:val="46"/>
+                <w:szCs w:val="46"/>
+                <w:lang w:bidi="ar-EG"/>
+              </w:rPr>
+              <w:t>2</w:t>
+            </w:r>
+          </w:p>
+        </w:tc>
+        <w:tc>
+          <w:tcPr>
+            <w:tcW w:w="5264" w:type="dxa"/>
+            <w:vAlign w:val="center"/>
+          </w:tcPr>
+          <w:p>
+            <w:pPr>
+              <w:bidi/>
+              <w:jc w:val="center"/>
+              <w:rPr>
+                <w:b/>
+                <w:bCs/>
+                <w:sz w:val="46"/>
+                <w:szCs w:val="46"/>
+                <w:rtl/>
+                <w:lang w:bidi="ar-EG"/>
+              </w:rPr>
+            </w:pPr>
+            <w:r>
+              <w:rPr>
+                <w:b/>
+                <w:bCs/>
+                <w:sz w:val="46"/>
+                <w:szCs w:val="46"/>
+                <w:lang w:bidi="ar-EG"/>
+              </w:rPr>
+              <w:t>N = 4</w:t>
+            </w:r>
+          </w:p>
+        </w:tc>
+      </w:tr>
+      <w:tr>
+        <w:trPr>
+          <w:trHeight w:val="878"/>
+        </w:trPr>
+        <w:tc>
+          <w:tcPr>
+            <w:tcW w:w="5264" w:type="dxa"/>
+            <w:vAlign w:val="center"/>
+          </w:tcPr>
+          <w:p>
+            <w:pPr>
+              <w:bidi/>
+              <w:jc w:val="center"/>
+              <w:rPr>
+                <w:b/>
+                <w:bCs/>
+                <w:sz w:val="46"/>
+                <w:szCs w:val="46"/>
+                <w:rtl/>
+                <w:lang w:bidi="ar-EG"/>
+              </w:rPr>
+            </w:pPr>
+            <w:r>
+              <w:rPr>
+                <w:b/>
+                <w:bCs/>
+                <w:sz w:val="46"/>
+                <w:szCs w:val="46"/>
+                <w:lang w:bidi="ar-EG"/>
+              </w:rPr>
+              <w:t xml:space="preserve">K = </w:t>
+            </w:r>
+            <w:r>
+              <w:rPr>
+                <w:b/>
+                <w:bCs/>
+                <w:sz w:val="46"/>
+                <w:szCs w:val="46"/>
+                <w:lang w:bidi="ar-EG"/>
+              </w:rPr>
+              <w:t>3</w:t>
+            </w:r>
+          </w:p>
+        </w:tc>
+        <w:tc>
+          <w:tcPr>
+            <w:tcW w:w="5264" w:type="dxa"/>
+            <w:vAlign w:val="center"/>
+          </w:tcPr>
+          <w:p>
+            <w:pPr>
+              <w:bidi/>
+              <w:jc w:val="center"/>
+              <w:rPr>
+                <w:b/>
+                <w:bCs/>
+                <w:sz w:val="46"/>
+                <w:szCs w:val="46"/>
+                <w:rtl/>
+                <w:lang w:bidi="ar-EG"/>
+              </w:rPr>
+            </w:pPr>
+            <w:r>
+              <w:rPr>
+                <w:b/>
+                <w:bCs/>
+                <w:sz w:val="46"/>
+                <w:szCs w:val="46"/>
+                <w:lang w:bidi="ar-EG"/>
+              </w:rPr>
+              <w:t xml:space="preserve">N = </w:t>
+            </w:r>
+            <w:r>
+              <w:rPr>
+                <w:b/>
+                <w:bCs/>
+                <w:sz w:val="46"/>
+                <w:szCs w:val="46"/>
+                <w:lang w:bidi="ar-EG"/>
+              </w:rPr>
+              <w:t>8</w:t>
+            </w:r>
+          </w:p>
+        </w:tc>
+      </w:tr>
+      <w:tr>
+        <w:trPr>
+          <w:trHeight w:val="878"/>
+        </w:trPr>
+        <w:tc>
+          <w:tcPr>
+            <w:tcW w:w="5264" w:type="dxa"/>
+            <w:vAlign w:val="center"/>
+          </w:tcPr>
+          <w:p>
+            <w:pPr>
+              <w:bidi/>
+              <w:jc w:val="center"/>
+              <w:rPr>
+                <w:b/>
+                <w:bCs/>
+                <w:sz w:val="46"/>
+                <w:szCs w:val="46"/>
+                <w:rtl/>
+                <w:lang w:bidi="ar-EG"/>
+              </w:rPr>
+            </w:pPr>
+            <w:r>
+              <w:rPr>
+                <w:b/>
+                <w:bCs/>
+                <w:sz w:val="46"/>
+                <w:szCs w:val="46"/>
+                <w:lang w:bidi="ar-EG"/>
+              </w:rPr>
+              <w:t xml:space="preserve">K = </w:t>
+            </w:r>
+            <w:r>
+              <w:rPr>
+                <w:b/>
+                <w:bCs/>
+                <w:sz w:val="46"/>
+                <w:szCs w:val="46"/>
+                <w:lang w:bidi="ar-EG"/>
+              </w:rPr>
+              <w:t>4</w:t>
+            </w:r>
+          </w:p>
+        </w:tc>
+        <w:tc>
+          <w:tcPr>
+            <w:tcW w:w="5264" w:type="dxa"/>
+            <w:vAlign w:val="center"/>
+          </w:tcPr>
+          <w:p>
+            <w:pPr>
+              <w:bidi/>
+              <w:jc w:val="center"/>
+              <w:rPr>
+                <w:b/>
+                <w:bCs/>
+                <w:sz w:val="46"/>
+                <w:szCs w:val="46"/>
+                <w:rtl/>
+                <w:lang w:bidi="ar-EG"/>
+              </w:rPr>
+            </w:pPr>
+            <w:r>
+              <w:rPr>
+                <w:b/>
+                <w:bCs/>
+                <w:sz w:val="46"/>
+                <w:szCs w:val="46"/>
+                <w:lang w:bidi="ar-EG"/>
+              </w:rPr>
+              <w:t xml:space="preserve">N = </w:t>
+            </w:r>
+            <w:r>
+              <w:rPr>
+                <w:b/>
+                <w:bCs/>
+                <w:sz w:val="46"/>
+                <w:szCs w:val="46"/>
+                <w:lang w:bidi="ar-EG"/>
+              </w:rPr>
+              <w:t>16</w:t>
+            </w:r>
+          </w:p>
+        </w:tc>
+      </w:tr>
+      <w:tr>
+        <w:trPr>
+          <w:trHeight w:val="878"/>
+        </w:trPr>
+        <w:tc>
+          <w:tcPr>
+            <w:tcW w:w="5264" w:type="dxa"/>
+            <w:vAlign w:val="center"/>
+          </w:tcPr>
+          <w:p>
+            <w:pPr>
+              <w:bidi/>
+              <w:jc w:val="center"/>
+              <w:rPr>
+                <w:b/>
+                <w:bCs/>
+                <w:sz w:val="46"/>
+                <w:szCs w:val="46"/>
+                <w:rtl/>
+                <w:lang w:bidi="ar-EG"/>
+              </w:rPr>
+            </w:pPr>
+            <w:r>
+              <w:rPr>
+                <w:b/>
+                <w:bCs/>
+                <w:sz w:val="46"/>
+                <w:szCs w:val="46"/>
+                <w:lang w:bidi="ar-EG"/>
+              </w:rPr>
+              <w:t xml:space="preserve">K = </w:t>
+            </w:r>
+            <w:r>
+              <w:rPr>
+                <w:b/>
+                <w:bCs/>
+                <w:sz w:val="46"/>
+                <w:szCs w:val="46"/>
+                <w:lang w:bidi="ar-EG"/>
+              </w:rPr>
+              <w:t>5</w:t>
+            </w:r>
+          </w:p>
+        </w:tc>
+        <w:tc>
+          <w:tcPr>
+            <w:tcW w:w="5264" w:type="dxa"/>
+            <w:vAlign w:val="center"/>
+          </w:tcPr>
+          <w:p>
+            <w:pPr>
+              <w:bidi/>
+              <w:jc w:val="center"/>
+              <w:rPr>
+                <w:b/>
+                <w:bCs/>
+                <w:sz w:val="46"/>
+                <w:szCs w:val="46"/>
+                <w:rtl/>
+                <w:lang w:bidi="ar-EG"/>
+              </w:rPr>
+            </w:pPr>
+            <w:r>
+              <w:rPr>
+                <w:b/>
+                <w:bCs/>
+                <w:sz w:val="46"/>
+                <w:szCs w:val="46"/>
+                <w:lang w:bidi="ar-EG"/>
+              </w:rPr>
+              <w:t xml:space="preserve">N = </w:t>
+            </w:r>
+            <w:r>
+              <w:rPr>
+                <w:b/>
+                <w:bCs/>
+                <w:sz w:val="46"/>
+                <w:szCs w:val="46"/>
+                <w:lang w:bidi="ar-EG"/>
+              </w:rPr>
+              <w:t>32</w:t>
+            </w:r>
+          </w:p>
+        </w:tc>
+      </w:tr>
+      <w:tr>
+        <w:trPr>
+          <w:trHeight w:val="878"/>
+        </w:trPr>
+        <w:tc>
+          <w:tcPr>
+            <w:tcW w:w="5264" w:type="dxa"/>
+            <w:vAlign w:val="center"/>
+          </w:tcPr>
+          <w:p>
+            <w:pPr>
+              <w:bidi/>
+              <w:jc w:val="center"/>
+              <w:rPr>
+                <w:b/>
+                <w:bCs/>
+                <w:sz w:val="46"/>
+                <w:szCs w:val="46"/>
+                <w:rtl/>
+                <w:lang w:bidi="ar-EG"/>
+              </w:rPr>
+            </w:pPr>
+            <w:r>
+              <w:rPr>
+                <w:b/>
+                <w:bCs/>
+                <w:sz w:val="46"/>
+                <w:szCs w:val="46"/>
+                <w:lang w:bidi="ar-EG"/>
+              </w:rPr>
+              <w:t xml:space="preserve">K = </w:t>
+            </w:r>
+            <w:r>
+              <w:rPr>
+                <w:b/>
+                <w:bCs/>
+                <w:sz w:val="46"/>
+                <w:szCs w:val="46"/>
+                <w:lang w:bidi="ar-EG"/>
+              </w:rPr>
+              <w:t>6</w:t>
+            </w:r>
+          </w:p>
+        </w:tc>
+        <w:tc>
+          <w:tcPr>
+            <w:tcW w:w="5264" w:type="dxa"/>
+            <w:vAlign w:val="center"/>
+          </w:tcPr>
+          <w:p>
+            <w:pPr>
+              <w:bidi/>
+              <w:jc w:val="center"/>
+              <w:rPr>
+                <w:b/>
+                <w:bCs/>
+                <w:sz w:val="46"/>
+                <w:szCs w:val="46"/>
+                <w:rtl/>
+                <w:lang w:bidi="ar-EG"/>
+              </w:rPr>
+            </w:pPr>
+            <w:r>
+              <w:rPr>
+                <w:b/>
+                <w:bCs/>
+                <w:sz w:val="46"/>
+                <w:szCs w:val="46"/>
+                <w:lang w:bidi="ar-EG"/>
+              </w:rPr>
+              <w:t xml:space="preserve">N = </w:t>
+            </w:r>
+            <w:r>
+              <w:rPr>
+                <w:b/>
+                <w:bCs/>
+                <w:sz w:val="46"/>
+                <w:szCs w:val="46"/>
+                <w:lang w:bidi="ar-EG"/>
+              </w:rPr>
+              <w:t>64</w:t>
+            </w:r>
+          </w:p>
+        </w:tc>
+      </w:tr>
+    </w:tbl>
+    <w:p>
+      <w:pPr>
+        <w:bidi/>
+        <w:spacing w:after="0"/>
+        <w:rPr>
+          <w:b/>
+          <w:bCs/>
+          <w:sz w:val="46"/>
+          <w:szCs w:val="46"/>
+          <w:lang w:bidi="ar-EG"/>
+        </w:rPr>
+      </w:pPr>
+      <w:r>
+        <w:rPr>
+          <w:rFonts w:hint="cs"/>
+          <w:b/>
+          <w:bCs/>
+          <w:sz w:val="46"/>
+          <w:szCs w:val="46"/>
+          <w:rtl/>
+          <w:lang w:bidi="ar-EG"/>
+        </w:rPr>
+        <w:t xml:space="preserve">- لو عاوز اطلع ليها </w:t>
+      </w:r>
+      <w:r>
+        <w:rPr>
+          <w:b/>
+          <w:bCs/>
+          <w:sz w:val="46"/>
+          <w:szCs w:val="46"/>
+          <w:lang w:bidi="ar-EG"/>
+        </w:rPr>
+        <w:t xml:space="preserve">calculus function </w:t>
+      </w:r>
+      <w:r>
+        <w:rPr>
+          <w:rFonts w:hint="cs"/>
+          <w:b/>
+          <w:bCs/>
+          <w:sz w:val="46"/>
+          <w:szCs w:val="46"/>
+          <w:rtl/>
+          <w:lang w:bidi="ar-EG"/>
+        </w:rPr>
+        <w:t xml:space="preserve"> هتكون </w:t>
+      </w:r>
+    </w:p>
+    <w:p>
+      <w:pPr>
+        <w:bidi/>
+        <w:spacing w:after="0"/>
+        <w:rPr>
+          <w:b/>
+          <w:bCs/>
+          <w:sz w:val="46"/>
+          <w:szCs w:val="46"/>
+          <w:lang w:bidi="ar-EG"/>
+        </w:rPr>
+      </w:pPr>
+      <w:r>
+        <w:rPr>
+          <w:b/>
+          <w:bCs/>
+          <w:sz w:val="46"/>
+          <w:szCs w:val="46"/>
+          <w:lang w:bidi="ar-EG"/>
+        </w:rPr>
+        <w:t xml:space="preserve">K = </w:t>
+      </w:r>
+      <w:r>
+        <w:rPr>
+          <w:b/>
+          <w:bCs/>
+          <w:sz w:val="46"/>
+          <w:szCs w:val="46"/>
+          <w:lang w:bidi="ar-EG"/>
+        </w:rPr>
+        <w:t>n</w:t>
+      </w:r>
+      <w:r>
+        <w:rPr>
+          <w:b/>
+          <w:bCs/>
+          <w:sz w:val="46"/>
+          <w:szCs w:val="46"/>
+          <w:lang w:bidi="ar-EG"/>
+        </w:rPr>
+        <w:t>log</w:t>
+      </w:r>
+      <w:r>
+        <w:rPr>
+          <w:b/>
+          <w:bCs/>
+          <w:sz w:val="46"/>
+          <w:szCs w:val="46"/>
+          <w:vertAlign w:val="subscript"/>
+          <w:lang w:bidi="ar-EG"/>
+        </w:rPr>
+        <w:t>2</w:t>
+      </w:r>
+      <w:r>
+        <w:rPr>
+          <w:b/>
+          <w:bCs/>
+          <w:sz w:val="46"/>
+          <w:szCs w:val="46"/>
+          <w:lang w:bidi="ar-EG"/>
+        </w:rPr>
+        <w:t>n</w:t>
+      </w:r>
+    </w:p>
+    <w:p>
+      <w:pPr>
+        <w:bidi/>
+        <w:spacing w:after="0"/>
+        <w:rPr>
+          <w:b/>
+          <w:bCs/>
+          <w:sz w:val="46"/>
+          <w:szCs w:val="46"/>
+          <w:rtl/>
+          <w:lang w:bidi="ar-EG"/>
+        </w:rPr>
+      </w:pPr>
+      <w:r>
+        <w:rPr>
+          <w:rFonts w:hint="cs"/>
+          <w:b/>
+          <w:bCs/>
+          <w:sz w:val="46"/>
+          <w:szCs w:val="46"/>
+          <w:rtl/>
+          <w:lang w:bidi="ar-EG"/>
+        </w:rPr>
+        <w:t xml:space="preserve">لا تنسي : في السوفتيور ال </w:t>
+      </w:r>
+      <w:r>
+        <w:rPr>
+          <w:b/>
+          <w:bCs/>
+          <w:sz w:val="46"/>
+          <w:szCs w:val="46"/>
+          <w:lang w:bidi="ar-EG"/>
+        </w:rPr>
+        <w:t xml:space="preserve">base </w:t>
+      </w:r>
+      <w:r>
+        <w:rPr>
+          <w:rFonts w:hint="cs"/>
+          <w:b/>
+          <w:bCs/>
+          <w:sz w:val="46"/>
+          <w:szCs w:val="46"/>
+          <w:rtl/>
+          <w:lang w:bidi="ar-EG"/>
+        </w:rPr>
+        <w:t xml:space="preserve"> من 2 مش 10 زي الرياضه</w:t>
+      </w:r>
+    </w:p>
+    <w:p>
+      <w:pPr>
+        <w:bidi/>
+        <w:spacing w:after="0"/>
+        <w:rPr>
+          <w:b/>
+          <w:bCs/>
+          <w:sz w:val="46"/>
+          <w:szCs w:val="46"/>
+          <w:rtl/>
+          <w:lang w:bidi="ar-EG"/>
+        </w:rPr>
+      </w:pPr>
+      <w:r>
+        <w:rPr>
+          <w:rFonts w:hint="cs"/>
+          <w:b/>
+          <w:bCs/>
+          <w:sz w:val="46"/>
+          <w:szCs w:val="46"/>
+          <w:rtl/>
+          <w:lang w:bidi="ar-EG"/>
+        </w:rPr>
+        <w:t>- ل انا مش اد كده في الرياضه ومحتاج لسه تذاكر</w:t>
+      </w:r>
+    </w:p>
+    <w:p>
+      <w:pPr>
+        <w:pBdr>
+          <w:bottom w:val="single" w:sz="6" w:space="1" w:color="auto"/>
+        </w:pBdr>
+        <w:bidi/>
+        <w:spacing w:after="0"/>
+        <w:rPr>
+          <w:b/>
+          <w:bCs/>
+          <w:sz w:val="46"/>
+          <w:szCs w:val="46"/>
+          <w:vertAlign w:val="subscript"/>
+          <w:lang w:bidi="ar-EG"/>
+        </w:rPr>
+      </w:pPr>
+      <w:r>
+        <w:rPr>
+          <w:rFonts w:hint="cs"/>
+          <w:b/>
+          <w:bCs/>
+          <w:sz w:val="46"/>
+          <w:szCs w:val="46"/>
+          <w:rtl/>
+          <w:lang w:bidi="ar-EG"/>
+        </w:rPr>
+        <w:t xml:space="preserve">- مفيش مشكلة بس على الاقل ثق في كلام العلماء انهم قالو </w:t>
+      </w:r>
+      <w:r>
+        <w:rPr>
+          <w:b/>
+          <w:bCs/>
+          <w:sz w:val="46"/>
+          <w:szCs w:val="46"/>
+          <w:lang w:bidi="ar-EG"/>
+        </w:rPr>
+        <w:t xml:space="preserve">k = </w:t>
+      </w:r>
+      <w:proofErr w:type="spellStart"/>
+      <w:r>
+        <w:rPr>
+          <w:b/>
+          <w:bCs/>
+          <w:sz w:val="46"/>
+          <w:szCs w:val="46"/>
+          <w:lang w:bidi="ar-EG"/>
+        </w:rPr>
+        <w:t>nlog</w:t>
+      </w:r>
+      <w:r>
+        <w:rPr>
+          <w:b/>
+          <w:bCs/>
+          <w:sz w:val="46"/>
+          <w:szCs w:val="46"/>
+          <w:vertAlign w:val="subscript"/>
+          <w:lang w:bidi="ar-EG"/>
+        </w:rPr>
+        <w:t>n</w:t>
+      </w:r>
+      <w:proofErr w:type="spellEnd"/>
+    </w:p>
+    <w:p>
+      <w:pPr>
+        <w:bidi/>
+        <w:spacing w:after="0"/>
+        <w:rPr>
+          <w:b/>
+          <w:bCs/>
+          <w:sz w:val="46"/>
+          <w:szCs w:val="46"/>
+          <w:rtl/>
+          <w:lang w:bidi="ar-EG"/>
+        </w:rPr>
+      </w:pPr>
+      <w:r>
+        <w:rPr>
+          <w:rFonts w:hint="cs"/>
+          <w:b/>
+          <w:bCs/>
+          <w:sz w:val="46"/>
+          <w:szCs w:val="46"/>
+          <w:rtl/>
+          <w:lang w:bidi="ar-EG"/>
+        </w:rPr>
+        <w:t xml:space="preserve">- بكل بساطه هضرب عدد </w:t>
+      </w:r>
+      <w:r>
+        <w:rPr>
+          <w:b/>
+          <w:bCs/>
+          <w:sz w:val="46"/>
+          <w:szCs w:val="46"/>
+          <w:lang w:bidi="ar-EG"/>
+        </w:rPr>
+        <w:t xml:space="preserve">levels </w:t>
+      </w:r>
+      <w:r>
+        <w:rPr>
+          <w:rFonts w:hint="cs"/>
+          <w:b/>
+          <w:bCs/>
+          <w:sz w:val="46"/>
+          <w:szCs w:val="46"/>
+          <w:rtl/>
+          <w:lang w:bidi="ar-EG"/>
+        </w:rPr>
+        <w:t xml:space="preserve"> في اللي جواها </w:t>
+      </w:r>
+    </w:p>
+    <w:p>
+      <w:pPr>
+        <w:bidi/>
+        <w:spacing w:after="0"/>
+        <w:jc w:val="right"/>
+        <w:rPr>
+          <w:b/>
+          <w:bCs/>
+          <w:sz w:val="46"/>
+          <w:szCs w:val="46"/>
+          <w:lang w:bidi="ar-EG"/>
+        </w:rPr>
+      </w:pPr>
+      <w:r>
+        <w:rPr>
+          <w:b/>
+          <w:bCs/>
+          <w:sz w:val="46"/>
+          <w:szCs w:val="46"/>
+          <w:lang w:bidi="ar-EG"/>
+        </w:rPr>
+        <w:t>f(n) = n * k+1</w:t>
+      </w:r>
+    </w:p>
+    <w:p>
+      <w:pPr>
+        <w:bidi/>
+        <w:spacing w:after="0"/>
+        <w:jc w:val="right"/>
+        <w:rPr>
+          <w:b/>
+          <w:bCs/>
+          <w:sz w:val="46"/>
+          <w:szCs w:val="46"/>
+          <w:lang w:bidi="ar-EG"/>
+        </w:rPr>
+      </w:pPr>
+      <w:r>
+        <w:rPr>
+          <w:b/>
+          <w:bCs/>
+          <w:sz w:val="46"/>
+          <w:szCs w:val="46"/>
+          <w:lang w:bidi="ar-EG"/>
+        </w:rPr>
+        <w:t xml:space="preserve">f(n) = n * </w:t>
+      </w:r>
+      <w:r>
+        <w:rPr>
+          <w:b/>
+          <w:bCs/>
+          <w:sz w:val="46"/>
+          <w:szCs w:val="46"/>
+          <w:lang w:bidi="ar-EG"/>
+        </w:rPr>
+        <w:t>logn</w:t>
+      </w:r>
+      <w:r>
+        <w:rPr>
+          <w:b/>
+          <w:bCs/>
+          <w:sz w:val="46"/>
+          <w:szCs w:val="46"/>
+          <w:lang w:bidi="ar-EG"/>
+        </w:rPr>
+        <w:t>+1</w:t>
+      </w:r>
+    </w:p>
+    <w:p>
+      <w:pPr>
+        <w:bidi/>
+        <w:spacing w:after="0"/>
+        <w:rPr>
+          <w:rFonts w:hint="cs"/>
+          <w:b/>
+          <w:bCs/>
+          <w:sz w:val="46"/>
+          <w:szCs w:val="46"/>
+          <w:rtl/>
+          <w:lang w:bidi="ar-EG"/>
+        </w:rPr>
+      </w:pPr>
+      <w:r>
+        <w:rPr>
+          <w:rFonts w:hint="cs"/>
+          <w:b/>
+          <w:bCs/>
+          <w:sz w:val="46"/>
+          <w:szCs w:val="46"/>
+          <w:rtl/>
+          <w:lang w:bidi="ar-EG"/>
+        </w:rPr>
+        <w:t xml:space="preserve">- كده انا حولت </w:t>
+      </w:r>
+      <w:r>
+        <w:rPr>
+          <w:b/>
+          <w:bCs/>
+          <w:sz w:val="46"/>
+          <w:szCs w:val="46"/>
+          <w:lang w:bidi="ar-EG"/>
+        </w:rPr>
+        <w:t xml:space="preserve"> calculus function </w:t>
+      </w:r>
+      <w:r>
+        <w:rPr>
+          <w:rFonts w:hint="cs"/>
+          <w:b/>
+          <w:bCs/>
+          <w:sz w:val="46"/>
+          <w:szCs w:val="46"/>
+          <w:rtl/>
+          <w:lang w:bidi="ar-EG"/>
+        </w:rPr>
+        <w:t xml:space="preserve">لـ </w:t>
+      </w:r>
+      <w:r>
+        <w:rPr>
+          <w:b/>
+          <w:bCs/>
+          <w:sz w:val="46"/>
+          <w:szCs w:val="46"/>
+          <w:lang w:bidi="ar-EG"/>
+        </w:rPr>
+        <w:t>algorithm</w:t>
+      </w:r>
+    </w:p>
+    <w:p>
+      <w:pPr>
+        <w:bidi/>
+        <w:spacing w:after="0"/>
+        <w:rPr>
+          <w:b/>
+          <w:bCs/>
+          <w:sz w:val="46"/>
+          <w:szCs w:val="46"/>
+          <w:lang w:bidi="ar-EG"/>
+        </w:rPr>
+      </w:pPr>
+      <w:r>
+        <w:rPr>
+          <w:rFonts w:hint="cs"/>
+          <w:b/>
+          <w:bCs/>
+          <w:sz w:val="46"/>
+          <w:szCs w:val="46"/>
+          <w:rtl/>
+          <w:lang w:bidi="ar-EG"/>
+        </w:rPr>
+        <w:t xml:space="preserve">- 1+ ملهاش لازمه في </w:t>
+      </w:r>
+      <w:r>
+        <w:rPr>
+          <w:b/>
+          <w:bCs/>
+          <w:sz w:val="46"/>
+          <w:szCs w:val="46"/>
+          <w:lang w:bidi="ar-EG"/>
+        </w:rPr>
+        <w:t xml:space="preserve">analysis </w:t>
+      </w:r>
+      <w:r>
+        <w:rPr>
+          <w:rFonts w:hint="cs"/>
+          <w:b/>
+          <w:bCs/>
+          <w:sz w:val="46"/>
+          <w:szCs w:val="46"/>
+          <w:rtl/>
+          <w:lang w:bidi="ar-EG"/>
+        </w:rPr>
+        <w:t xml:space="preserve"> فهيتبقى لينا </w:t>
+      </w:r>
+      <w:r>
+        <w:rPr>
+          <w:b/>
+          <w:bCs/>
+          <w:sz w:val="46"/>
+          <w:szCs w:val="46"/>
+          <w:lang w:bidi="ar-EG"/>
+        </w:rPr>
+        <w:t>f(n) = n * logn</w:t>
+      </w:r>
+    </w:p>
+    <w:p>
+      <w:pPr>
+        <w:bidi/>
+        <w:spacing w:after="0"/>
+        <w:rPr>
+          <w:b/>
+          <w:bCs/>
+          <w:sz w:val="46"/>
+          <w:szCs w:val="46"/>
+          <w:rtl/>
+          <w:lang w:bidi="ar-EG"/>
+        </w:rPr>
+      </w:pPr>
+    </w:p>
+    <w:p>
+      <w:pPr>
+        <w:bidi/>
+        <w:spacing w:after="0"/>
+        <w:rPr>
+          <w:b/>
+          <w:bCs/>
+          <w:sz w:val="46"/>
+          <w:szCs w:val="46"/>
+          <w:rtl/>
+          <w:lang w:bidi="ar-EG"/>
+        </w:rPr>
+      </w:pPr>
+    </w:p>
+    <w:p>
+      <w:pPr>
+        <w:bidi/>
+        <w:spacing w:after="0"/>
+        <w:rPr>
+          <w:b/>
+          <w:bCs/>
+          <w:sz w:val="46"/>
+          <w:szCs w:val="46"/>
+          <w:rtl/>
+          <w:lang w:bidi="ar-EG"/>
+        </w:rPr>
+      </w:pPr>
+    </w:p>
+    <w:p>
+      <w:pPr>
+        <w:bidi/>
+        <w:spacing w:after="0"/>
+        <w:rPr>
+          <w:b/>
+          <w:bCs/>
+          <w:sz w:val="46"/>
+          <w:szCs w:val="46"/>
           <w:rtl/>
           <w:lang w:bidi="ar-EG"/>
         </w:rPr>
@@ -1590,6 +8068,91 @@
         <w:spacing w:after="0"/>
         <w:jc w:val="center"/>
         <w:rPr>
+          <w:b/>
+          <w:bCs/>
+          <w:sz w:val="82"/>
+          <w:szCs w:val="82"/>
+          <w:u w:val="single"/>
+          <w:lang w:bidi="ar-EG"/>
+        </w:rPr>
+      </w:pPr>
+      <w:r>
+        <w:rPr>
+          <w:b/>
+          <w:bCs/>
+          <w:sz w:val="68"/>
+          <w:szCs w:val="68"/>
+          <w:u w:val="single"/>
+        </w:rPr>
+        <w:lastRenderedPageBreak/>
+        <w:t>master method – master theorem</w:t>
+      </w:r>
+    </w:p>
+    <w:p>
+      <w:pPr>
+        <w:bidi/>
+        <w:spacing w:after="0"/>
+        <w:jc w:val="right"/>
+        <w:rPr>
+          <w:b/>
+          <w:bCs/>
+          <w:sz w:val="46"/>
+          <w:szCs w:val="46"/>
+          <w:lang w:bidi="ar-EG"/>
+        </w:rPr>
+      </w:pPr>
+    </w:p>
+    <w:p>
+      <w:pPr>
+        <w:bidi/>
+        <w:spacing w:after="0"/>
+        <w:jc w:val="right"/>
+        <w:rPr>
+          <w:b/>
+          <w:bCs/>
+          <w:sz w:val="46"/>
+          <w:szCs w:val="46"/>
+          <w:u w:val="single"/>
+          <w:lang w:bidi="ar-EG"/>
+        </w:rPr>
+      </w:pPr>
+    </w:p>
+    <w:p>
+      <w:pPr>
+        <w:bidi/>
+        <w:spacing w:after="0"/>
+        <w:jc w:val="center"/>
+        <w:rPr>
+          <w:b/>
+          <w:bCs/>
+          <w:sz w:val="46"/>
+          <w:szCs w:val="46"/>
+          <w:u w:val="single"/>
+          <w:lang w:bidi="ar-EG"/>
+        </w:rPr>
+      </w:pPr>
+    </w:p>
+    <w:p>
+      <w:pPr>
+        <w:bidi/>
+        <w:spacing w:after="0"/>
+        <w:jc w:val="center"/>
+        <w:rPr>
+          <w:b/>
+          <w:bCs/>
+          <w:sz w:val="46"/>
+          <w:szCs w:val="46"/>
+          <w:u w:val="single"/>
+          <w:lang w:bidi="ar-EG"/>
+        </w:rPr>
+      </w:pPr>
+    </w:p>
+    <w:p>
+      <w:pPr>
+        <w:bidi/>
+        <w:spacing w:after="0"/>
+        <w:jc w:val="center"/>
+        <w:rPr>
           <w:rFonts w:hint="cs"/>
           <w:b/>
           <w:bCs/>
@@ -1600,54 +8163,6 @@
           <w:lang w:bidi="ar-EG"/>
         </w:rPr>
       </w:pPr>
-      <w:r>
-        <w:rPr>
-          <w:rFonts w:hint="cs"/>
-          <w:b/>
-          <w:bCs/>
-          <w:sz w:val="46"/>
-          <w:szCs w:val="46"/>
-          <w:u w:val="single"/>
-          <w:rtl/>
-          <w:lang w:bidi="ar-EG"/>
-        </w:rPr>
-        <w:t xml:space="preserve">ال </w:t>
-      </w:r>
-      <w:r>
-        <w:rPr>
-          <w:b/>
-          <w:bCs/>
-          <w:sz w:val="46"/>
-          <w:szCs w:val="46"/>
-          <w:u w:val="single"/>
-          <w:lang w:bidi="ar-EG"/>
-        </w:rPr>
-        <w:t xml:space="preserve"> </w:t>
-      </w:r>
-      <w:r>
-        <w:rPr>
-          <w:b/>
-          <w:bCs/>
-          <w:sz w:val="46"/>
-          <w:szCs w:val="46"/>
-          <w:u w:val="single"/>
-          <w:lang w:bidi="ar-EG"/>
-        </w:rPr>
-        <w:t xml:space="preserve">tree </w:t>
-      </w:r>
-      <w:r>
-        <w:rPr>
-          <w:rFonts w:hint="cs"/>
-          <w:b/>
-          <w:bCs/>
-          <w:sz w:val="46"/>
-          <w:szCs w:val="46"/>
-          <w:u w:val="single"/>
-          <w:rtl/>
-          <w:lang w:bidi="ar-EG"/>
-        </w:rPr>
-        <w:t>انواع كتير اوي والنوع اللي عندنا ده هنعرفه الحصه الجايه ؟</w:t>
-      </w:r>
     </w:p>
     <w:p>
       <w:pPr>
@@ -2078,7 +8593,7 @@
   <w:style w:type="paragraph" w:default="1" w:styleId="Normal">
     <w:name w:val="Normal"/>
     <w:qFormat/>
-    <w:rsid w:val="00EF5FDB"/>
+    <w:rsid w:val="00B02714"/>
   </w:style>
   <w:style w:type="paragraph" w:styleId="Heading1">
     <w:name w:val="heading 1"/>
@@ -2282,7 +8797,6 @@
   <w:style w:type="character" w:default="1" w:styleId="DefaultParagraphFont">
     <w:name w:val="Default Paragraph Font"/>
     <w:uiPriority w:val="1"/>
-    <w:semiHidden/>
     <w:unhideWhenUsed/>
   </w:style>
   <w:style w:type="table" w:default="1" w:styleId="TableNormal">

--- a/06_merge_sort/mergeSort.docx
+++ b/06_merge_sort/mergeSort.docx
@@ -119,7 +119,35 @@
           <w:sz w:val="32"/>
           <w:szCs w:val="32"/>
         </w:rPr>
-        <w:t>Don’t Continue if end equal or greater than start</w:t>
+        <w:t>Don’t Continue if end equal</w:t>
+      </w:r>
+      <w:r>
+        <w:rPr>
+          <w:b/>
+          <w:bCs/>
+          <w:sz w:val="32"/>
+          <w:szCs w:val="32"/>
+        </w:rPr>
+        <w:t>s</w:t>
+      </w:r>
+      <w:r>
+        <w:rPr>
+          <w:b/>
+          <w:bCs/>
+          <w:sz w:val="32"/>
+          <w:szCs w:val="32"/>
+        </w:rPr>
+        <w:t xml:space="preserve"> or </w:t>
+      </w:r>
+      <w:r>
+        <w:rPr>
+          <w:b/>
+          <w:bCs/>
+          <w:color w:val="C00000"/>
+          <w:sz w:val="32"/>
+          <w:szCs w:val="32"/>
+        </w:rPr>
+        <w:t>greater than start</w:t>
       </w:r>
     </w:p>
     <w:p>
@@ -1497,7 +1525,6 @@
         <w:bidi/>
         <w:spacing w:after="0"/>
         <w:rPr>
-          <w:rFonts w:hint="cs"/>
           <w:b/>
           <w:bCs/>
           <w:color w:val="002060"/>
@@ -2109,7 +2136,6 @@
               <w:bidi/>
               <w:jc w:val="mediumKashida"/>
               <w:rPr>
-                <w:rFonts w:hint="cs"/>
                 <w:b/>
                 <w:bCs/>
                 <w:sz w:val="2"/>
@@ -2175,7 +2201,6 @@
               <w:bidi/>
               <w:jc w:val="mediumKashida"/>
               <w:rPr>
-                <w:rFonts w:hint="cs"/>
                 <w:b/>
                 <w:bCs/>
                 <w:sz w:val="28"/>
@@ -2207,7 +2232,6 @@
               <w:bidi/>
               <w:jc w:val="mediumKashida"/>
               <w:rPr>
-                <w:rFonts w:hint="cs"/>
                 <w:b/>
                 <w:bCs/>
                 <w:sz w:val="2"/>
@@ -2273,7 +2297,6 @@
               <w:bidi/>
               <w:jc w:val="mediumKashida"/>
               <w:rPr>
-                <w:rFonts w:hint="cs"/>
                 <w:b/>
                 <w:bCs/>
                 <w:sz w:val="28"/>
@@ -2305,7 +2328,6 @@
               <w:bidi/>
               <w:jc w:val="mediumKashida"/>
               <w:rPr>
-                <w:rFonts w:hint="cs"/>
                 <w:b/>
                 <w:bCs/>
                 <w:sz w:val="2"/>
@@ -2346,11 +2368,10 @@
                 <w:rtl/>
                 <w:lang w:bidi="ar-EG"/>
               </w:rPr>
-              <w:t xml:space="preserve"> بالكامل واتقسمت</w:t>
-            </w:r>
-            <w:r>
-              <w:rPr>
-                <w:rFonts w:hint="cs"/>
+              <w:t xml:space="preserve"> بالكامل واتقسمت ل 4 مشاكل</w:t>
+            </w:r>
+            <w:r>
+              <w:rPr>
                 <w:b/>
                 <w:bCs/>
                 <w:sz w:val="34"/>
@@ -2358,41 +2379,6 @@
                 <w:rtl/>
                 <w:lang w:bidi="ar-EG"/>
               </w:rPr>
-              <w:t xml:space="preserve"> ل 4</w:t>
-            </w:r>
-            <w:r>
-              <w:rPr>
-                <w:rFonts w:hint="cs"/>
-                <w:b/>
-                <w:bCs/>
-                <w:sz w:val="34"/>
-                <w:szCs w:val="34"/>
-                <w:rtl/>
-                <w:lang w:bidi="ar-EG"/>
-              </w:rPr>
-              <w:t xml:space="preserve"> </w:t>
-            </w:r>
-            <w:r>
-              <w:rPr>
-                <w:rFonts w:hint="cs"/>
-                <w:b/>
-                <w:bCs/>
-                <w:sz w:val="34"/>
-                <w:szCs w:val="34"/>
-                <w:rtl/>
-                <w:lang w:bidi="ar-EG"/>
-              </w:rPr>
-              <w:t>مشاكل</w:t>
-            </w:r>
-            <w:r>
-              <w:rPr>
-                <w:b/>
-                <w:bCs/>
-                <w:sz w:val="34"/>
-                <w:szCs w:val="34"/>
-                <w:rtl/>
-                <w:lang w:bidi="ar-EG"/>
-              </w:rPr>
               <w:br/>
             </w:r>
           </w:p>
@@ -2407,7 +2393,6 @@
               <w:bidi/>
               <w:jc w:val="mediumKashida"/>
               <w:rPr>
-                <w:rFonts w:hint="cs"/>
                 <w:b/>
                 <w:bCs/>
                 <w:sz w:val="28"/>
@@ -2759,7 +2744,6 @@
         </w:rPr>
         <w:t xml:space="preserve"> اللي هي </w:t>
       </w:r>
-      <w:proofErr w:type="spellStart"/>
       <w:r>
         <w:rPr>
           <w:b/>
@@ -2791,7 +2775,6 @@
         </w:rPr>
         <w:t>n</w:t>
       </w:r>
-      <w:proofErr w:type="spellEnd"/>
     </w:p>
     <w:p>
       <w:pPr>
@@ -3520,7 +3503,6 @@
         <w:bidi/>
         <w:spacing w:after="0"/>
         <w:rPr>
-          <w:rFonts w:hint="cs"/>
           <w:b/>
           <w:bCs/>
           <w:sz w:val="34"/>
@@ -6658,18 +6640,7 @@
                 <w:vertAlign w:val="superscript"/>
                 <w:lang w:bidi="ar-EG"/>
               </w:rPr>
-              <w:t>N/</w:t>
-            </w:r>
-            <w:r>
-              <w:rPr>
-                <w:b/>
-                <w:bCs/>
-                <w:sz w:val="44"/>
-                <w:szCs w:val="44"/>
-                <w:vertAlign w:val="superscript"/>
-                <w:lang w:bidi="ar-EG"/>
-              </w:rPr>
-              <w:t>8</w:t>
+              <w:t>N/8</w:t>
             </w:r>
           </w:p>
         </w:tc>
@@ -6706,18 +6677,7 @@
                 <w:vertAlign w:val="superscript"/>
                 <w:lang w:bidi="ar-EG"/>
               </w:rPr>
-              <w:t>last level</w:t>
-            </w:r>
-            <w:r>
-              <w:rPr>
-                <w:b/>
-                <w:bCs/>
-                <w:sz w:val="44"/>
-                <w:szCs w:val="44"/>
-                <w:vertAlign w:val="superscript"/>
-                <w:lang w:bidi="ar-EG"/>
-              </w:rPr>
-              <w:t xml:space="preserve"> k </w:t>
+              <w:t xml:space="preserve">last level k </w:t>
             </w:r>
           </w:p>
         </w:tc>
@@ -6748,18 +6708,7 @@
                 <w:vertAlign w:val="superscript"/>
                 <w:lang w:bidi="ar-EG"/>
               </w:rPr>
-              <w:t>N/</w:t>
-            </w:r>
-            <w:r>
-              <w:rPr>
-                <w:b/>
-                <w:bCs/>
-                <w:sz w:val="44"/>
-                <w:szCs w:val="44"/>
-                <w:vertAlign w:val="superscript"/>
-                <w:lang w:bidi="ar-EG"/>
-              </w:rPr>
-              <w:t>?</w:t>
+              <w:t>N/?</w:t>
             </w:r>
           </w:p>
         </w:tc>
@@ -6790,18 +6739,7 @@
                 <w:vertAlign w:val="superscript"/>
                 <w:lang w:bidi="ar-EG"/>
               </w:rPr>
-              <w:t>N/</w:t>
-            </w:r>
-            <w:r>
-              <w:rPr>
-                <w:b/>
-                <w:bCs/>
-                <w:sz w:val="44"/>
-                <w:szCs w:val="44"/>
-                <w:vertAlign w:val="superscript"/>
-                <w:lang w:bidi="ar-EG"/>
-              </w:rPr>
-              <w:t>?</w:t>
+              <w:t>N/?</w:t>
             </w:r>
           </w:p>
         </w:tc>
@@ -6832,18 +6770,7 @@
                 <w:vertAlign w:val="superscript"/>
                 <w:lang w:bidi="ar-EG"/>
               </w:rPr>
-              <w:t>N/</w:t>
-            </w:r>
-            <w:r>
-              <w:rPr>
-                <w:b/>
-                <w:bCs/>
-                <w:sz w:val="44"/>
-                <w:szCs w:val="44"/>
-                <w:vertAlign w:val="superscript"/>
-                <w:lang w:bidi="ar-EG"/>
-              </w:rPr>
-              <w:t>?</w:t>
+              <w:t>N/?</w:t>
             </w:r>
           </w:p>
         </w:tc>
@@ -6874,18 +6801,7 @@
                 <w:vertAlign w:val="superscript"/>
                 <w:lang w:bidi="ar-EG"/>
               </w:rPr>
-              <w:t>N/</w:t>
-            </w:r>
-            <w:r>
-              <w:rPr>
-                <w:b/>
-                <w:bCs/>
-                <w:sz w:val="44"/>
-                <w:szCs w:val="44"/>
-                <w:vertAlign w:val="superscript"/>
-                <w:lang w:bidi="ar-EG"/>
-              </w:rPr>
-              <w:t>?</w:t>
+              <w:t>N/?</w:t>
             </w:r>
           </w:p>
         </w:tc>
@@ -6916,18 +6832,7 @@
                 <w:vertAlign w:val="superscript"/>
                 <w:lang w:bidi="ar-EG"/>
               </w:rPr>
-              <w:t>N/</w:t>
-            </w:r>
-            <w:r>
-              <w:rPr>
-                <w:b/>
-                <w:bCs/>
-                <w:sz w:val="44"/>
-                <w:szCs w:val="44"/>
-                <w:vertAlign w:val="superscript"/>
-                <w:lang w:bidi="ar-EG"/>
-              </w:rPr>
-              <w:t>?</w:t>
+              <w:t>N/?</w:t>
             </w:r>
           </w:p>
         </w:tc>
@@ -6958,18 +6863,7 @@
                 <w:vertAlign w:val="superscript"/>
                 <w:lang w:bidi="ar-EG"/>
               </w:rPr>
-              <w:t>N/</w:t>
-            </w:r>
-            <w:r>
-              <w:rPr>
-                <w:b/>
-                <w:bCs/>
-                <w:sz w:val="44"/>
-                <w:szCs w:val="44"/>
-                <w:vertAlign w:val="superscript"/>
-                <w:lang w:bidi="ar-EG"/>
-              </w:rPr>
-              <w:t>?</w:t>
+              <w:t>N/?</w:t>
             </w:r>
           </w:p>
         </w:tc>
@@ -7141,17 +7035,7 @@
                 <w:szCs w:val="46"/>
                 <w:lang w:bidi="ar-EG"/>
               </w:rPr>
-              <w:t xml:space="preserve">K = </w:t>
-            </w:r>
-            <w:r>
-              <w:rPr>
-                <w:b/>
-                <w:bCs/>
-                <w:sz w:val="46"/>
-                <w:szCs w:val="46"/>
-                <w:lang w:bidi="ar-EG"/>
-              </w:rPr>
-              <w:t>2</w:t>
+              <w:t>K = 2</w:t>
             </w:r>
           </w:p>
         </w:tc>
@@ -7216,17 +7100,7 @@
                 <w:szCs w:val="46"/>
                 <w:lang w:bidi="ar-EG"/>
               </w:rPr>
-              <w:t xml:space="preserve">K = </w:t>
-            </w:r>
-            <w:r>
-              <w:rPr>
-                <w:b/>
-                <w:bCs/>
-                <w:sz w:val="46"/>
-                <w:szCs w:val="46"/>
-                <w:lang w:bidi="ar-EG"/>
-              </w:rPr>
-              <w:t>3</w:t>
+              <w:t>K = 3</w:t>
             </w:r>
           </w:p>
         </w:tc>
@@ -7256,17 +7130,7 @@
                 <w:szCs w:val="46"/>
                 <w:lang w:bidi="ar-EG"/>
               </w:rPr>
-              <w:t xml:space="preserve">N = </w:t>
-            </w:r>
-            <w:r>
-              <w:rPr>
-                <w:b/>
-                <w:bCs/>
-                <w:sz w:val="46"/>
-                <w:szCs w:val="46"/>
-                <w:lang w:bidi="ar-EG"/>
-              </w:rPr>
-              <w:t>8</w:t>
+              <w:t>N = 8</w:t>
             </w:r>
           </w:p>
         </w:tc>
@@ -7301,17 +7165,7 @@
                 <w:szCs w:val="46"/>
                 <w:lang w:bidi="ar-EG"/>
               </w:rPr>
-              <w:t xml:space="preserve">K = </w:t>
-            </w:r>
-            <w:r>
-              <w:rPr>
-                <w:b/>
-                <w:bCs/>
-                <w:sz w:val="46"/>
-                <w:szCs w:val="46"/>
-                <w:lang w:bidi="ar-EG"/>
-              </w:rPr>
-              <w:t>4</w:t>
+              <w:t>K = 4</w:t>
             </w:r>
           </w:p>
         </w:tc>
@@ -7341,17 +7195,7 @@
                 <w:szCs w:val="46"/>
                 <w:lang w:bidi="ar-EG"/>
               </w:rPr>
-              <w:t xml:space="preserve">N = </w:t>
-            </w:r>
-            <w:r>
-              <w:rPr>
-                <w:b/>
-                <w:bCs/>
-                <w:sz w:val="46"/>
-                <w:szCs w:val="46"/>
-                <w:lang w:bidi="ar-EG"/>
-              </w:rPr>
-              <w:t>16</w:t>
+              <w:t>N = 16</w:t>
             </w:r>
           </w:p>
         </w:tc>
@@ -7386,17 +7230,7 @@
                 <w:szCs w:val="46"/>
                 <w:lang w:bidi="ar-EG"/>
               </w:rPr>
-              <w:t xml:space="preserve">K = </w:t>
-            </w:r>
-            <w:r>
-              <w:rPr>
-                <w:b/>
-                <w:bCs/>
-                <w:sz w:val="46"/>
-                <w:szCs w:val="46"/>
-                <w:lang w:bidi="ar-EG"/>
-              </w:rPr>
-              <w:t>5</w:t>
+              <w:t>K = 5</w:t>
             </w:r>
           </w:p>
         </w:tc>
@@ -7426,17 +7260,7 @@
                 <w:szCs w:val="46"/>
                 <w:lang w:bidi="ar-EG"/>
               </w:rPr>
-              <w:t xml:space="preserve">N = </w:t>
-            </w:r>
-            <w:r>
-              <w:rPr>
-                <w:b/>
-                <w:bCs/>
-                <w:sz w:val="46"/>
-                <w:szCs w:val="46"/>
-                <w:lang w:bidi="ar-EG"/>
-              </w:rPr>
-              <w:t>32</w:t>
+              <w:t>N = 32</w:t>
             </w:r>
           </w:p>
         </w:tc>
@@ -7471,17 +7295,7 @@
                 <w:szCs w:val="46"/>
                 <w:lang w:bidi="ar-EG"/>
               </w:rPr>
-              <w:t xml:space="preserve">K = </w:t>
-            </w:r>
-            <w:r>
-              <w:rPr>
-                <w:b/>
-                <w:bCs/>
-                <w:sz w:val="46"/>
-                <w:szCs w:val="46"/>
-                <w:lang w:bidi="ar-EG"/>
-              </w:rPr>
-              <w:t>6</w:t>
+              <w:t>K = 6</w:t>
             </w:r>
           </w:p>
         </w:tc>
@@ -7511,17 +7325,7 @@
                 <w:szCs w:val="46"/>
                 <w:lang w:bidi="ar-EG"/>
               </w:rPr>
-              <w:t xml:space="preserve">N = </w:t>
-            </w:r>
-            <w:r>
-              <w:rPr>
-                <w:b/>
-                <w:bCs/>
-                <w:sz w:val="46"/>
-                <w:szCs w:val="46"/>
-                <w:lang w:bidi="ar-EG"/>
-              </w:rPr>
-              <w:t>64</w:t>
+              <w:t>N = 64</w:t>
             </w:r>
           </w:p>
         </w:tc>
@@ -7748,18 +7552,7 @@
           <w:szCs w:val="46"/>
           <w:lang w:bidi="ar-EG"/>
         </w:rPr>
-        <w:t xml:space="preserve">k = </w:t>
-      </w:r>
-      <w:proofErr w:type="spellStart"/>
-      <w:r>
-        <w:rPr>
-          <w:b/>
-          <w:bCs/>
-          <w:sz w:val="46"/>
-          <w:szCs w:val="46"/>
-          <w:lang w:bidi="ar-EG"/>
-        </w:rPr>
-        <w:t>nlog</w:t>
+        <w:t>k = nlog</w:t>
       </w:r>
       <w:r>
         <w:rPr>
@@ -7772,7 +7565,6 @@
         </w:rPr>
         <w:t>n</w:t>
       </w:r>
-      <w:proofErr w:type="spellEnd"/>
     </w:p>
     <w:p>
       <w:pPr>
@@ -7867,27 +7659,7 @@
           <w:szCs w:val="46"/>
           <w:lang w:bidi="ar-EG"/>
         </w:rPr>
-        <w:t xml:space="preserve">f(n) = n * </w:t>
-      </w:r>
-      <w:r>
-        <w:rPr>
-          <w:b/>
-          <w:bCs/>
-          <w:sz w:val="46"/>
-          <w:szCs w:val="46"/>
-          <w:lang w:bidi="ar-EG"/>
-        </w:rPr>
-        <w:t>logn</w:t>
-      </w:r>
-      <w:r>
-        <w:rPr>
-          <w:b/>
-          <w:bCs/>
-          <w:sz w:val="46"/>
-          <w:szCs w:val="46"/>
-          <w:lang w:bidi="ar-EG"/>
-        </w:rPr>
-        <w:t>+1</w:t>
+        <w:t>f(n) = n * logn+1</w:t>
       </w:r>
     </w:p>
     <w:p>
@@ -7895,7 +7667,6 @@
         <w:bidi/>
         <w:spacing w:after="0"/>
         <w:rPr>
-          <w:rFonts w:hint="cs"/>
           <w:b/>
           <w:bCs/>
           <w:sz w:val="46"/>
@@ -8080,16 +7851,91 @@
         <w:rPr>
           <w:b/>
           <w:bCs/>
+          <w:noProof/>
           <w:sz w:val="68"/>
           <w:szCs w:val="68"/>
           <w:u w:val="single"/>
         </w:rPr>
         <w:lastRenderedPageBreak/>
+        <w:drawing>
+          <wp:anchor distT="0" distB="0" distL="114300" distR="114300" simplePos="0" relativeHeight="251659264" behindDoc="0" locked="0" layoutInCell="1" allowOverlap="1" wp14:anchorId="2AD5D7F9" wp14:editId="100B92DE">
+            <wp:simplePos x="0" y="0"/>
+            <wp:positionH relativeFrom="column">
+              <wp:posOffset>-96698</wp:posOffset>
+            </wp:positionH>
+            <wp:positionV relativeFrom="paragraph">
+              <wp:posOffset>707873</wp:posOffset>
+            </wp:positionV>
+            <wp:extent cx="6685915" cy="2465070"/>
+            <wp:effectExtent l="0" t="0" r="635" b="0"/>
+            <wp:wrapSquare wrapText="bothSides"/>
+            <wp:docPr id="1521109842" name="Picture 1"/>
+            <wp:cNvGraphicFramePr>
+              <a:graphicFrameLocks xmlns:a="http://schemas.openxmlformats.org/drawingml/2006/main" noChangeAspect="1"/>
+            </wp:cNvGraphicFramePr>
+            <a:graphic xmlns:a="http://schemas.openxmlformats.org/drawingml/2006/main">
+              <a:graphicData uri="http://schemas.openxmlformats.org/drawingml/2006/picture">
+                <pic:pic xmlns:pic="http://schemas.openxmlformats.org/drawingml/2006/picture">
+                  <pic:nvPicPr>
+                    <pic:cNvPr id="0" name="Picture 1"/>
+                    <pic:cNvPicPr>
+                      <a:picLocks noChangeAspect="1" noChangeArrowheads="1"/>
+                    </pic:cNvPicPr>
+                  </pic:nvPicPr>
+                  <pic:blipFill>
+                    <a:blip r:embed="rId4">
+                      <a:extLst>
+                        <a:ext uri="{28A0092B-C50C-407E-A947-70E740481C1C}">
+                          <a14:useLocalDpi xmlns:a14="http://schemas.microsoft.com/office/drawing/2010/main" val="0"/>
+                        </a:ext>
+                      </a:extLst>
+                    </a:blip>
+                    <a:srcRect/>
+                    <a:stretch>
+                      <a:fillRect/>
+                    </a:stretch>
+                  </pic:blipFill>
+                  <pic:spPr bwMode="auto">
+                    <a:xfrm>
+                      <a:off x="0" y="0"/>
+                      <a:ext cx="6685915" cy="2465070"/>
+                    </a:xfrm>
+                    <a:prstGeom prst="rect">
+                      <a:avLst/>
+                    </a:prstGeom>
+                    <a:noFill/>
+                    <a:ln>
+                      <a:noFill/>
+                    </a:ln>
+                  </pic:spPr>
+                </pic:pic>
+              </a:graphicData>
+            </a:graphic>
+            <wp14:sizeRelH relativeFrom="page">
+              <wp14:pctWidth>0</wp14:pctWidth>
+            </wp14:sizeRelH>
+            <wp14:sizeRelV relativeFrom="page">
+              <wp14:pctHeight>0</wp14:pctHeight>
+            </wp14:sizeRelV>
+          </wp:anchor>
+        </w:drawing>
+      </w:r>
+      <w:r>
+        <w:rPr>
+          <w:b/>
+          <w:bCs/>
+          <w:sz w:val="68"/>
+          <w:szCs w:val="68"/>
+          <w:u w:val="single"/>
+        </w:rPr>
         <w:t>master method – master theorem</w:t>
       </w:r>
     </w:p>
     <w:p>
       <w:pPr>
+        <w:pBdr>
+          <w:bottom w:val="single" w:sz="6" w:space="1" w:color="auto"/>
+        </w:pBdr>
         <w:bidi/>
         <w:spacing w:after="0"/>
         <w:jc w:val="right"/>
@@ -8153,7 +7999,6 @@
         <w:spacing w:after="0"/>
         <w:jc w:val="center"/>
         <w:rPr>
-          <w:rFonts w:hint="cs"/>
           <w:b/>
           <w:bCs/>
           <w:sz w:val="46"/>
@@ -8797,6 +8642,7 @@
   <w:style w:type="character" w:default="1" w:styleId="DefaultParagraphFont">
     <w:name w:val="Default Paragraph Font"/>
     <w:uiPriority w:val="1"/>
+    <w:semiHidden/>
     <w:unhideWhenUsed/>
   </w:style>
   <w:style w:type="table" w:default="1" w:styleId="TableNormal">
